--- a/RelatedWork_Draft.docx
+++ b/RelatedWork_Draft.docx
@@ -11,6 +11,16 @@
       </w:r>
     </w:p>
     <w:p>
+      <w:pPr/>
+      <w:r>
+        <w:rPr>
+          <w:i/>
+          <w:color w:val="444444"/>
+        </w:rPr>
+        <w:t>NOTE: For each group of papers, three variant phrasings are provided. Select one variant per group when assembling the final section. The Assembled Recommended Version at the end combines Variant A for all groups.</w:t>
+      </w:r>
+    </w:p>
+    <w:p>
       <w:pPr>
         <w:pStyle w:val="Heading2"/>
       </w:pPr>
@@ -19,1050 +29,178 @@
       </w:r>
     </w:p>
     <w:p>
-      <w:pPr>
-        <w:jc w:val="both"/>
-      </w:pPr>
+      <w:pPr/>
       <w:r>
         <w:rPr>
-          <w:rFonts w:ascii="Times New Roman" w:hAnsi="Times New Roman"/>
-          <w:b w:val="0"/>
-          <w:i/>
-          <w:color w:val="555555"/>
-          <w:sz w:val="22"/>
-        </w:rPr>
-        <w:t>NOTE TO AUTHOR: The assembled paragraph below represents a recommended coherent version combining one variant from each paper. Variant labels are provided separately for each paper so you can mix and match.</w:t>
-      </w:r>
-    </w:p>
-    <w:p>
-      <w:pPr>
-        <w:spacing w:before="160"/>
-      </w:pPr>
-      <w:r>
-        <w:rPr>
-          <w:rFonts w:ascii="Times New Roman" w:hAnsi="Times New Roman"/>
           <w:b/>
-          <w:color w:val="8B0000"/>
-          <w:sz w:val="22"/>
+          <w:color w:val="2E75B6"/>
         </w:rPr>
         <w:t>▶ Topic Sentence</w:t>
       </w:r>
     </w:p>
     <w:p>
-      <w:pPr>
-        <w:jc w:val="both"/>
-      </w:pPr>
+      <w:pPr/>
       <w:r>
-        <w:rPr>
-          <w:rFonts w:ascii="Times New Roman" w:hAnsi="Times New Roman"/>
-          <w:b w:val="0"/>
-          <w:i w:val="0"/>
-          <w:sz w:val="22"/>
-        </w:rPr>
         <w:t>Machine learning (ML), particularly deep reinforcement learning (DRL), has been widely applied to service migration in mobile edge computing (MEC) to cope with the dynamic and uncertain nature of user mobility and network conditions.</w:t>
-      </w:r>
-    </w:p>
-    <w:p/>
-    <w:p>
-      <w:pPr>
-        <w:spacing w:before="160"/>
-      </w:pPr>
-      <w:r>
-        <w:rPr>
-          <w:rFonts w:ascii="Times New Roman" w:hAnsi="Times New Roman"/>
-          <w:b/>
-          <w:color w:val="8B0000"/>
-          <w:sz w:val="22"/>
-        </w:rPr>
-        <w:t>Paper 1 — Yuan et al. [TVT 2020]: Joint Service Migration and Mobility Optimization for VEC</w:t>
       </w:r>
     </w:p>
     <w:p>
       <w:pPr>
-        <w:ind w:left="432"/>
-        <w:jc w:val="both"/>
+        <w:pStyle w:val="Heading3"/>
       </w:pPr>
       <w:r>
+        <w:t>Paper Group 1 — DRL for VEC/IoV Migration: Yuan et al. [1], Peng et al. [4], Gao et al. [7], Khamari et al. [11], Chen et al. [5]</w:t>
+      </w:r>
+    </w:p>
+    <w:p>
+      <w:pPr/>
+      <w:r>
         <w:rPr>
-          <w:rFonts w:ascii="Times New Roman" w:hAnsi="Times New Roman"/>
           <w:b/>
-          <w:color w:val="00509E"/>
-          <w:sz w:val="22"/>
+          <w:color w:val="1970C7"/>
         </w:rPr>
-        <w:t xml:space="preserve">Variant A: </w:t>
+        <w:t xml:space="preserve">[Variant A] </w:t>
       </w:r>
       <w:r>
+        <w:t>Several studies address DRL-based service migration in vehicular and IoV settings. Yuan et al. [1] proposed a multi-agent DRL algorithm using a two-branch convolutional deep Q-network to jointly optimize migration and vehicle routing in VEC, minimizing composite service delay, migration cost, and travel time. Peng et al. [4] introduced a fast transfer RL method for cost-aware migration in dynamic VEC, improving satisfaction probability by up to 30% with reduced training overhead. Gao et al. [7] proposed VRCCS-AC, combining variational recurrent modeling with actor-critic RL for decentralized VEC migration that reuses strategies and reduces signaling overhead. Khamari et al. [11] modeled VEC migration as an MDP and designed an adaptive DRL policy that balances latency and migration cost under dynamic vehicular topology. Chen et al. [5] decoupled the MINLP of joint migration and resource allocation in IoV via SR-CL, pairing convex optimization for resource allocation with asynchronous actor-critic DRL for migration decisions.</w:t>
+      </w:r>
+    </w:p>
+    <w:p>
+      <w:pPr/>
+      <w:r>
         <w:rPr>
-          <w:rFonts w:ascii="Times New Roman" w:hAnsi="Times New Roman"/>
-          <w:sz w:val="22"/>
+          <w:b/>
+          <w:color w:val="1970C7"/>
         </w:rPr>
-        <w:t>Yuan et al. [1] jointly optimized service migration and vehicle routing in vehicular edge computing (VEC) and proposed a multi-agent DRL (MADRL) algorithm based on a two-branch convolutional deep Q-network to minimize composite service delay, migration cost, and travel time in a distributed manner.</w:t>
+        <w:t xml:space="preserve">[Variant B] </w:t>
+      </w:r>
+      <w:r>
+        <w:t>A rich body of DRL-based work targets vehicular and IoV migration scenarios. Yuan et al. [1] used a multi-agent deep Q-network to coordinate migration and routing decisions in VEC in a distributed manner. To rapidly adapt to changing VEC environments, Peng et al. [4] combined transfer learning with RL, yielding significant gains in service satisfaction with reduced training time. Gao et al. [7] and Khamari et al. [11] addressed scalability and adaptivity challenges in VEC by designing actor-critic and adaptive DRL frameworks respectively, each reducing migration overhead under dynamic vehicular conditions. Chen et al. [5] further addressed IoV resource constraints by decomposing the migration and resource problem and solving each sub-problem with a tailored optimizer.</w:t>
+      </w:r>
+    </w:p>
+    <w:p>
+      <w:pPr/>
+      <w:r>
+        <w:rPr>
+          <w:b/>
+          <w:color w:val="1970C7"/>
+        </w:rPr>
+        <w:t xml:space="preserve">[Variant C] </w:t>
+      </w:r>
+      <w:r>
+        <w:t>In VEC and IoV contexts, DRL has been applied at various scales. In [1], joint migration and routing in VEC was addressed with a multi-agent convolutional DQN, while in [4] a transfer-RL approach was developed for fast policy adaptation across dynamic VEC scenarios. Decentralized and adaptive DRL strategies were explored in [7] and [11] to address scalability and rapidly changing vehicular topologies. In [5], the joint migration and resource allocation MINLP in IoV was decomposed and solved by combining convex optimization with an actor-critic DRL, forming the SR-CL framework.</w:t>
       </w:r>
     </w:p>
     <w:p>
       <w:pPr>
-        <w:ind w:left="432"/>
-        <w:jc w:val="both"/>
+        <w:pStyle w:val="Heading3"/>
       </w:pPr>
       <w:r>
+        <w:t>Paper Group 2 — DRL for MEC Migration: Wang et al. [2][3], Zhang et al. [6], Tran &amp; Yoo [12], Wang et al. [10]</w:t>
+      </w:r>
+    </w:p>
+    <w:p>
+      <w:pPr/>
+      <w:r>
         <w:rPr>
-          <w:rFonts w:ascii="Times New Roman" w:hAnsi="Times New Roman"/>
           <w:b/>
-          <w:color w:val="00509E"/>
-          <w:sz w:val="22"/>
+          <w:color w:val="1970C7"/>
         </w:rPr>
-        <w:t xml:space="preserve">Variant B: </w:t>
+        <w:t xml:space="preserve">[Variant A] </w:t>
       </w:r>
       <w:r>
+        <w:t>In general MEC settings, several works model migration as an MDP or POMDP and apply RL-based solvers. Wang et al. [2] formulated microservice coordination as an MDP and proposed an online RL algorithm that provably approaches optimal performance on real-world datasets. Wang et al. [3] extended this to a POMDP under partial observability, designing a deep recurrent actor-critic with an LSTM encoder to extract hidden states from incomplete system information. Tran and Yoo [12] augmented a DRL migration agent with an RNN for user movement prediction, enabling proactive migrations that reduce system delay. Wang et al. [10] applied RL to jointly optimize task offloading and migration in mobility-aware MEC, maximizing cumulative system revenue under dynamic conditions. Zhang et al. [6] studied the novel problem of digital twin (DT) migration under dual supplier-consumer mobility, proving NP-hardness and developing a DRL-based online algorithm.</w:t>
+      </w:r>
+    </w:p>
+    <w:p>
+      <w:pPr/>
+      <w:r>
         <w:rPr>
-          <w:rFonts w:ascii="Times New Roman" w:hAnsi="Times New Roman"/>
-          <w:sz w:val="22"/>
+          <w:b/>
+          <w:color w:val="1970C7"/>
         </w:rPr>
-        <w:t>To address the coupled service migration and mobility optimization problem in VEC, Yuan et al. [1] leveraged road traffic assignment to proactively reshape resource demand distributions, and proposed a scalable MADRL solution that coordinates migration and routing actions via a two-branch convolutional network.</w:t>
+        <w:t xml:space="preserve">[Variant B] </w:t>
+      </w:r>
+      <w:r>
+        <w:t>Multiple DRL/RL-based migration frameworks have been developed for general MEC environments. Wang et al. [2] and [3] progressively addressed increasing levels of system uncertainty — from full observability with near-optimal RL to partial observability with a recurrent actor-critic algorithm. Tran and Yoo [12] further incorporated RNN-based mobility prediction into the DRL agent to enable proactive migration. Wang et al. [10] extended migration to include joint task offloading via RL-based revenue maximization. Zhang et al. [6] addressed DT migration with dual mobility, formulating the offline problem as an ILP and solving the online problem with DRL.</w:t>
+      </w:r>
+    </w:p>
+    <w:p>
+      <w:pPr/>
+      <w:r>
+        <w:rPr>
+          <w:b/>
+          <w:color w:val="1970C7"/>
+        </w:rPr>
+        <w:t xml:space="preserve">[Variant C] </w:t>
+      </w:r>
+      <w:r>
+        <w:t>In MEC networks, RL approaches span from full-information MDPs to partial observability. Wang et al. [2] established near-optimal RL for microservice coordination, extended in [3] to partial observability via a deep recurrent actor-critic with LSTM hidden-state modeling. In [12], DRL was combined with RNN-based mobility prediction for proactive migration, while in [10] joint offloading and migration was handled via RL-based MDP maximization. Zhang et al. [6] addressed the emerging DT migration problem with a DRL algorithm for NP-hard joint placement under simultaneous supplier and consumer mobility.</w:t>
       </w:r>
     </w:p>
     <w:p>
       <w:pPr>
-        <w:ind w:left="432"/>
-        <w:jc w:val="both"/>
+        <w:pStyle w:val="Heading3"/>
       </w:pPr>
       <w:r>
-        <w:rPr>
-          <w:rFonts w:ascii="Times New Roman" w:hAnsi="Times New Roman"/>
-          <w:b/>
-          <w:color w:val="00509E"/>
-          <w:sz w:val="22"/>
-        </w:rPr>
-        <w:t xml:space="preserve">Variant C: </w:t>
-      </w:r>
-      <w:r>
-        <w:rPr>
-          <w:rFonts w:ascii="Times New Roman" w:hAnsi="Times New Roman"/>
-          <w:sz w:val="22"/>
-        </w:rPr>
-        <w:t>In [1], Yuan et al. tackled the curse of dimensionality arising from the joint scheduling of communication, computation, and route planning in VEC by designing a multi-agent DRL framework, demonstrating substantial reductions in service delay, migration cost, and travel time over existing baselines.</w:t>
-      </w:r>
-    </w:p>
-    <w:p/>
-    <w:p>
-      <w:pPr>
-        <w:spacing w:before="160"/>
-      </w:pPr>
-      <w:r>
-        <w:rPr>
-          <w:rFonts w:ascii="Times New Roman" w:hAnsi="Times New Roman"/>
-          <w:b/>
-          <w:color w:val="8B0000"/>
-          <w:sz w:val="22"/>
-        </w:rPr>
-        <w:t>Paper 2 — Wang et al. [TMC 2021]: Delay-Aware Microservice Coordination via RL</w:t>
+        <w:t>Paper Group 3 — DRL for Computation Offloading: Ale et al. [8], Zhou et al. [9]</w:t>
       </w:r>
     </w:p>
     <w:p>
-      <w:pPr>
-        <w:ind w:left="432"/>
-        <w:jc w:val="both"/>
-      </w:pPr>
+      <w:pPr/>
       <w:r>
         <w:rPr>
-          <w:rFonts w:ascii="Times New Roman" w:hAnsi="Times New Roman"/>
           <w:b/>
-          <w:color w:val="00509E"/>
-          <w:sz w:val="22"/>
+          <w:color w:val="1970C7"/>
         </w:rPr>
-        <w:t xml:space="preserve">Variant A: </w:t>
+        <w:t xml:space="preserve">[Variant A] </w:t>
       </w:r>
       <w:r>
-        <w:rPr>
-          <w:rFonts w:ascii="Times New Roman" w:hAnsi="Times New Roman"/>
-          <w:sz w:val="22"/>
-        </w:rPr>
-        <w:t>Wang et al. [2] formulated microservice coordination across edge clouds as an MDP and proposed an online RL-based algorithm to minimize service delay and migration cost in MEC, theoretically proving near-optimal convergence on real-world base-station and taxi-track datasets.</w:t>
+        <w:t>DRL has also been applied to the related problem of computation offloading in MEC. Ale et al. [8] trained a DRL agent to maximize tasks completed before deadlines in a dynamic multi-server MEC system with time-varying channels and heterogeneous task requirements. Zhou et al. [9] designed a DRL framework for multi-user MEC that minimizes total energy consumption under delay constraints without requiring statistical knowledge of user demand distributions.</w:t>
       </w:r>
     </w:p>
     <w:p>
-      <w:pPr>
-        <w:ind w:left="432"/>
-        <w:jc w:val="both"/>
-      </w:pPr>
+      <w:pPr/>
       <w:r>
         <w:rPr>
-          <w:rFonts w:ascii="Times New Roman" w:hAnsi="Times New Roman"/>
           <w:b/>
-          <w:color w:val="00509E"/>
-          <w:sz w:val="22"/>
+          <w:color w:val="1970C7"/>
         </w:rPr>
-        <w:t xml:space="preserve">Variant B: </w:t>
+        <w:t xml:space="preserve">[Variant B] </w:t>
       </w:r>
       <w:r>
-        <w:rPr>
-          <w:rFonts w:ascii="Times New Roman" w:hAnsi="Times New Roman"/>
-          <w:sz w:val="22"/>
-        </w:rPr>
-        <w:t>Targeting the seamless coordination of microservices in MEC, Wang et al. [2] designed both an offline dynamic-programming algorithm for global optimality and an RL-based online counterpart that achieves near-optimal performance without requiring prior knowledge of channel conditions or task arrivals.</w:t>
+        <w:t>Adjacent to migration, DRL-based offloading schemes offer complementary insights. In [8], Ale et al. handled deadline-constrained multi-server task offloading with a DRL policy trained under time-varying channel conditions. Zhou et al. [9] addressed energy-efficient offloading under delay constraints in dynamic multi-user MEC by formulating the problem as an MDP and employing DRL without prior demand statistics.</w:t>
       </w:r>
     </w:p>
     <w:p>
-      <w:pPr>
-        <w:ind w:left="432"/>
-        <w:jc w:val="both"/>
-      </w:pPr>
+      <w:pPr/>
       <w:r>
         <w:rPr>
-          <w:rFonts w:ascii="Times New Roman" w:hAnsi="Times New Roman"/>
           <w:b/>
-          <w:color w:val="00509E"/>
-          <w:sz w:val="22"/>
+          <w:color w:val="1970C7"/>
         </w:rPr>
-        <w:t xml:space="preserve">Variant C: </w:t>
+        <w:t xml:space="preserve">[Variant C] </w:t>
       </w:r>
       <w:r>
-        <w:rPr>
-          <w:rFonts w:ascii="Times New Roman" w:hAnsi="Times New Roman"/>
-          <w:sz w:val="22"/>
-        </w:rPr>
-        <w:t>In [2], a reinforcement learning approach was proposed for delay-aware microservice coordination in MEC, where the MDP formulation enables an online algorithm to learn the optimal migration strategy adaptively, outperforming existing methods in service delay and migration cost.</w:t>
-      </w:r>
-    </w:p>
-    <w:p/>
-    <w:p>
-      <w:pPr>
-        <w:spacing w:before="160"/>
-      </w:pPr>
-      <w:r>
-        <w:rPr>
-          <w:rFonts w:ascii="Times New Roman" w:hAnsi="Times New Roman"/>
-          <w:b/>
-          <w:color w:val="8B0000"/>
-          <w:sz w:val="22"/>
-        </w:rPr>
-        <w:t>Paper 3 — Wang et al. [TMC 2023]: Online Migration via Deep Recurrent Actor-Critic (POMDP)</w:t>
+        <w:t>For computation offloading in dynamic MEC environments, DRL has proven effective. In [8], DRL was used to schedule heterogeneous IoT tasks across multiple edge servers to maximize deadline satisfaction under variable channel conditions. In [9], a DRL algorithm jointly optimized offloading decisions and resource allocation to minimize system energy while satisfying delay constraints across multiple users.</w:t>
       </w:r>
     </w:p>
     <w:p>
-      <w:pPr>
-        <w:ind w:left="432"/>
-        <w:jc w:val="both"/>
-      </w:pPr>
+      <w:pPr/>
       <w:r>
         <w:rPr>
-          <w:rFonts w:ascii="Times New Roman" w:hAnsi="Times New Roman"/>
           <w:b/>
-          <w:color w:val="00509E"/>
-          <w:sz w:val="22"/>
+          <w:color w:val="2E75B6"/>
         </w:rPr>
-        <w:t xml:space="preserve">Variant A: </w:t>
-      </w:r>
-      <w:r>
-        <w:rPr>
-          <w:rFonts w:ascii="Times New Roman" w:hAnsi="Times New Roman"/>
-          <w:sz w:val="22"/>
-        </w:rPr>
-        <w:t>To handle incomplete system information, Wang et al. [3] modeled service migration as a Partially Observable MDP (POMDP) and proposed a deep recurrent actor-critic algorithm combining LSTM and an embedding matrix for hidden-state extraction, achieving near-optimal performance on real-world mobility traces.</w:t>
+        <w:t>▶ Common Limitations of ML-Based Approaches</w:t>
       </w:r>
     </w:p>
     <w:p>
-      <w:pPr>
-        <w:ind w:left="432"/>
-        <w:jc w:val="both"/>
-      </w:pPr>
+      <w:pPr/>
       <w:r>
-        <w:rPr>
-          <w:rFonts w:ascii="Times New Roman" w:hAnsi="Times New Roman"/>
-          <w:b/>
-          <w:color w:val="00509E"/>
-          <w:sz w:val="22"/>
-        </w:rPr>
-        <w:t xml:space="preserve">Variant B: </w:t>
-      </w:r>
-      <w:r>
-        <w:rPr>
-          <w:rFonts w:ascii="Times New Roman" w:hAnsi="Times New Roman"/>
-          <w:sz w:val="22"/>
-        </w:rPr>
-        <w:t>Wang et al. [3] addressed the scalability limitation of centralized migration methods by developing a user-centric POMDP-based DRL framework in which an off-policy actor-critic algorithm exploits incomplete state information to make effective online migration decisions.</w:t>
+        <w:t>Despite their demonstrated effectiveness in specific scenarios, directly applying ML/DRL to service migration without proper problem decomposition introduces several fundamental challenges. First, the joint optimization of migration destinations, resource allocation, and routing yields an exponentially large combinatorial action space, leading to inefficient exploration and poor sample efficiency. Second, the entanglement of discrete migration decisions and continuous resource variables produces an unstable mixed action space with oscillating training dynamics, particularly in multi-user or multi-server scenarios. Third, without decomposition to decouple resource constraints per network element, the agent lacks an explicit mechanism to enforce hard capacity constraints on computing, bandwidth, or link resources during learning, frequently resulting in constraint violations that penalty-based approaches cannot reliably remedy in deployment.</w:t>
       </w:r>
     </w:p>
-    <w:p>
-      <w:pPr>
-        <w:ind w:left="432"/>
-        <w:jc w:val="both"/>
-      </w:pPr>
-      <w:r>
-        <w:rPr>
-          <w:rFonts w:ascii="Times New Roman" w:hAnsi="Times New Roman"/>
-          <w:b/>
-          <w:color w:val="00509E"/>
-          <w:sz w:val="22"/>
-        </w:rPr>
-        <w:t xml:space="preserve">Variant C: </w:t>
-      </w:r>
-      <w:r>
-        <w:rPr>
-          <w:rFonts w:ascii="Times New Roman" w:hAnsi="Times New Roman"/>
-          <w:sz w:val="22"/>
-        </w:rPr>
-        <w:t>In [3], a deep recurrent actor-critic learning approach was proposed for online service migration under partial observability, where an LSTM-based encoder captures temporal dependencies in incomplete system states, consistently outperforming heuristic and state-of-the-art RL baselines.</w:t>
-      </w:r>
-    </w:p>
-    <w:p/>
-    <w:p>
-      <w:pPr>
-        <w:spacing w:before="160"/>
-      </w:pPr>
-      <w:r>
-        <w:rPr>
-          <w:rFonts w:ascii="Times New Roman" w:hAnsi="Times New Roman"/>
-          <w:b/>
-          <w:color w:val="8B0000"/>
-          <w:sz w:val="22"/>
-        </w:rPr>
-        <w:t>Paper 4 — Peng et al. [TMC 2024]: Transfer RL for Cost-Aware Migration in Dynamic VEC</w:t>
-      </w:r>
-    </w:p>
-    <w:p>
-      <w:pPr>
-        <w:ind w:left="432"/>
-        <w:jc w:val="both"/>
-      </w:pPr>
-      <w:r>
-        <w:rPr>
-          <w:rFonts w:ascii="Times New Roman" w:hAnsi="Times New Roman"/>
-          <w:b/>
-          <w:color w:val="00509E"/>
-          <w:sz w:val="22"/>
-        </w:rPr>
-        <w:t xml:space="preserve">Variant A: </w:t>
-      </w:r>
-      <w:r>
-        <w:rPr>
-          <w:rFonts w:ascii="Times New Roman" w:hAnsi="Times New Roman"/>
-          <w:sz w:val="22"/>
-        </w:rPr>
-        <w:t>Peng et al. [4] considered the joint impact of computing cost and communication cost on service quality, and proposed a fast transfer reinforcement learning (fast-TRL) method for adaptive service migration in dynamic VEC networks, improving satisfaction degree by up to 30% with 25% less training time.</w:t>
-      </w:r>
-    </w:p>
-    <w:p>
-      <w:pPr>
-        <w:ind w:left="432"/>
-        <w:jc w:val="both"/>
-      </w:pPr>
-      <w:r>
-        <w:rPr>
-          <w:rFonts w:ascii="Times New Roman" w:hAnsi="Times New Roman"/>
-          <w:b/>
-          <w:color w:val="00509E"/>
-          <w:sz w:val="22"/>
-        </w:rPr>
-        <w:t xml:space="preserve">Variant B: </w:t>
-      </w:r>
-      <w:r>
-        <w:rPr>
-          <w:rFonts w:ascii="Times New Roman" w:hAnsi="Times New Roman"/>
-          <w:sz w:val="22"/>
-        </w:rPr>
-        <w:t>Unlike schemes that only account for communication overhead, Peng et al. [4] introduced a computing and communication cost-aware migration framework for VEC that combines transfer learning with RL to rapidly adapt to new network scenarios and maximize service delay-satisfaction probability.</w:t>
-      </w:r>
-    </w:p>
-    <w:p>
-      <w:pPr>
-        <w:ind w:left="432"/>
-        <w:jc w:val="both"/>
-      </w:pPr>
-      <w:r>
-        <w:rPr>
-          <w:rFonts w:ascii="Times New Roman" w:hAnsi="Times New Roman"/>
-          <w:b/>
-          <w:color w:val="00509E"/>
-          <w:sz w:val="22"/>
-        </w:rPr>
-        <w:t xml:space="preserve">Variant C: </w:t>
-      </w:r>
-      <w:r>
-        <w:rPr>
-          <w:rFonts w:ascii="Times New Roman" w:hAnsi="Times New Roman"/>
-          <w:sz w:val="22"/>
-        </w:rPr>
-        <w:t>In [4], the service migration problem in VEC was formulated as a constrained nonlinear integer program incorporating both computing and communication costs; a fast-TRL method was designed to deliver adaptive migration policies in highly dynamic environments while reducing the training overhead significantly.</w:t>
-      </w:r>
-    </w:p>
-    <w:p/>
-    <w:p>
-      <w:pPr>
-        <w:spacing w:before="160"/>
-      </w:pPr>
-      <w:r>
-        <w:rPr>
-          <w:rFonts w:ascii="Times New Roman" w:hAnsi="Times New Roman"/>
-          <w:b/>
-          <w:color w:val="8B0000"/>
-          <w:sz w:val="22"/>
-        </w:rPr>
-        <w:t>Paper 5 — Chen et al. [TMC 2025]: SR-CL: DRL + Convex Optimization for IoV Migration</w:t>
-      </w:r>
-    </w:p>
-    <w:p>
-      <w:pPr>
-        <w:ind w:left="432"/>
-        <w:jc w:val="both"/>
-      </w:pPr>
-      <w:r>
-        <w:rPr>
-          <w:rFonts w:ascii="Times New Roman" w:hAnsi="Times New Roman"/>
-          <w:b/>
-          <w:color w:val="00509E"/>
-          <w:sz w:val="22"/>
-        </w:rPr>
-        <w:t xml:space="preserve">Variant A: </w:t>
-      </w:r>
-      <w:r>
-        <w:rPr>
-          <w:rFonts w:ascii="Times New Roman" w:hAnsi="Times New Roman"/>
-          <w:sz w:val="22"/>
-        </w:rPr>
-        <w:t>Chen et al. [5] decoupled the MINLP for service migration and resource allocation in multi-edge IoV systems into two sub-problems, solving the resource allocation part with convex optimization and the migration decision part with an asynchronous actor-critic DRL method, forming the SR-CL framework.</w:t>
-      </w:r>
-    </w:p>
-    <w:p>
-      <w:pPr>
-        <w:ind w:left="432"/>
-        <w:jc w:val="both"/>
-      </w:pPr>
-      <w:r>
-        <w:rPr>
-          <w:rFonts w:ascii="Times New Roman" w:hAnsi="Times New Roman"/>
-          <w:b/>
-          <w:color w:val="00509E"/>
-          <w:sz w:val="22"/>
-        </w:rPr>
-        <w:t xml:space="preserve">Variant B: </w:t>
-      </w:r>
-      <w:r>
-        <w:rPr>
-          <w:rFonts w:ascii="Times New Roman" w:hAnsi="Times New Roman"/>
-          <w:sz w:val="22"/>
-        </w:rPr>
-        <w:t>Targeting seamless service continuity in IoV, Chen et al. [5] proposed SR-CL, which combines convex optimization for resource allocation with a delayed-update actor-critic DRL for migration decisions, achieving superior performance in dynamic IoV environments compared to baselines.</w:t>
-      </w:r>
-    </w:p>
-    <w:p>
-      <w:pPr>
-        <w:ind w:left="432"/>
-        <w:jc w:val="both"/>
-      </w:pPr>
-      <w:r>
-        <w:rPr>
-          <w:rFonts w:ascii="Times New Roman" w:hAnsi="Times New Roman"/>
-          <w:b/>
-          <w:color w:val="00509E"/>
-          <w:sz w:val="22"/>
-        </w:rPr>
-        <w:t xml:space="preserve">Variant C: </w:t>
-      </w:r>
-      <w:r>
-        <w:rPr>
-          <w:rFonts w:ascii="Times New Roman" w:hAnsi="Times New Roman"/>
-          <w:sz w:val="22"/>
-        </w:rPr>
-        <w:t>In [5], the MINLP of joint service migration and resource allocation in multi-edge IoV was decomposed into a migration sub-problem handled by DRL and a resource allocation sub-problem solved by convex techniques, demonstrating high efficiency and stability in the face of vehicle mobility.</w:t>
-      </w:r>
-    </w:p>
-    <w:p/>
-    <w:p>
-      <w:pPr>
-        <w:spacing w:before="160"/>
-      </w:pPr>
-      <w:r>
-        <w:rPr>
-          <w:rFonts w:ascii="Times New Roman" w:hAnsi="Times New Roman"/>
-          <w:b/>
-          <w:color w:val="8B0000"/>
-          <w:sz w:val="22"/>
-        </w:rPr>
-        <w:t>Paper 6 — Zhang et al. [TSC 2025]: DRL for Mobility-Aware Digital Twin Migration</w:t>
-      </w:r>
-    </w:p>
-    <w:p>
-      <w:pPr>
-        <w:ind w:left="432"/>
-        <w:jc w:val="both"/>
-      </w:pPr>
-      <w:r>
-        <w:rPr>
-          <w:rFonts w:ascii="Times New Roman" w:hAnsi="Times New Roman"/>
-          <w:b/>
-          <w:color w:val="00509E"/>
-          <w:sz w:val="22"/>
-        </w:rPr>
-        <w:t xml:space="preserve">Variant A: </w:t>
-      </w:r>
-      <w:r>
-        <w:rPr>
-          <w:rFonts w:ascii="Times New Roman" w:hAnsi="Times New Roman"/>
-          <w:sz w:val="22"/>
-        </w:rPr>
-        <w:t>Zhang et al. [6] studied the novel problem of digital twin (DT) migration in MEC with mobile suppliers and consumers, proved its NP-hardness, and developed a DRL-based online algorithm to minimize accumulated DT synchronization cost and consumer service cost.</w:t>
-      </w:r>
-    </w:p>
-    <w:p>
-      <w:pPr>
-        <w:ind w:left="432"/>
-        <w:jc w:val="both"/>
-      </w:pPr>
-      <w:r>
-        <w:rPr>
-          <w:rFonts w:ascii="Times New Roman" w:hAnsi="Times New Roman"/>
-          <w:b/>
-          <w:color w:val="00509E"/>
-          <w:sz w:val="22"/>
-        </w:rPr>
-        <w:t xml:space="preserve">Variant B: </w:t>
-      </w:r>
-      <w:r>
-        <w:rPr>
-          <w:rFonts w:ascii="Times New Roman" w:hAnsi="Times New Roman"/>
-          <w:sz w:val="22"/>
-        </w:rPr>
-        <w:t>To maintain high-quality digital twin services under dual mobility of suppliers and consumers, Zhang et al. [6] proposed a DRL-based migration strategy for finite-horizon MEC networks, showing that DRL can effectively navigate the NP-hard joint placement problem online.</w:t>
-      </w:r>
-    </w:p>
-    <w:p>
-      <w:pPr>
-        <w:ind w:left="432"/>
-        <w:jc w:val="both"/>
-      </w:pPr>
-      <w:r>
-        <w:rPr>
-          <w:rFonts w:ascii="Times New Roman" w:hAnsi="Times New Roman"/>
-          <w:b/>
-          <w:color w:val="00509E"/>
-          <w:sz w:val="22"/>
-        </w:rPr>
-        <w:t xml:space="preserve">Variant C: </w:t>
-      </w:r>
-      <w:r>
-        <w:rPr>
-          <w:rFonts w:ascii="Times New Roman" w:hAnsi="Times New Roman"/>
-          <w:sz w:val="22"/>
-        </w:rPr>
-        <w:t>In [6], the problem of migrating digital twins across MEC servers under simultaneous supplier and consumer mobility was formulated as an NP-hard integer linear program for the offline case; an online DRL algorithm was then designed to minimize total synchronization and service cost without future knowledge.</w:t>
-      </w:r>
-    </w:p>
-    <w:p/>
-    <w:p>
-      <w:pPr>
-        <w:spacing w:before="160"/>
-      </w:pPr>
-      <w:r>
-        <w:rPr>
-          <w:rFonts w:ascii="Times New Roman" w:hAnsi="Times New Roman"/>
-          <w:b/>
-          <w:color w:val="8B0000"/>
-          <w:sz w:val="22"/>
-        </w:rPr>
-        <w:t>Paper 7 — Gao et al. [TSC 2024]: VRCCS-AC Decentralized Migration in VEC</w:t>
-      </w:r>
-    </w:p>
-    <w:p>
-      <w:pPr>
-        <w:ind w:left="432"/>
-        <w:jc w:val="both"/>
-      </w:pPr>
-      <w:r>
-        <w:rPr>
-          <w:rFonts w:ascii="Times New Roman" w:hAnsi="Times New Roman"/>
-          <w:b/>
-          <w:color w:val="00509E"/>
-          <w:sz w:val="22"/>
-        </w:rPr>
-        <w:t xml:space="preserve">Variant A: </w:t>
-      </w:r>
-      <w:r>
-        <w:rPr>
-          <w:rFonts w:ascii="Times New Roman" w:hAnsi="Times New Roman"/>
-          <w:sz w:val="22"/>
-        </w:rPr>
-        <w:t>Gao et al. [7] proposed VRCCS-AC, a decentralized service migration approach for VEC that uses a variational recurrent model to capture local state information and a critic-coached strategy-reuse actor-critic to improve migration decisions while reducing signaling overhead and improving scalability.</w:t>
-      </w:r>
-    </w:p>
-    <w:p>
-      <w:pPr>
-        <w:ind w:left="432"/>
-        <w:jc w:val="both"/>
-      </w:pPr>
-      <w:r>
-        <w:rPr>
-          <w:rFonts w:ascii="Times New Roman" w:hAnsi="Times New Roman"/>
-          <w:b/>
-          <w:color w:val="00509E"/>
-          <w:sz w:val="22"/>
-        </w:rPr>
-        <w:t xml:space="preserve">Variant B: </w:t>
-      </w:r>
-      <w:r>
-        <w:rPr>
-          <w:rFonts w:ascii="Times New Roman" w:hAnsi="Times New Roman"/>
-          <w:sz w:val="22"/>
-        </w:rPr>
-        <w:t>To overcome the reliance on global system information in existing VEC migration methods, Gao et al. [7] designed VRCCS-AC, which combines variational recurrent modeling with actor-critic reinforcement learning, enabling efficient strategy reuse and adaptation in new VEC deployment scenarios.</w:t>
-      </w:r>
-    </w:p>
-    <w:p>
-      <w:pPr>
-        <w:ind w:left="432"/>
-        <w:jc w:val="both"/>
-      </w:pPr>
-      <w:r>
-        <w:rPr>
-          <w:rFonts w:ascii="Times New Roman" w:hAnsi="Times New Roman"/>
-          <w:b/>
-          <w:color w:val="00509E"/>
-          <w:sz w:val="22"/>
-        </w:rPr>
-        <w:t xml:space="preserve">Variant C: </w:t>
-      </w:r>
-      <w:r>
-        <w:rPr>
-          <w:rFonts w:ascii="Times New Roman" w:hAnsi="Times New Roman"/>
-          <w:sz w:val="22"/>
-        </w:rPr>
-        <w:t>In [7], a decentralized actor-critic framework (VRCCS-AC) was presented for service migration in VEC, where a variational recurrent model infers environment dynamics from local states and a critic-coached mechanism reuses prior strategies to accelerate convergence in dynamic vehicular scenarios.</w:t>
-      </w:r>
-    </w:p>
-    <w:p/>
-    <w:p>
-      <w:pPr>
-        <w:spacing w:before="160"/>
-      </w:pPr>
-      <w:r>
-        <w:rPr>
-          <w:rFonts w:ascii="Times New Roman" w:hAnsi="Times New Roman"/>
-          <w:b/>
-          <w:color w:val="8B0000"/>
-          <w:sz w:val="22"/>
-        </w:rPr>
-        <w:t>Paper 8 — Ale et al. [TCCN 2021]: DRL for Energy-Efficient Offloading in MEC</w:t>
-      </w:r>
-    </w:p>
-    <w:p>
-      <w:pPr>
-        <w:ind w:left="432"/>
-        <w:jc w:val="both"/>
-      </w:pPr>
-      <w:r>
-        <w:rPr>
-          <w:rFonts w:ascii="Times New Roman" w:hAnsi="Times New Roman"/>
-          <w:b/>
-          <w:color w:val="00509E"/>
-          <w:sz w:val="22"/>
-        </w:rPr>
-        <w:t xml:space="preserve">Variant A: </w:t>
-      </w:r>
-      <w:r>
-        <w:rPr>
-          <w:rFonts w:ascii="Times New Roman" w:hAnsi="Times New Roman"/>
-          <w:sz w:val="22"/>
-        </w:rPr>
-        <w:t>Ale et al. [8] applied DRL to joint computation offloading and resource allocation in a dynamic multi-server MEC system, maximizing the number of tasks completed before their deadlines under time-varying channel conditions and heterogeneous task requirements.</w:t>
-      </w:r>
-    </w:p>
-    <w:p>
-      <w:pPr>
-        <w:ind w:left="432"/>
-        <w:jc w:val="both"/>
-      </w:pPr>
-      <w:r>
-        <w:rPr>
-          <w:rFonts w:ascii="Times New Roman" w:hAnsi="Times New Roman"/>
-          <w:b/>
-          <w:color w:val="00509E"/>
-          <w:sz w:val="22"/>
-        </w:rPr>
-        <w:t xml:space="preserve">Variant B: </w:t>
-      </w:r>
-      <w:r>
-        <w:rPr>
-          <w:rFonts w:ascii="Times New Roman" w:hAnsi="Times New Roman"/>
-          <w:sz w:val="22"/>
-        </w:rPr>
-        <w:t>In [8], a delay-aware and energy-efficient computation offloading scheme was proposed for multi-server MEC using DRL, where the agent learns to schedule tasks across servers in a time-varying environment to meet strict deadline and energy constraints.</w:t>
-      </w:r>
-    </w:p>
-    <w:p>
-      <w:pPr>
-        <w:ind w:left="432"/>
-        <w:jc w:val="both"/>
-      </w:pPr>
-      <w:r>
-        <w:rPr>
-          <w:rFonts w:ascii="Times New Roman" w:hAnsi="Times New Roman"/>
-          <w:b/>
-          <w:color w:val="00509E"/>
-          <w:sz w:val="22"/>
-        </w:rPr>
-        <w:t xml:space="preserve">Variant C: </w:t>
-      </w:r>
-      <w:r>
-        <w:rPr>
-          <w:rFonts w:ascii="Times New Roman" w:hAnsi="Times New Roman"/>
-          <w:sz w:val="22"/>
-        </w:rPr>
-        <w:t>Ale et al. [8] formulated IoT computation offloading in a dynamic multi-server MEC system as a sequential decision problem and trained a DRL agent to adaptively allocate tasks to edge servers, demonstrating superior deadline satisfaction rates compared to heuristic baselines.</w:t>
-      </w:r>
-    </w:p>
-    <w:p/>
-    <w:p>
-      <w:pPr>
-        <w:spacing w:before="160"/>
-      </w:pPr>
-      <w:r>
-        <w:rPr>
-          <w:rFonts w:ascii="Times New Roman" w:hAnsi="Times New Roman"/>
-          <w:b/>
-          <w:color w:val="8B0000"/>
-          <w:sz w:val="22"/>
-        </w:rPr>
-        <w:t>Paper 9 — Zhou et al. [IoT 2022]: DRL for Energy-Efficient Offloading in MEC</w:t>
-      </w:r>
-    </w:p>
-    <w:p>
-      <w:pPr>
-        <w:ind w:left="432"/>
-        <w:jc w:val="both"/>
-      </w:pPr>
-      <w:r>
-        <w:rPr>
-          <w:rFonts w:ascii="Times New Roman" w:hAnsi="Times New Roman"/>
-          <w:b/>
-          <w:color w:val="00509E"/>
-          <w:sz w:val="22"/>
-        </w:rPr>
-        <w:t xml:space="preserve">Variant A: </w:t>
-      </w:r>
-      <w:r>
-        <w:rPr>
-          <w:rFonts w:ascii="Times New Roman" w:hAnsi="Times New Roman"/>
-          <w:sz w:val="22"/>
-        </w:rPr>
-        <w:t>Zhou et al. [9] addressed dynamic multi-user MEC computation offloading by designing a DRL algorithm that minimizes energy consumption of the entire system under delay constraints and time-varying channel conditions, outperforming conventional quasi-static optimization methods.</w:t>
-      </w:r>
-    </w:p>
-    <w:p>
-      <w:pPr>
-        <w:ind w:left="432"/>
-        <w:jc w:val="both"/>
-      </w:pPr>
-      <w:r>
-        <w:rPr>
-          <w:rFonts w:ascii="Times New Roman" w:hAnsi="Times New Roman"/>
-          <w:b/>
-          <w:color w:val="00509E"/>
-          <w:sz w:val="22"/>
-        </w:rPr>
-        <w:t xml:space="preserve">Variant B: </w:t>
-      </w:r>
-      <w:r>
-        <w:rPr>
-          <w:rFonts w:ascii="Times New Roman" w:hAnsi="Times New Roman"/>
-          <w:sz w:val="22"/>
-        </w:rPr>
-        <w:t>A DRL-based framework was proposed in [9] to jointly optimize computation offloading and resource allocation in a dynamic MEC environment, enabling the system to adapt to uncertain resource demands of heterogeneous applications while satisfying energy and delay requirements.</w:t>
-      </w:r>
-    </w:p>
-    <w:p>
-      <w:pPr>
-        <w:ind w:left="432"/>
-        <w:jc w:val="both"/>
-      </w:pPr>
-      <w:r>
-        <w:rPr>
-          <w:rFonts w:ascii="Times New Roman" w:hAnsi="Times New Roman"/>
-          <w:b/>
-          <w:color w:val="00509E"/>
-          <w:sz w:val="22"/>
-        </w:rPr>
-        <w:t xml:space="preserve">Variant C: </w:t>
-      </w:r>
-      <w:r>
-        <w:rPr>
-          <w:rFonts w:ascii="Times New Roman" w:hAnsi="Times New Roman"/>
-          <w:sz w:val="22"/>
-        </w:rPr>
-        <w:t>In [9], Zhou et al. tackled the challenge of time-varying system conditions in multi-user MEC by modeling computation offloading as a Markov decision process and employing DRL to learn energy-efficient allocation policies without relying on statistical knowledge of user demands.</w:t>
-      </w:r>
-    </w:p>
-    <w:p/>
-    <w:p>
-      <w:pPr>
-        <w:spacing w:before="160"/>
-      </w:pPr>
-      <w:r>
-        <w:rPr>
-          <w:rFonts w:ascii="Times New Roman" w:hAnsi="Times New Roman"/>
-          <w:b/>
-          <w:color w:val="8B0000"/>
-          <w:sz w:val="22"/>
-        </w:rPr>
-        <w:t>Paper 10 — Wang et al.: RL-Based Joint Task Offloading and Migration in Mobility-Aware MEC</w:t>
-      </w:r>
-    </w:p>
-    <w:p>
-      <w:pPr>
-        <w:ind w:left="432"/>
-        <w:jc w:val="both"/>
-      </w:pPr>
-      <w:r>
-        <w:rPr>
-          <w:rFonts w:ascii="Times New Roman" w:hAnsi="Times New Roman"/>
-          <w:b/>
-          <w:color w:val="00509E"/>
-          <w:sz w:val="22"/>
-        </w:rPr>
-        <w:t xml:space="preserve">Variant A: </w:t>
-      </w:r>
-      <w:r>
-        <w:rPr>
-          <w:rFonts w:ascii="Times New Roman" w:hAnsi="Times New Roman"/>
-          <w:sz w:val="22"/>
-        </w:rPr>
-        <w:t>Wang et al. [10] proposed an RL-based framework for jointly optimizing task offloading and migration decisions in a mobility-aware MEC network, maximizing total system revenue by modeling the interaction between mobile edge devices and MEC servers as an MDP.</w:t>
-      </w:r>
-    </w:p>
-    <w:p>
-      <w:pPr>
-        <w:ind w:left="432"/>
-        <w:jc w:val="both"/>
-      </w:pPr>
-      <w:r>
-        <w:rPr>
-          <w:rFonts w:ascii="Times New Roman" w:hAnsi="Times New Roman"/>
-          <w:b/>
-          <w:color w:val="00509E"/>
-          <w:sz w:val="22"/>
-        </w:rPr>
-        <w:t xml:space="preserve">Variant B: </w:t>
-      </w:r>
-      <w:r>
-        <w:rPr>
-          <w:rFonts w:ascii="Times New Roman" w:hAnsi="Times New Roman"/>
-          <w:sz w:val="22"/>
-        </w:rPr>
-        <w:t>To handle the frequent service interruptions caused by device mobility in MEC, Wang et al. [10] formulated joint task offloading and migration as a revenue maximization MDP and solved it with a reinforcement learning algorithm, demonstrating improved system performance under dynamic network conditions.</w:t>
-      </w:r>
-    </w:p>
-    <w:p>
-      <w:pPr>
-        <w:ind w:left="432"/>
-        <w:jc w:val="both"/>
-      </w:pPr>
-      <w:r>
-        <w:rPr>
-          <w:rFonts w:ascii="Times New Roman" w:hAnsi="Times New Roman"/>
-          <w:b/>
-          <w:color w:val="00509E"/>
-          <w:sz w:val="22"/>
-        </w:rPr>
-        <w:t xml:space="preserve">Variant C: </w:t>
-      </w:r>
-      <w:r>
-        <w:rPr>
-          <w:rFonts w:ascii="Times New Roman" w:hAnsi="Times New Roman"/>
-          <w:sz w:val="22"/>
-        </w:rPr>
-        <w:t>In [10], reinforcement learning was applied to coordinate task offloading and service migration decisions in mobility-aware MEC networks, where the RL agent learns adaptive policies to maximize cumulative system revenue in the presence of time-varying task arrivals and user movement.</w:t>
-      </w:r>
-    </w:p>
-    <w:p/>
-    <w:p>
-      <w:pPr>
-        <w:spacing w:before="160"/>
-      </w:pPr>
-      <w:r>
-        <w:rPr>
-          <w:rFonts w:ascii="Times New Roman" w:hAnsi="Times New Roman"/>
-          <w:b/>
-          <w:color w:val="8B0000"/>
-          <w:sz w:val="22"/>
-        </w:rPr>
-        <w:t>Paper 11 — Khamari et al. [ISCC 2023]: Adaptive DRL for Service Migration in VEC</w:t>
-      </w:r>
-    </w:p>
-    <w:p>
-      <w:pPr>
-        <w:ind w:left="432"/>
-        <w:jc w:val="both"/>
-      </w:pPr>
-      <w:r>
-        <w:rPr>
-          <w:rFonts w:ascii="Times New Roman" w:hAnsi="Times New Roman"/>
-          <w:b/>
-          <w:color w:val="00509E"/>
-          <w:sz w:val="22"/>
-        </w:rPr>
-        <w:t xml:space="preserve">Variant A: </w:t>
-      </w:r>
-      <w:r>
-        <w:rPr>
-          <w:rFonts w:ascii="Times New Roman" w:hAnsi="Times New Roman"/>
-          <w:sz w:val="22"/>
-        </w:rPr>
-        <w:t>Khamari et al. [11] modeled the service migration problem in MEC-enabled vehicular networks as an MDP and proposed an adaptive DRL algorithm to minimize total service latency and migration cost under the highly dynamic communication topology caused by vehicle mobility.</w:t>
-      </w:r>
-    </w:p>
-    <w:p>
-      <w:pPr>
-        <w:ind w:left="432"/>
-        <w:jc w:val="both"/>
-      </w:pPr>
-      <w:r>
-        <w:rPr>
-          <w:rFonts w:ascii="Times New Roman" w:hAnsi="Times New Roman"/>
-          <w:b/>
-          <w:color w:val="00509E"/>
-          <w:sz w:val="22"/>
-        </w:rPr>
-        <w:t xml:space="preserve">Variant B: </w:t>
-      </w:r>
-      <w:r>
-        <w:rPr>
-          <w:rFonts w:ascii="Times New Roman" w:hAnsi="Times New Roman"/>
-          <w:sz w:val="22"/>
-        </w:rPr>
-        <w:t>An adaptive deep reinforcement learning approach was developed in [11] for service migration in vehicular MEC, where the agent learns migration policies that balance latency and migration overhead in scenarios with frequent link disruptions due to rapid vehicle movement.</w:t>
-      </w:r>
-    </w:p>
-    <w:p>
-      <w:pPr>
-        <w:ind w:left="432"/>
-        <w:jc w:val="both"/>
-      </w:pPr>
-      <w:r>
-        <w:rPr>
-          <w:rFonts w:ascii="Times New Roman" w:hAnsi="Times New Roman"/>
-          <w:b/>
-          <w:color w:val="00509E"/>
-          <w:sz w:val="22"/>
-        </w:rPr>
-        <w:t xml:space="preserve">Variant C: </w:t>
-      </w:r>
-      <w:r>
-        <w:rPr>
-          <w:rFonts w:ascii="Times New Roman" w:hAnsi="Times New Roman"/>
-          <w:sz w:val="22"/>
-        </w:rPr>
-        <w:t>In [11], Khamari et al. addressed the challenges of unreliable links and service interruptions in vehicular MEC by formulating migration as an MDP and training a DRL policy that adapts to changing network topology while minimizing composite latency and migration cost.</w:t>
-      </w:r>
-    </w:p>
-    <w:p/>
-    <w:p>
-      <w:pPr>
-        <w:spacing w:before="160"/>
-      </w:pPr>
-      <w:r>
-        <w:rPr>
-          <w:rFonts w:ascii="Times New Roman" w:hAnsi="Times New Roman"/>
-          <w:b/>
-          <w:color w:val="8B0000"/>
-          <w:sz w:val="22"/>
-        </w:rPr>
-        <w:t>Paper 12 — Tran &amp; Yoo: Mobility-Aware Service Migration with DRL + RNN</w:t>
-      </w:r>
-    </w:p>
-    <w:p>
-      <w:pPr>
-        <w:ind w:left="432"/>
-        <w:jc w:val="both"/>
-      </w:pPr>
-      <w:r>
-        <w:rPr>
-          <w:rFonts w:ascii="Times New Roman" w:hAnsi="Times New Roman"/>
-          <w:b/>
-          <w:color w:val="00509E"/>
-          <w:sz w:val="22"/>
-        </w:rPr>
-        <w:t xml:space="preserve">Variant A: </w:t>
-      </w:r>
-      <w:r>
-        <w:rPr>
-          <w:rFonts w:ascii="Times New Roman" w:hAnsi="Times New Roman"/>
-          <w:sz w:val="22"/>
-        </w:rPr>
-        <w:t>Tran and Yoo [12] proposed a DRL-based migration scheme augmented with a recurrent neural network (RNN) for predicting user movement, enabling proactive migration decisions that reduce system delay in MEC under dynamic mobility patterns.</w:t>
-      </w:r>
-    </w:p>
-    <w:p>
-      <w:pPr>
-        <w:ind w:left="432"/>
-        <w:jc w:val="both"/>
-      </w:pPr>
-      <w:r>
-        <w:rPr>
-          <w:rFonts w:ascii="Times New Roman" w:hAnsi="Times New Roman"/>
-          <w:b/>
-          <w:color w:val="00509E"/>
-          <w:sz w:val="22"/>
-        </w:rPr>
-        <w:t xml:space="preserve">Variant B: </w:t>
-      </w:r>
-      <w:r>
-        <w:rPr>
-          <w:rFonts w:ascii="Times New Roman" w:hAnsi="Times New Roman"/>
-          <w:sz w:val="22"/>
-        </w:rPr>
-        <w:t>In [12], the service migration decision problem in MEC was formulated as an MDP and solved with a DRL agent that leverages RNN-based mobility prediction to anticipate user locations, thereby improving migration timeliness and reducing overall service latency.</w:t>
-      </w:r>
-    </w:p>
-    <w:p>
-      <w:pPr>
-        <w:ind w:left="432"/>
-        <w:jc w:val="both"/>
-      </w:pPr>
-      <w:r>
-        <w:rPr>
-          <w:rFonts w:ascii="Times New Roman" w:hAnsi="Times New Roman"/>
-          <w:b/>
-          <w:color w:val="00509E"/>
-          <w:sz w:val="22"/>
-        </w:rPr>
-        <w:t xml:space="preserve">Variant C: </w:t>
-      </w:r>
-      <w:r>
-        <w:rPr>
-          <w:rFonts w:ascii="Times New Roman" w:hAnsi="Times New Roman"/>
-          <w:sz w:val="22"/>
-        </w:rPr>
-        <w:t>A deep reinforcement learning model incorporating a recurrent neural network for user movement prediction was presented in [12] to address mobility-aware service migration in MEC, achieving lower system delay by proactively initiating migrations based on predicted future user positions.</w:t>
-      </w:r>
-    </w:p>
-    <w:p/>
-    <w:p>
-      <w:pPr>
-        <w:spacing w:before="160"/>
-      </w:pPr>
-      <w:r>
-        <w:rPr>
-          <w:rFonts w:ascii="Times New Roman" w:hAnsi="Times New Roman"/>
-          <w:b/>
-          <w:color w:val="8B0000"/>
-          <w:sz w:val="22"/>
-        </w:rPr>
-        <w:t>▶ Analysis: Problems of Directly Applying ML Without Problem Decomposition</w:t>
-      </w:r>
-    </w:p>
-    <w:p>
-      <w:pPr>
-        <w:jc w:val="both"/>
-      </w:pPr>
-      <w:r>
-        <w:rPr>
-          <w:rFonts w:ascii="Times New Roman" w:hAnsi="Times New Roman"/>
-          <w:b w:val="0"/>
-          <w:i w:val="0"/>
-          <w:sz w:val="22"/>
-        </w:rPr>
-        <w:t>Despite their demonstrated effectiveness in specific scenarios, directly applying ML/DRL to service migration without proper problem decomposition introduces several fundamental challenges. First, the joint optimization of migration destinations, resource allocation, and routing decisions results in an exponentially large action space, leading to inefficient exploration: the agent must search across a combinatorial space in which most action combinations are infeasible, drastically slowing convergence and degrading sample efficiency. Second, the entanglement of discrete migration decisions and continuous resource allocation variables produces a mixed action space that is difficult to parameterize stably; gradient updates may be dominated by one component, causing oscillating Q-value estimates and unstable training dynamics, particularly in multi-user or multi-server scenarios. Third, without decomposition to decouple resource constraints per network element, the learning agent has no explicit mechanism to enforce capacity constraints on computing, bandwidth, or link resources during the learning process; as a result, constraint violations (e.g., server overloads, link capacity exceedance) are common during training, and penalty-based approaches often fail to reliably satisfy hard constraints in deployment.</w:t>
-      </w:r>
-    </w:p>
-    <w:p/>
     <w:p>
       <w:pPr>
         <w:pStyle w:val="Heading2"/>
@@ -1072,1065 +210,292 @@
       </w:r>
     </w:p>
     <w:p>
-      <w:pPr>
-        <w:spacing w:before="160"/>
-      </w:pPr>
+      <w:pPr/>
       <w:r>
         <w:rPr>
-          <w:rFonts w:ascii="Times New Roman" w:hAnsi="Times New Roman"/>
           <w:b/>
-          <w:color w:val="8B0000"/>
-          <w:sz w:val="22"/>
+          <w:color w:val="2E75B6"/>
         </w:rPr>
-        <w:t>▶ Lyapunov Optimization Introduction (2–3 sentences)</w:t>
+        <w:t>▶ Lyapunov Optimization Introduction</w:t>
+      </w:r>
+    </w:p>
+    <w:p>
+      <w:pPr/>
+      <w:r>
+        <w:t>Lyapunov optimization is a powerful online control framework that transforms a long-term stochastic optimization problem into a sequence of deterministic single-slot sub-problems by introducing a virtual queue to track constraint violations over time. By minimizing a drift-plus-penalty expression at each time slot, it achieves a provable trade-off between time-averaged cost and constraint satisfaction without requiring a priori knowledge of future system states such as user mobility or channel conditions. This property makes Lyapunov optimization particularly attractive for online service migration problems where user trajectories and network conditions are inherently unpredictable.</w:t>
       </w:r>
     </w:p>
     <w:p>
       <w:pPr>
-        <w:jc w:val="both"/>
+        <w:pStyle w:val="Heading3"/>
       </w:pPr>
       <w:r>
-        <w:rPr>
-          <w:rFonts w:ascii="Times New Roman" w:hAnsi="Times New Roman"/>
-          <w:b w:val="0"/>
-          <w:i w:val="0"/>
-          <w:sz w:val="22"/>
-        </w:rPr>
-        <w:t>Lyapunov optimization is a powerful online control framework that transforms a long-term stochastic optimization problem into a sequence of deterministic single-slot sub-problems by introducing a virtual queue to track constraint violations over time [L0]. By minimizing a drift-plus-penalty expression at each time slot, it achieves a provable trade-off between time-averaged cost and constraint satisfaction without requiring a priori knowledge of future system states such as user mobility or channel conditions. This property makes Lyapunov optimization particularly attractive for online service migration problems, where user trajectories and network conditions are inherently unpredictable.</w:t>
+        <w:t>Lyapunov Group 1 — Service Placement and Migration: Ouyang et al. [L1], Labriji et al. [L3], Chen et al. [L4], Wang et al. [L5], Zhou et al. [L7], Huang et al. [L8]</w:t>
       </w:r>
     </w:p>
-    <w:p/>
     <w:p>
-      <w:pPr>
-        <w:spacing w:before="160"/>
-      </w:pPr>
+      <w:pPr/>
       <w:r>
         <w:rPr>
-          <w:rFonts w:ascii="Times New Roman" w:hAnsi="Times New Roman"/>
           <w:b/>
-          <w:color w:val="8B0000"/>
-          <w:sz w:val="22"/>
+          <w:color w:val="1970C7"/>
         </w:rPr>
-        <w:t>Lyapunov Paper 1 — Ouyang et al. [JSAC 2018]: Follow Me at the Edge</w:t>
+        <w:t xml:space="preserve">[Variant A] </w:t>
+      </w:r>
+      <w:r>
+        <w:t>Multiple works apply Lyapunov optimization directly to service placement and migration. Ouyang et al. [L1] decomposed the MEC service placement problem under a long-term cost budget into real-time NP-hard sub-problems solved by an approximation algorithm requiring no mobility prediction. Labriji et al. [L3] combined vehicular mobility estimation from 5G handover statistics with Lyapunov optimization to derive a closed-form distributed VM migration algorithm, achieving over 50% energy reduction versus full-migration and no-migration baselines in a large-scale urban scenario. Chen et al. [L4] jointly optimized microservice deployment and request routing in multicell MEC via Lyapunov decomposition and randomized rounding, with provable performance-cost bounds. Wang et al. [L5] coupled a spatial-temporal GRU-GCN model for vehicular mobility prediction with Lyapunov optimization to enable proactive multi-objective migration in 6G connected vehicles. Zhou et al. [L7] integrated a lightweight DLinear traffic predictor with Lyapunov optimization for energy-efficient collaborative AI service migration in 6G cloud-edge networks. Huang et al. [L8] applied Lyapunov decomposition to post-disaster emergency networks relying on UAVs and satellites, resolving the resulting single-slot sub-problems via multi-strategy DRL.</w:t>
+      </w:r>
+    </w:p>
+    <w:p>
+      <w:pPr/>
+      <w:r>
+        <w:rPr>
+          <w:b/>
+          <w:color w:val="1970C7"/>
+        </w:rPr>
+        <w:t xml:space="preserve">[Variant B] </w:t>
+      </w:r>
+      <w:r>
+        <w:t>Lyapunov optimization has been applied to diverse service migration scenarios. In [L1], Ouyang et al. provided an online approximation algorithm for MEC service placement under a long-term cost constraint with no prior mobility knowledge. Labriji et al. [L3] derived a closed-form Lyapunov-based migration algorithm for IoV that dramatically reduces energy cost in dense urban deployments. Chen et al. [L4] and Wang et al. [L5] further extended Lyapunov approaches to multicell microservice routing and prediction-augmented proactive migration for 6G vehicles, respectively. Zhou et al. [L7] and Huang et al. [L8] applied Lyapunov decomposition to emerging scenarios: collaborative AI migration in 6G and multi-strategy migration in disaster-disrupted networks.</w:t>
+      </w:r>
+    </w:p>
+    <w:p>
+      <w:pPr/>
+      <w:r>
+        <w:rPr>
+          <w:b/>
+          <w:color w:val="1970C7"/>
+        </w:rPr>
+        <w:t xml:space="preserve">[Variant C] </w:t>
+      </w:r>
+      <w:r>
+        <w:t>From basic placement in [L1] to emergency recovery in [L8], Lyapunov optimization underpins a broad spectrum of migration frameworks. In [L3], a closed-form solution combines mobility estimation with Lyapunov drift minimization for IoV, while in [L4] randomized rounding addresses per-slot NP-hardness in multicell microservice routing. Prediction-augmented variants appear in [L5] and [L7], coupling spatial-temporal and DLinear forecasters with Lyapunov online control for proactive migration in 6G systems. In [L8], Lyapunov decomposition is paired with multi-strategy DRL to handle state-space explosion in satellite-UAV emergency networks.</w:t>
       </w:r>
     </w:p>
     <w:p>
       <w:pPr>
-        <w:ind w:left="432"/>
-        <w:jc w:val="both"/>
+        <w:pStyle w:val="Heading3"/>
       </w:pPr>
       <w:r>
-        <w:rPr>
-          <w:rFonts w:ascii="Times New Roman" w:hAnsi="Times New Roman"/>
-          <w:b/>
-          <w:color w:val="00509E"/>
-          <w:sz w:val="22"/>
-        </w:rPr>
-        <w:t xml:space="preserve">Variant A: </w:t>
-      </w:r>
-      <w:r>
-        <w:rPr>
-          <w:rFonts w:ascii="Times New Roman" w:hAnsi="Times New Roman"/>
-          <w:sz w:val="22"/>
-        </w:rPr>
-        <w:t>Ouyang et al. [L1] applied Lyapunov optimization to service placement in MEC under a long-term cost budget constraint, decomposing the problem into a series of real-time NP-hard sub-problems and solving them with an approximation algorithm that requires no prior knowledge of user mobility.</w:t>
+        <w:t>Lyapunov Group 2 — Energy and Mobility Management: Sun et al. [L2], Zhou et al. [L6]</w:t>
       </w:r>
     </w:p>
     <w:p>
-      <w:pPr>
-        <w:ind w:left="432"/>
-        <w:jc w:val="both"/>
-      </w:pPr>
+      <w:pPr/>
       <w:r>
         <w:rPr>
-          <w:rFonts w:ascii="Times New Roman" w:hAnsi="Times New Roman"/>
           <w:b/>
-          <w:color w:val="00509E"/>
-          <w:sz w:val="22"/>
+          <w:color w:val="1970C7"/>
         </w:rPr>
-        <w:t xml:space="preserve">Variant B: </w:t>
+        <w:t xml:space="preserve">[Variant A] </w:t>
       </w:r>
       <w:r>
-        <w:rPr>
-          <w:rFonts w:ascii="Times New Roman" w:hAnsi="Times New Roman"/>
-          <w:sz w:val="22"/>
-        </w:rPr>
-        <w:t>The Follow-Me-at-the-Edge framework [L1] leveraged Lyapunov drift-plus-penalty minimization to dynamically migrate services across edge nodes in response to user movement, enabling the system to balance latency performance and operational cost without mobility predictions.</w:t>
+        <w:t>Lyapunov optimization also underpins energy-aware mobility management in dense networks. Sun et al. [L2] proposed the EMM scheme for ultra-dense MEC networks, combining Lyapunov optimization with multi-armed bandit learning to jointly manage radio access and computation services under a long-term energy constraint without requiring future channel statistics. Zhou et al. [L6] developed EGO for multi-user heterogeneous dense cellular networks, pairing Lyapunov-based online decomposition with particle swarm optimization (PSO) to handle the non-convex per-slot sub-problems arising from inter-user interference, minimizing average energy without trajectory prediction.</w:t>
       </w:r>
     </w:p>
     <w:p>
-      <w:pPr>
-        <w:ind w:left="432"/>
-        <w:jc w:val="both"/>
-      </w:pPr>
+      <w:pPr/>
       <w:r>
         <w:rPr>
-          <w:rFonts w:ascii="Times New Roman" w:hAnsi="Times New Roman"/>
           <w:b/>
-          <w:color w:val="00509E"/>
-          <w:sz w:val="22"/>
+          <w:color w:val="1970C7"/>
         </w:rPr>
-        <w:t xml:space="preserve">Variant C: </w:t>
+        <w:t xml:space="preserve">[Variant B] </w:t>
       </w:r>
       <w:r>
-        <w:rPr>
-          <w:rFonts w:ascii="Times New Roman" w:hAnsi="Times New Roman"/>
-          <w:sz w:val="22"/>
-        </w:rPr>
-        <w:t>In [L1], Ouyang et al. formulated mobile edge service placement as a long-term stochastic optimization problem and employed Lyapunov optimization to decouple it into tractable single-slot problems, providing an online algorithm with provable performance-cost tradeoff guarantees.</w:t>
-      </w:r>
-    </w:p>
-    <w:p/>
-    <w:p>
-      <w:pPr>
-        <w:spacing w:before="160"/>
-      </w:pPr>
-      <w:r>
-        <w:rPr>
-          <w:rFonts w:ascii="Times New Roman" w:hAnsi="Times New Roman"/>
-          <w:b/>
-          <w:color w:val="8B0000"/>
-          <w:sz w:val="22"/>
-        </w:rPr>
-        <w:t>Lyapunov Paper 2 — Sun et al. [JSAC 2017]: EMM Energy-Aware Mobility Management</w:t>
+        <w:t>Energy efficiency under uncertainty motivates two further Lyapunov-based approaches. EMM [L2] handled unknown channel statistics in ultra-dense MEC by combining Lyapunov drift minimization with bandit-based channel learning for joint radio and computation management. EGO [L6] addressed multi-user interference in dense heterogeneous networks by decoupling the stochastic energy minimization via Lyapunov optimization and resolving non-convex one-slot sub-problems with PSO, eliminating the need for mobility prediction at scale.</w:t>
       </w:r>
     </w:p>
     <w:p>
-      <w:pPr>
-        <w:ind w:left="432"/>
-        <w:jc w:val="both"/>
-      </w:pPr>
+      <w:pPr/>
       <w:r>
         <w:rPr>
-          <w:rFonts w:ascii="Times New Roman" w:hAnsi="Times New Roman"/>
           <w:b/>
-          <w:color w:val="00509E"/>
-          <w:sz w:val="22"/>
+          <w:color w:val="1970C7"/>
         </w:rPr>
-        <w:t xml:space="preserve">Variant A: </w:t>
+        <w:t xml:space="preserve">[Variant C] </w:t>
       </w:r>
       <w:r>
-        <w:rPr>
-          <w:rFonts w:ascii="Times New Roman" w:hAnsi="Times New Roman"/>
-          <w:sz w:val="22"/>
-        </w:rPr>
-        <w:t>Sun et al. [L2] proposed the EMM scheme for MEC-enabled ultra-dense networks by combining Lyapunov optimization with multi-armed bandit theory to jointly manage radio access and computing services online under a long-term energy constraint, effectively handling imperfect system state information.</w:t>
+        <w:t>In [L2], the EMM scheme demonstrated that combining Lyapunov optimization with bandit learning enables joint radio-computation management in ultra-dense MEC without future state knowledge. In [L6], EGO tackled the compounded challenge of user interference and non-convex sub-problems in dense cellular migration by combining Lyapunov decomposition with PSO, achieving competitive energy performance without trajectory prediction.</w:t>
       </w:r>
     </w:p>
     <w:p>
-      <w:pPr>
-        <w:ind w:left="432"/>
-        <w:jc w:val="both"/>
-      </w:pPr>
+      <w:pPr/>
       <w:r>
         <w:rPr>
-          <w:rFonts w:ascii="Times New Roman" w:hAnsi="Times New Roman"/>
           <w:b/>
-          <w:color w:val="00509E"/>
-          <w:sz w:val="22"/>
-        </w:rPr>
-        <w:t xml:space="preserve">Variant B: </w:t>
-      </w:r>
-      <w:r>
-        <w:rPr>
-          <w:rFonts w:ascii="Times New Roman" w:hAnsi="Times New Roman"/>
-          <w:sz w:val="22"/>
-        </w:rPr>
-        <w:t>EMM [L2] addressed the challenge of co-provisioning radio access and computation in ultra-dense MEC networks by applying Lyapunov optimization to convert the long-term energy-constrained problem into per-slot sub-problems, augmented by multi-armed bandit learning for handling unknown channel statistics.</w:t>
-      </w:r>
-    </w:p>
-    <w:p>
-      <w:pPr>
-        <w:ind w:left="432"/>
-        <w:jc w:val="both"/>
-      </w:pPr>
-      <w:r>
-        <w:rPr>
-          <w:rFonts w:ascii="Times New Roman" w:hAnsi="Times New Roman"/>
-          <w:b/>
-          <w:color w:val="00509E"/>
-          <w:sz w:val="22"/>
-        </w:rPr>
-        <w:t xml:space="preserve">Variant C: </w:t>
-      </w:r>
-      <w:r>
-        <w:rPr>
-          <w:rFonts w:ascii="Times New Roman" w:hAnsi="Times New Roman"/>
-          <w:sz w:val="22"/>
-        </w:rPr>
-        <w:t>In [L2], a Lyapunov and multi-armed bandit based mobility management scheme was developed for ultra-dense MEC networks, achieving online energy-efficient operation without future system state information and explicitly accounting for handover and computation migration costs.</w:t>
-      </w:r>
-    </w:p>
-    <w:p/>
-    <w:p>
-      <w:pPr>
-        <w:spacing w:before="160"/>
-      </w:pPr>
-      <w:r>
-        <w:rPr>
-          <w:rFonts w:ascii="Times New Roman" w:hAnsi="Times New Roman"/>
-          <w:b/>
-          <w:color w:val="8B0000"/>
-          <w:sz w:val="22"/>
-        </w:rPr>
-        <w:t>Lyapunov Paper 3 — Labriji et al. [TNSM 2021]: Mobility-Aware MEC Migration for IoV</w:t>
-      </w:r>
-    </w:p>
-    <w:p>
-      <w:pPr>
-        <w:ind w:left="432"/>
-        <w:jc w:val="both"/>
-      </w:pPr>
-      <w:r>
-        <w:rPr>
-          <w:rFonts w:ascii="Times New Roman" w:hAnsi="Times New Roman"/>
-          <w:b/>
-          <w:color w:val="00509E"/>
-          <w:sz w:val="22"/>
-        </w:rPr>
-        <w:t xml:space="preserve">Variant A: </w:t>
-      </w:r>
-      <w:r>
-        <w:rPr>
-          <w:rFonts w:ascii="Times New Roman" w:hAnsi="Times New Roman"/>
-          <w:sz w:val="22"/>
-        </w:rPr>
-        <w:t>Labriji et al. [L3] estimated vehicular mobility from 5G handover statistics and derived a closed-form Lyapunov-based algorithm for dynamic VM migration in IoV, achieving over 50% reduction in energy expenditure compared to full-migration and no-migration baselines in a real-world scenario.</w:t>
-      </w:r>
-    </w:p>
-    <w:p>
-      <w:pPr>
-        <w:ind w:left="432"/>
-        <w:jc w:val="both"/>
-      </w:pPr>
-      <w:r>
-        <w:rPr>
-          <w:rFonts w:ascii="Times New Roman" w:hAnsi="Times New Roman"/>
-          <w:b/>
-          <w:color w:val="00509E"/>
-          <w:sz w:val="22"/>
-        </w:rPr>
-        <w:t xml:space="preserve">Variant B: </w:t>
-      </w:r>
-      <w:r>
-        <w:rPr>
-          <w:rFonts w:ascii="Times New Roman" w:hAnsi="Times New Roman"/>
-          <w:sz w:val="22"/>
-        </w:rPr>
-        <w:t>A low-complexity distributed migration algorithm was proposed in [L3] for IoV by combining vehicular mobility estimation with Lyapunov optimization, yielding a closed-form solution that determines optimal migration timing and target edge nodes without centralized coordination.</w:t>
-      </w:r>
-    </w:p>
-    <w:p>
-      <w:pPr>
-        <w:ind w:left="432"/>
-        <w:jc w:val="both"/>
-      </w:pPr>
-      <w:r>
-        <w:rPr>
-          <w:rFonts w:ascii="Times New Roman" w:hAnsi="Times New Roman"/>
-          <w:b/>
-          <w:color w:val="00509E"/>
-          <w:sz w:val="22"/>
-        </w:rPr>
-        <w:t xml:space="preserve">Variant C: </w:t>
-      </w:r>
-      <w:r>
-        <w:rPr>
-          <w:rFonts w:ascii="Times New Roman" w:hAnsi="Times New Roman"/>
-          <w:sz w:val="22"/>
-        </w:rPr>
-        <w:t>In [L3], the Lyapunov optimization framework was applied to the VM migration problem in 5G IoV, where mobility estimates derived from base-station statistics were integrated into the drift-plus-penalty formulation, resulting in a distributed algorithm validated on thousands of vehicles in a dense urban scenario.</w:t>
-      </w:r>
-    </w:p>
-    <w:p/>
-    <w:p>
-      <w:pPr>
-        <w:spacing w:before="160"/>
-      </w:pPr>
-      <w:r>
-        <w:rPr>
-          <w:rFonts w:ascii="Times New Roman" w:hAnsi="Times New Roman"/>
-          <w:b/>
-          <w:color w:val="8B0000"/>
-          <w:sz w:val="22"/>
-        </w:rPr>
-        <w:t>Lyapunov Paper 4 — Chen et al. [IoT 2022]: Dynamic Migration and Routing for Microservice in MEC</w:t>
-      </w:r>
-    </w:p>
-    <w:p>
-      <w:pPr>
-        <w:ind w:left="432"/>
-        <w:jc w:val="both"/>
-      </w:pPr>
-      <w:r>
-        <w:rPr>
-          <w:rFonts w:ascii="Times New Roman" w:hAnsi="Times New Roman"/>
-          <w:b/>
-          <w:color w:val="00509E"/>
-          <w:sz w:val="22"/>
-        </w:rPr>
-        <w:t xml:space="preserve">Variant A: </w:t>
-      </w:r>
-      <w:r>
-        <w:rPr>
-          <w:rFonts w:ascii="Times New Roman" w:hAnsi="Times New Roman"/>
-          <w:sz w:val="22"/>
-        </w:rPr>
-        <w:t>Chen et al. [L4] proposed a Lyapunov optimization-based online algorithm to jointly optimize microservice deployment and request routing in multicell MEC, decomposing the long-term problem into one-slot sub-problems solved via a randomized rounding technique with closed-form performance-cost bounds.</w:t>
-      </w:r>
-    </w:p>
-    <w:p>
-      <w:pPr>
-        <w:ind w:left="432"/>
-        <w:jc w:val="both"/>
-      </w:pPr>
-      <w:r>
-        <w:rPr>
-          <w:rFonts w:ascii="Times New Roman" w:hAnsi="Times New Roman"/>
-          <w:b/>
-          <w:color w:val="00509E"/>
-          <w:sz w:val="22"/>
-        </w:rPr>
-        <w:t xml:space="preserve">Variant B: </w:t>
-      </w:r>
-      <w:r>
-        <w:rPr>
-          <w:rFonts w:ascii="Times New Roman" w:hAnsi="Times New Roman"/>
-          <w:sz w:val="22"/>
-        </w:rPr>
-        <w:t>In [L4], dynamic service migration and request routing for microservices in multicell MEC were jointly optimized using Lyapunov drift minimization, transforming the stochastic optimization into tractable per-slot NP-hard instances addressed by an efficient randomized rounding approach.</w:t>
-      </w:r>
-    </w:p>
-    <w:p>
-      <w:pPr>
-        <w:ind w:left="432"/>
-        <w:jc w:val="both"/>
-      </w:pPr>
-      <w:r>
-        <w:rPr>
-          <w:rFonts w:ascii="Times New Roman" w:hAnsi="Times New Roman"/>
-          <w:b/>
-          <w:color w:val="00509E"/>
-          <w:sz w:val="22"/>
-        </w:rPr>
-        <w:t xml:space="preserve">Variant C: </w:t>
-      </w:r>
-      <w:r>
-        <w:rPr>
-          <w:rFonts w:ascii="Times New Roman" w:hAnsi="Times New Roman"/>
-          <w:sz w:val="22"/>
-        </w:rPr>
-        <w:t>To maximize long-term network utility in multicell MEC, Chen et al. [L4] combined Lyapunov optimization for online decomposition with randomized rounding for per-slot NP-hard sub-problems, theoretically characterizing the achieved performance-migration cost tradeoff.</w:t>
-      </w:r>
-    </w:p>
-    <w:p/>
-    <w:p>
-      <w:pPr>
-        <w:spacing w:before="160"/>
-      </w:pPr>
-      <w:r>
-        <w:rPr>
-          <w:rFonts w:ascii="Times New Roman" w:hAnsi="Times New Roman"/>
-          <w:b/>
-          <w:color w:val="8B0000"/>
-          <w:sz w:val="22"/>
-        </w:rPr>
-        <w:t>Lyapunov Paper 5 — Wang et al. [TMC 2024]: AI-Enabled Spatial-Temporal Migration for Connected Vehicles</w:t>
-      </w:r>
-    </w:p>
-    <w:p>
-      <w:pPr>
-        <w:ind w:left="432"/>
-        <w:jc w:val="both"/>
-      </w:pPr>
-      <w:r>
-        <w:rPr>
-          <w:rFonts w:ascii="Times New Roman" w:hAnsi="Times New Roman"/>
-          <w:b/>
-          <w:color w:val="00509E"/>
-          <w:sz w:val="22"/>
-        </w:rPr>
-        <w:t xml:space="preserve">Variant A: </w:t>
-      </w:r>
-      <w:r>
-        <w:rPr>
-          <w:rFonts w:ascii="Times New Roman" w:hAnsi="Times New Roman"/>
-          <w:sz w:val="22"/>
-        </w:rPr>
-        <w:t>Wang et al. [L5] proposed a spatial-temporal neural network combining gated recurrent units and graph convolutional layers to predict vehicular mobility, and applied Lyapunov optimization to formulate a proactive multi-objective migration strategy balancing service reliability and energy consumption.</w:t>
-      </w:r>
-    </w:p>
-    <w:p>
-      <w:pPr>
-        <w:ind w:left="432"/>
-        <w:jc w:val="both"/>
-      </w:pPr>
-      <w:r>
-        <w:rPr>
-          <w:rFonts w:ascii="Times New Roman" w:hAnsi="Times New Roman"/>
-          <w:b/>
-          <w:color w:val="00509E"/>
-          <w:sz w:val="22"/>
-        </w:rPr>
-        <w:t xml:space="preserve">Variant B: </w:t>
-      </w:r>
-      <w:r>
-        <w:rPr>
-          <w:rFonts w:ascii="Times New Roman" w:hAnsi="Times New Roman"/>
-          <w:sz w:val="22"/>
-        </w:rPr>
-        <w:t>In [L5], accurate vehicle trajectory prediction was achieved via a spatial-temporal deep learning model, whose output was integrated into a Lyapunov-based proactive migration framework to ensure service reliability with reduced energy consumption in 6G intelligent transportation systems.</w:t>
-      </w:r>
-    </w:p>
-    <w:p>
-      <w:pPr>
-        <w:ind w:left="432"/>
-        <w:jc w:val="both"/>
-      </w:pPr>
-      <w:r>
-        <w:rPr>
-          <w:rFonts w:ascii="Times New Roman" w:hAnsi="Times New Roman"/>
-          <w:b/>
-          <w:color w:val="00509E"/>
-          <w:sz w:val="22"/>
-        </w:rPr>
-        <w:t xml:space="preserve">Variant C: </w:t>
-      </w:r>
-      <w:r>
-        <w:rPr>
-          <w:rFonts w:ascii="Times New Roman" w:hAnsi="Times New Roman"/>
-          <w:sz w:val="22"/>
-        </w:rPr>
-        <w:t>A proactive service migration scheme for connected vehicles was developed in [L5] by coupling a spatial-temporal awareness neural network with Lyapunov optimization, enabling migration decisions that account for predicted future locations, server workloads, and service reliability requirements.</w:t>
-      </w:r>
-    </w:p>
-    <w:p/>
-    <w:p>
-      <w:pPr>
-        <w:spacing w:before="160"/>
-      </w:pPr>
-      <w:r>
-        <w:rPr>
-          <w:rFonts w:ascii="Times New Roman" w:hAnsi="Times New Roman"/>
-          <w:b/>
-          <w:color w:val="8B0000"/>
-          <w:sz w:val="22"/>
-        </w:rPr>
-        <w:t>Lyapunov Paper 6 — Zhou et al. [TMC 2023]: Energy-Efficient Migration for Multi-User Dense Cellular Networks (EGO)</w:t>
-      </w:r>
-    </w:p>
-    <w:p>
-      <w:pPr>
-        <w:ind w:left="432"/>
-        <w:jc w:val="both"/>
-      </w:pPr>
-      <w:r>
-        <w:rPr>
-          <w:rFonts w:ascii="Times New Roman" w:hAnsi="Times New Roman"/>
-          <w:b/>
-          <w:color w:val="00509E"/>
-          <w:sz w:val="22"/>
-        </w:rPr>
-        <w:t xml:space="preserve">Variant A: </w:t>
-      </w:r>
-      <w:r>
-        <w:rPr>
-          <w:rFonts w:ascii="Times New Roman" w:hAnsi="Times New Roman"/>
-          <w:sz w:val="22"/>
-        </w:rPr>
-        <w:t>Zhou et al. [L6] formulated service migration for multi-user heterogeneous dense cellular networks as a multi-user interference-aware optimization problem and developed the EGO algorithm combining Lyapunov optimization and particle swarm optimization to minimize average energy consumption without trajectory prediction.</w:t>
-      </w:r>
-    </w:p>
-    <w:p>
-      <w:pPr>
-        <w:ind w:left="432"/>
-        <w:jc w:val="both"/>
-      </w:pPr>
-      <w:r>
-        <w:rPr>
-          <w:rFonts w:ascii="Times New Roman" w:hAnsi="Times New Roman"/>
-          <w:b/>
-          <w:color w:val="00509E"/>
-          <w:sz w:val="22"/>
-        </w:rPr>
-        <w:t xml:space="preserve">Variant B: </w:t>
-      </w:r>
-      <w:r>
-        <w:rPr>
-          <w:rFonts w:ascii="Times New Roman" w:hAnsi="Times New Roman"/>
-          <w:sz w:val="22"/>
-        </w:rPr>
-        <w:t>The EGO scheme [L6] addressed the intractability of trajectory prediction for large user populations in heterogeneous dense networks by applying Lyapunov-based online decomposition, with particle swarm optimization used to solve the resulting per-slot non-convex sub-problems efficiently.</w:t>
-      </w:r>
-    </w:p>
-    <w:p>
-      <w:pPr>
-        <w:ind w:left="432"/>
-        <w:jc w:val="both"/>
-      </w:pPr>
-      <w:r>
-        <w:rPr>
-          <w:rFonts w:ascii="Times New Roman" w:hAnsi="Times New Roman"/>
-          <w:b/>
-          <w:color w:val="00509E"/>
-          <w:sz w:val="22"/>
-        </w:rPr>
-        <w:t xml:space="preserve">Variant C: </w:t>
-      </w:r>
-      <w:r>
-        <w:rPr>
-          <w:rFonts w:ascii="Times New Roman" w:hAnsi="Times New Roman"/>
-          <w:sz w:val="22"/>
-        </w:rPr>
-        <w:t>In [L6], Lyapunov and particle swarm optimizations were combined to tackle energy-efficient service migration in multi-user dense MEC, where the Lyapunov framework removes the need for future system knowledge and PSO addresses the NP-hard one-slot sub-problems with user interference.</w:t>
-      </w:r>
-    </w:p>
-    <w:p/>
-    <w:p>
-      <w:pPr>
-        <w:spacing w:before="160"/>
-      </w:pPr>
-      <w:r>
-        <w:rPr>
-          <w:rFonts w:ascii="Times New Roman" w:hAnsi="Times New Roman"/>
-          <w:b/>
-          <w:color w:val="8B0000"/>
-          <w:sz w:val="22"/>
-        </w:rPr>
-        <w:t>Lyapunov Paper 7 — Zhou et al. [ICC 2025]: Collaborative AI Migration in 6G with Traffic Prediction</w:t>
-      </w:r>
-    </w:p>
-    <w:p>
-      <w:pPr>
-        <w:ind w:left="432"/>
-        <w:jc w:val="both"/>
-      </w:pPr>
-      <w:r>
-        <w:rPr>
-          <w:rFonts w:ascii="Times New Roman" w:hAnsi="Times New Roman"/>
-          <w:b/>
-          <w:color w:val="00509E"/>
-          <w:sz w:val="22"/>
-        </w:rPr>
-        <w:t xml:space="preserve">Variant A: </w:t>
-      </w:r>
-      <w:r>
-        <w:rPr>
-          <w:rFonts w:ascii="Times New Roman" w:hAnsi="Times New Roman"/>
-          <w:sz w:val="22"/>
-        </w:rPr>
-        <w:t>Zhou et al. [L7] proposed CAMD-TP, a collaborative AI service migration algorithm for 6G networks that uses DLinear traffic prediction integrated with Lyapunov optimization to convert long-term stochastic energy minimization into tractable per-slot problems with dynamic bandwidth allocation.</w:t>
-      </w:r>
-    </w:p>
-    <w:p>
-      <w:pPr>
-        <w:ind w:left="432"/>
-        <w:jc w:val="both"/>
-      </w:pPr>
-      <w:r>
-        <w:rPr>
-          <w:rFonts w:ascii="Times New Roman" w:hAnsi="Times New Roman"/>
-          <w:b/>
-          <w:color w:val="00509E"/>
-          <w:sz w:val="22"/>
-        </w:rPr>
-        <w:t xml:space="preserve">Variant B: </w:t>
-      </w:r>
-      <w:r>
-        <w:rPr>
-          <w:rFonts w:ascii="Times New Roman" w:hAnsi="Times New Roman"/>
-          <w:sz w:val="22"/>
-        </w:rPr>
-        <w:t>In [L7], the challenge of managing AI service migrations under temporal traffic dynamics in 6G cloud-edge networks was addressed by combining Lyapunov optimization for online problem decomposition with a lightweight DLinear model for network traffic prediction, reducing average system energy consumption.</w:t>
-      </w:r>
-    </w:p>
-    <w:p>
-      <w:pPr>
-        <w:ind w:left="432"/>
-        <w:jc w:val="both"/>
-      </w:pPr>
-      <w:r>
-        <w:rPr>
-          <w:rFonts w:ascii="Times New Roman" w:hAnsi="Times New Roman"/>
-          <w:b/>
-          <w:color w:val="00509E"/>
-          <w:sz w:val="22"/>
-        </w:rPr>
-        <w:t xml:space="preserve">Variant C: </w:t>
-      </w:r>
-      <w:r>
-        <w:rPr>
-          <w:rFonts w:ascii="Times New Roman" w:hAnsi="Times New Roman"/>
-          <w:sz w:val="22"/>
-        </w:rPr>
-        <w:t>A prediction-augmented Lyapunov optimization framework was presented in [L7] for energy-efficient collaborative AI service migration in 6G, where predicted traffic loads guide migration decisions and bandwidth allocation to proactively avoid network congestion.</w:t>
-      </w:r>
-    </w:p>
-    <w:p/>
-    <w:p>
-      <w:pPr>
-        <w:spacing w:before="160"/>
-      </w:pPr>
-      <w:r>
-        <w:rPr>
-          <w:rFonts w:ascii="Times New Roman" w:hAnsi="Times New Roman"/>
-          <w:b/>
-          <w:color w:val="8B0000"/>
-          <w:sz w:val="22"/>
-        </w:rPr>
-        <w:t>Lyapunov Paper 8 — Huang et al. [TVT 2025]: Multi-Strategy Migration in Emergency Networks</w:t>
-      </w:r>
-    </w:p>
-    <w:p>
-      <w:pPr>
-        <w:ind w:left="432"/>
-        <w:jc w:val="both"/>
-      </w:pPr>
-      <w:r>
-        <w:rPr>
-          <w:rFonts w:ascii="Times New Roman" w:hAnsi="Times New Roman"/>
-          <w:b/>
-          <w:color w:val="00509E"/>
-          <w:sz w:val="22"/>
-        </w:rPr>
-        <w:t xml:space="preserve">Variant A: </w:t>
-      </w:r>
-      <w:r>
-        <w:rPr>
-          <w:rFonts w:ascii="Times New Roman" w:hAnsi="Times New Roman"/>
-          <w:sz w:val="22"/>
-        </w:rPr>
-        <w:t>Huang et al. [L8] proposed a multi-strategy service migration approach for post-disaster emergency networks leveraging UAVs and satellites, transforming the long-term optimization into online single-slot problems via Lyapunov optimization and addressing state-space explosion through a designed DRL strategy.</w:t>
-      </w:r>
-    </w:p>
-    <w:p>
-      <w:pPr>
-        <w:ind w:left="432"/>
-        <w:jc w:val="both"/>
-      </w:pPr>
-      <w:r>
-        <w:rPr>
-          <w:rFonts w:ascii="Times New Roman" w:hAnsi="Times New Roman"/>
-          <w:b/>
-          <w:color w:val="00509E"/>
-          <w:sz w:val="22"/>
-        </w:rPr>
-        <w:t xml:space="preserve">Variant B: </w:t>
-      </w:r>
-      <w:r>
-        <w:rPr>
-          <w:rFonts w:ascii="Times New Roman" w:hAnsi="Times New Roman"/>
-          <w:sz w:val="22"/>
-        </w:rPr>
-        <w:t>To maintain uninterrupted services in disaster-disrupted networks, Huang et al. [L8] designed a Manhattan-2D user transfer model and applied Lyapunov optimization to decouple the stochastic problem, then resolved the resulting single-slot NP-hard problem using multi-strategy DRL with action-equivalence handling.</w:t>
-      </w:r>
-    </w:p>
-    <w:p>
-      <w:pPr>
-        <w:ind w:left="432"/>
-        <w:jc w:val="both"/>
-      </w:pPr>
-      <w:r>
-        <w:rPr>
-          <w:rFonts w:ascii="Times New Roman" w:hAnsi="Times New Roman"/>
-          <w:b/>
-          <w:color w:val="00509E"/>
-          <w:sz w:val="22"/>
-        </w:rPr>
-        <w:t xml:space="preserve">Variant C: </w:t>
-      </w:r>
-      <w:r>
-        <w:rPr>
-          <w:rFonts w:ascii="Times New Roman" w:hAnsi="Times New Roman"/>
-          <w:sz w:val="22"/>
-        </w:rPr>
-        <w:t>In [L8], a Lyapunov-based online optimization framework was combined with multi-strategy reinforcement learning to coordinate UAV and satellite resources for seamless service migration in emergency networks, addressing state-space explosion through careful action-space design.</w:t>
-      </w:r>
-    </w:p>
-    <w:p/>
-    <w:p>
-      <w:pPr>
-        <w:spacing w:before="160"/>
-      </w:pPr>
-      <w:r>
-        <w:rPr>
-          <w:rFonts w:ascii="Times New Roman" w:hAnsi="Times New Roman"/>
-          <w:b/>
-          <w:color w:val="8B0000"/>
-          <w:sz w:val="22"/>
+          <w:color w:val="2E75B6"/>
         </w:rPr>
         <w:t>▶ BCD-Type Decomposition Introduction</w:t>
       </w:r>
     </w:p>
     <w:p>
-      <w:pPr>
-        <w:jc w:val="both"/>
-      </w:pPr>
+      <w:pPr/>
       <w:r>
-        <w:rPr>
-          <w:rFonts w:ascii="Times New Roman" w:hAnsi="Times New Roman"/>
-          <w:b w:val="0"/>
-          <w:i w:val="0"/>
-          <w:sz w:val="22"/>
-        </w:rPr>
         <w:t>Beyond Lyapunov-based temporal decomposition, block coordinate descent (BCD) and primal/dual decomposition methods provide a complementary spatial decomposition approach that splits a large MINLP into coupled sub-problems aligned with different decision variables or network layers.</w:t>
-      </w:r>
-    </w:p>
-    <w:p/>
-    <w:p>
-      <w:pPr>
-        <w:spacing w:before="160"/>
-      </w:pPr>
-      <w:r>
-        <w:rPr>
-          <w:rFonts w:ascii="Times New Roman" w:hAnsi="Times New Roman"/>
-          <w:b/>
-          <w:color w:val="8B0000"/>
-          <w:sz w:val="22"/>
-        </w:rPr>
-        <w:t>BCD Paper 1 — Chiang et al. [Proc. IEEE 2007]: Layering as Optimization Decomposition</w:t>
       </w:r>
     </w:p>
     <w:p>
       <w:pPr>
-        <w:ind w:left="432"/>
-        <w:jc w:val="both"/>
+        <w:pStyle w:val="Heading3"/>
       </w:pPr>
       <w:r>
+        <w:t>Main Reference [D1] — Chiang et al. [Proc. IEEE 2007]: Layering as Optimization Decomposition</w:t>
+      </w:r>
+    </w:p>
+    <w:p>
+      <w:pPr/>
+      <w:r>
         <w:rPr>
-          <w:rFonts w:ascii="Times New Roman" w:hAnsi="Times New Roman"/>
+          <w:i/>
+          <w:color w:val="444444"/>
+        </w:rPr>
+        <w:t>[MAIN REFERENCE — described in more detail]</w:t>
+      </w:r>
+    </w:p>
+    <w:p>
+      <w:pPr/>
+      <w:r>
+        <w:rPr>
           <w:b/>
-          <w:color w:val="00509E"/>
-          <w:sz w:val="22"/>
+          <w:color w:val="1970C7"/>
         </w:rPr>
-        <w:t xml:space="preserve">Variant A: </w:t>
+        <w:t xml:space="preserve">[Variant A] </w:t>
       </w:r>
       <w:r>
+        <w:t>Chiang et al. [D1] provided a comprehensive mathematical foundation for understanding layered network architectures as distributed solutions to a global network utility maximization (NUM) problem. In this framework, the entire protocol stack — spanning congestion control, routing, scheduling, random access, power control, and channel coding — is modeled as a single NUM, and each protocol layer corresponds to a decomposed sub-problem of this NUM. The interfaces between layers are quantified as functions of primal or Lagrange dual variables that coordinate the sub-problems. Vertical decomposition maps functional modules to layers (e.g., transport, network, MAC), while horizontal decomposition distributes computation across network nodes. Two canonical decomposition approaches are formalized: primal decomposition, which allocates shared resources top-down and yields independent per-layer sub-problems, and dual decomposition, which relaxes coupling constraints via Lagrange multipliers and enables distributed sub-gradient coordination. By establishing this unifying language, [D1] transforms cross-layer protocol design from ad hoc engineering into a principled, top-down optimization process, providing the theoretical grounding that directly inspires our decomposition-based approach to service migration.</w:t>
+      </w:r>
+    </w:p>
+    <w:p>
+      <w:pPr/>
+      <w:r>
         <w:rPr>
-          <w:rFonts w:ascii="Times New Roman" w:hAnsi="Times New Roman"/>
-          <w:sz w:val="22"/>
+          <w:b/>
+          <w:color w:val="1970C7"/>
         </w:rPr>
-        <w:t>Chiang et al. [D1] provided a mathematical foundation for layered network architectures by modeling the protocol stack as distributed solutions to a global network utility maximization (NUM) problem, where each layer corresponds to a decomposed sub-problem and inter-layer interfaces are captured as optimization variables, unifying primal and dual decomposition as complementary design tools.</w:t>
+        <w:t xml:space="preserve">[Variant B] </w:t>
+      </w:r>
+      <w:r>
+        <w:t>The pioneering work of Chiang et al. [D1] reinterpreted network layering as optimization decomposition of a generalized NUM problem, in which each protocol layer implements a decomposed sub-problem and inter-layer signaling corresponds to the exchange of primal or dual variables. The paper systematically develops both primal decomposition — where a master problem allocates shared resources to independent layers — and dual decomposition — where Lagrangian relaxation of coupling constraints yields distributed sub-problems coordinated via multiplier updates. Horizontal decomposition further enables computation to be distributed across nodes in an ad hoc or sensor network setting. Through case studies covering TCP/IP, power control, and routing, the paper demonstrates that apparently unrelated protocol mechanisms emerge as special cases of a single NUM decomposition. This unifying framework provides the mathematical language and decomposition principles that motivate our layered treatment of migration destination, data rate allocation, and path selection as coupled yet separable sub-problems.</w:t>
+      </w:r>
+    </w:p>
+    <w:p>
+      <w:pPr/>
+      <w:r>
+        <w:rPr>
+          <w:b/>
+          <w:color w:val="1970C7"/>
+        </w:rPr>
+        <w:t xml:space="preserve">[Variant C] </w:t>
+      </w:r>
+      <w:r>
+        <w:t>In [D1], Chiang et al. established "Layering as Optimization Decomposition" as a mathematical theory of network architectures, modeling the protocol stack as a global NUM whose decomposition gives rise to the layered structure. The theory identifies two complementary decompositions: in primal decomposition, a master optimization manages a shared resource constraint and passes allocations to sub-problems (layers), each independently optimized; in dual decomposition, coupling constraints are relaxed by Lagrange multipliers, and each sub-problem is optimized locally with multiplier updates serving as inter-layer messages. Both vertical decomposition (into functional layers: application, transport, network, MAC, physical) and horizontal decomposition (distributed nodes) are addressed, with convergence properties and optimality conditions formally analyzed. The resulting framework unifies existing cross-layer designs and provides a principled basis for architecting new protocol stacks — including the multi-layer decomposition strategy we employ in this work.</w:t>
       </w:r>
     </w:p>
     <w:p>
       <w:pPr>
-        <w:ind w:left="432"/>
-        <w:jc w:val="both"/>
+        <w:pStyle w:val="Heading3"/>
       </w:pPr>
       <w:r>
+        <w:t>Main Reference [D2] — Li et al. [GLOBECOM 2021]: Distributed Service Migration in Satellite MEC</w:t>
+      </w:r>
+    </w:p>
+    <w:p>
+      <w:pPr/>
+      <w:r>
         <w:rPr>
-          <w:rFonts w:ascii="Times New Roman" w:hAnsi="Times New Roman"/>
+          <w:i/>
+          <w:color w:val="444444"/>
+        </w:rPr>
+        <w:t>[MAIN REFERENCE — described in more detail]</w:t>
+      </w:r>
+    </w:p>
+    <w:p>
+      <w:pPr/>
+      <w:r>
+        <w:rPr>
           <w:b/>
-          <w:color w:val="00509E"/>
-          <w:sz w:val="22"/>
+          <w:color w:val="1970C7"/>
         </w:rPr>
-        <w:t xml:space="preserve">Variant B: </w:t>
+        <w:t xml:space="preserve">[Variant A] </w:t>
       </w:r>
       <w:r>
+        <w:t>Li et al. [D2] addressed the curse of dimensionality in multi-user satellite mobile edge computing (MEC), where the joint service migration problem can be modeled as an MDP with a state space of size M^(2N), which becomes intractably large for even moderate numbers of users N and base stations M. The key insight of [D2] is that the original high-dimensional MDP can be transformed into an equivalent optimization problem and then decomposed into N independent per-user sub-MDPs, each with a dramatically smaller state space of size M². This two-layer decomposition — an outer layer coordinating global migration targets and an inner layer handling individual user decisions — reduces the state-space complexity from M^(2N) to N×M², enabling tractable per-user dynamic programming without resorting to deep neural networks. The paper contributes a formal analysis of this decomposition structure and demonstrates via simulation that the proposed distributed algorithm achieves superior performance compared to baseline models including Q-learning and DQN approaches, while requiring substantially less computational cost. This structural decomposition approach directly motivates our treatment of the multi-user migration problem.</w:t>
+      </w:r>
+    </w:p>
+    <w:p>
+      <w:pPr/>
+      <w:r>
         <w:rPr>
-          <w:rFonts w:ascii="Times New Roman" w:hAnsi="Times New Roman"/>
-          <w:sz w:val="22"/>
+          <w:b/>
+          <w:color w:val="1970C7"/>
         </w:rPr>
-        <w:t>The pioneering work of Chiang et al. [D1] demonstrated that network layering can be systematically understood as optimization decomposition, with primal decomposition yielding independent resource-allocation sub-problems per layer and dual decomposition yielding Lagrangian-relaxed sub-problems coordinated by shared multipliers, providing rigorous grounds for cross-layer optimization.</w:t>
+        <w:t xml:space="preserve">[Variant B] </w:t>
+      </w:r>
+      <w:r>
+        <w:t>To tackle the intractable state space of multi-user service migration in satellite MEC, Li et al. [D2] proposed a distributed two-layer decomposition model that systematically reduces problem complexity. The original multi-user MDP, whose state space grows exponentially as M^(2N) in the number of users and base stations, is first cast as an optimization problem. By exploiting the structural separability of per-user migration decisions, this optimization is then decomposed into N independent sub-problems, each corresponding to a low-dimensional MDP with state space of size M². The outer decomposition layer coordinates which edge server each service targets, while the inner layer solves each user sub-MDP independently, enabling distributed execution without centralized state tracking. Simulation results confirm that this decomposition-based approach outperforms baseline Q-learning and DQN methods in service delay metrics, while avoiding the instability and training overhead associated with deep neural network solvers. The two-layer decomposition concept of [D2] is a key inspiration for our framework.</w:t>
+      </w:r>
+    </w:p>
+    <w:p>
+      <w:pPr/>
+      <w:r>
+        <w:rPr>
+          <w:b/>
+          <w:color w:val="1970C7"/>
+        </w:rPr>
+        <w:t xml:space="preserve">[Variant C] </w:t>
+      </w:r>
+      <w:r>
+        <w:t>In [D2], Li et al. proposed a novel two-layer decomposition to address the dimensionality curse in satellite MEC service migration, where multi-user joint optimization yields an M^(2N)-sized state space. The decomposition proceeds in two steps: (i) the high-dimensional MDP is re-expressed as a constrained optimization problem that reveals per-user separability; (ii) the optimization is decomposed into N coupled sub-MDPs, each of size M², which are solved independently at the inner layer while the outer layer coordinates their solutions to satisfy global migration constraints. This two-layer structure not only reduces computational complexity from exponential to linear in the number of users, but also enables fully distributed execution — each user sub-MDP can be solved locally without sharing raw state information. Experiments on a satellite MEC topology demonstrate consistent outperformance over DQN and Q-learning baselines, validating the decomposition approach. The structural insight of [D2] — that problem decomposition can simultaneously reduce complexity and enable distributed operation — is central to the design of our algorithm.</w:t>
       </w:r>
     </w:p>
     <w:p>
       <w:pPr>
-        <w:ind w:left="432"/>
-        <w:jc w:val="both"/>
+        <w:pStyle w:val="Heading3"/>
       </w:pPr>
       <w:r>
-        <w:rPr>
-          <w:rFonts w:ascii="Times New Roman" w:hAnsi="Times New Roman"/>
-          <w:b/>
-          <w:color w:val="00509E"/>
-          <w:sz w:val="22"/>
-        </w:rPr>
-        <w:t xml:space="preserve">Variant C: </w:t>
-      </w:r>
-      <w:r>
-        <w:rPr>
-          <w:rFonts w:ascii="Times New Roman" w:hAnsi="Times New Roman"/>
-          <w:sz w:val="22"/>
-        </w:rPr>
-        <w:t>In [D1], Chiang et al. established that the layered architecture of communication networks can be re-interpreted as decomposed solutions to a NUM problem, where vertical decomposition aligns with functional modules (congestion control, scheduling, routing) and horizontal decomposition with distributed computation, supplying a unifying language for modular cross-layer protocol design.</w:t>
-      </w:r>
-    </w:p>
-    <w:p/>
-    <w:p>
-      <w:pPr>
-        <w:spacing w:before="160"/>
-      </w:pPr>
-      <w:r>
-        <w:rPr>
-          <w:rFonts w:ascii="Times New Roman" w:hAnsi="Times New Roman"/>
-          <w:b/>
-          <w:color w:val="8B0000"/>
-          <w:sz w:val="22"/>
-        </w:rPr>
-        <w:t>BCD Paper 2 — Li et al. [GLOBECOM 2021]: Distributed Migration in Satellite MEC</w:t>
+        <w:t>Papers [D3][D4] — BCD-Type Works: Tran &amp; Pompili, Liu et al.</w:t>
       </w:r>
     </w:p>
     <w:p>
-      <w:pPr>
-        <w:ind w:left="432"/>
-        <w:jc w:val="both"/>
-      </w:pPr>
+      <w:pPr/>
       <w:r>
         <w:rPr>
-          <w:rFonts w:ascii="Times New Roman" w:hAnsi="Times New Roman"/>
           <w:b/>
-          <w:color w:val="00509E"/>
-          <w:sz w:val="22"/>
+          <w:color w:val="1970C7"/>
         </w:rPr>
-        <w:t xml:space="preserve">Variant A: </w:t>
+        <w:t xml:space="preserve">[Variant A] </w:t>
       </w:r>
       <w:r>
-        <w:rPr>
-          <w:rFonts w:ascii="Times New Roman" w:hAnsi="Times New Roman"/>
-          <w:sz w:val="22"/>
-        </w:rPr>
-        <w:t>Li et al. [D2] addressed the curse of dimensionality in satellite MEC by proposing a distributed two-layer decomposition that reduces the MDP state space from M^(2N) to N×M², enabling tractable per-user sub-MDPs that can be solved independently without resorting to deep neural networks.</w:t>
+        <w:t>Other BCD-type works have applied decomposition to MEC optimization. Tran and Pompili [D3] decomposed the joint task offloading and resource allocation MINLP in multi-server MEC into a resource allocation sub-problem solved in closed form via convex/quasi-convex optimization and a task offloading sub-problem addressed by sequential convex approximation, achieving near-optimal performance with reduced complexity. Liu et al. [D4] similarly decomposed the joint request assignment and computing resource allocation problem in multi-access MEC: the continuous resource allocation sub-problem is solved optimally in closed form via Lagrangian analysis, and the resulting combinatorial assignment sub-problem is addressed by a primal-dual approximation algorithm with provable approximation ratio bounds.</w:t>
       </w:r>
     </w:p>
     <w:p>
-      <w:pPr>
-        <w:ind w:left="432"/>
-        <w:jc w:val="both"/>
-      </w:pPr>
+      <w:pPr/>
       <w:r>
         <w:rPr>
-          <w:rFonts w:ascii="Times New Roman" w:hAnsi="Times New Roman"/>
           <w:b/>
-          <w:color w:val="00509E"/>
-          <w:sz w:val="22"/>
+          <w:color w:val="1970C7"/>
         </w:rPr>
-        <w:t xml:space="preserve">Variant B: </w:t>
+        <w:t xml:space="preserve">[Variant B] </w:t>
       </w:r>
       <w:r>
-        <w:rPr>
-          <w:rFonts w:ascii="Times New Roman" w:hAnsi="Times New Roman"/>
-          <w:sz w:val="22"/>
-        </w:rPr>
-        <w:t>To cope with high-dimensional state spaces in satellite MEC, Li et al. [D2] decomposed the original joint migration MDP into a two-layer structure: the outer layer coordinates global migration targets while the inner layer handles individual user decisions, achieving superior performance over baseline models with dramatically reduced computational complexity.</w:t>
+        <w:t>Two further BCD-type studies serve as representative references. In [D3], Tran and Pompili proposed an alternating BCD framework for joint offloading and resource allocation in multi-server MEC, decoupling discrete and continuous variables into sequentially solvable convex sub-problems. In [D4], Liu et al. derived an optimal closed-form resource allocation policy via Lagrangian duality and designed a primal-dual approximation algorithm for the resulting assignment problem, providing both theoretical guarantees and practical efficiency.</w:t>
       </w:r>
     </w:p>
     <w:p>
-      <w:pPr>
-        <w:ind w:left="432"/>
-        <w:jc w:val="both"/>
-      </w:pPr>
+      <w:pPr/>
       <w:r>
         <w:rPr>
-          <w:rFonts w:ascii="Times New Roman" w:hAnsi="Times New Roman"/>
           <w:b/>
-          <w:color w:val="00509E"/>
-          <w:sz w:val="22"/>
+          <w:color w:val="1970C7"/>
         </w:rPr>
-        <w:t xml:space="preserve">Variant C: </w:t>
+        <w:t xml:space="preserve">[Variant C] </w:t>
       </w:r>
       <w:r>
-        <w:rPr>
-          <w:rFonts w:ascii="Times New Roman" w:hAnsi="Times New Roman"/>
-          <w:sz w:val="22"/>
-        </w:rPr>
-        <w:t>In [D2], a dual-layer decomposition model was proposed for service migration in satellite MEC, where the multi-user high-dimensional MDP was factored into a set of low-dimensional single-user MDPs via structural problem analysis, bypassing the need for DRL while outperforming existing baselines.</w:t>
+        <w:t>In [D3], BCD decomposition of the joint offloading-resource MINLP in multi-server MEC yields two alternating sub-problems with closed-form and sequential-convex-approximation solutions respectively, converging to a stationary point with substantially less computational cost. In [D4], Lagrangian duality decouples resource allocation from request assignment in multi-access MEC, enabling an analytically optimal lower-level solution and a primal-dual approximation algorithm with formal approximation bounds for the upper-level assignment problem.</w:t>
       </w:r>
     </w:p>
-    <w:p/>
-    <w:p>
-      <w:pPr>
-        <w:spacing w:before="160"/>
-      </w:pPr>
-      <w:r>
-        <w:rPr>
-          <w:rFonts w:ascii="Times New Roman" w:hAnsi="Times New Roman"/>
-          <w:b/>
-          <w:color w:val="8B0000"/>
-          <w:sz w:val="22"/>
-        </w:rPr>
-        <w:t>BCD Paper 3 (MAIN REFERENCE) — Tran &amp; Pompili [TVT 2019]: Joint Task Offloading and Resource Allocation for Multi-Server MEC</w:t>
-      </w:r>
-    </w:p>
-    <w:p>
-      <w:pPr>
-        <w:jc w:val="both"/>
-      </w:pPr>
-      <w:r>
-        <w:rPr>
-          <w:rFonts w:ascii="Times New Roman" w:hAnsi="Times New Roman"/>
-          <w:b w:val="0"/>
-          <w:i/>
-          <w:color w:val="880000"/>
-          <w:sz w:val="22"/>
-        </w:rPr>
-        <w:t>[MAIN REFERENCE — please describe with more detail]</w:t>
-      </w:r>
-    </w:p>
-    <w:p>
-      <w:pPr>
-        <w:ind w:left="432"/>
-        <w:jc w:val="both"/>
-      </w:pPr>
-      <w:r>
-        <w:rPr>
-          <w:rFonts w:ascii="Times New Roman" w:hAnsi="Times New Roman"/>
-          <w:b/>
-          <w:color w:val="00509E"/>
-          <w:sz w:val="22"/>
-        </w:rPr>
-        <w:t xml:space="preserve">Variant A: </w:t>
-      </w:r>
-      <w:r>
-        <w:rPr>
-          <w:rFonts w:ascii="Times New Roman" w:hAnsi="Times New Roman"/>
-          <w:sz w:val="22"/>
-        </w:rPr>
-        <w:t>As a closely related reference, Tran and Pompili [D3] formulated joint task offloading and resource allocation in a multi-server MEC network as a mixed integer nonlinear program (MINLP) aimed at maximizing users' weighted sum of reductions in task completion time and energy consumption. To render the NP-hard problem tractable, they proposed a two-stage BCD decomposition: the resource allocation (RA) sub-problem with fixed offloading decisions is addressed via convex and quasi-convex optimization techniques with closed-form solutions, while the task offloading (TO) sub-problem minimizes the optimal-value function of the RA problem and is solved by sequential convex approximation. This decomposition structure reduces per-iteration complexity and scales to large-scale multi-cell MEC networks, providing a systematic template for partitioning coupled discrete and continuous decision variables.</w:t>
-      </w:r>
-    </w:p>
-    <w:p>
-      <w:pPr>
-        <w:ind w:left="432"/>
-        <w:jc w:val="both"/>
-      </w:pPr>
-      <w:r>
-        <w:rPr>
-          <w:rFonts w:ascii="Times New Roman" w:hAnsi="Times New Roman"/>
-          <w:b/>
-          <w:color w:val="00509E"/>
-          <w:sz w:val="22"/>
-        </w:rPr>
-        <w:t xml:space="preserve">Variant B: </w:t>
-      </w:r>
-      <w:r>
-        <w:rPr>
-          <w:rFonts w:ascii="Times New Roman" w:hAnsi="Times New Roman"/>
-          <w:sz w:val="22"/>
-        </w:rPr>
-        <w:t>Tran and Pompili [D3] studied the problem of jointly optimizing offloading decisions, uplink transmission power, and computing resource allocation in a multi-cell MEC network, formulating it as an MINLP. Recognizing that the coupling between discrete offloading indicators and continuous resource variables renders direct solution impractical, they decomposed the problem into a resource allocation sub-problem solved in closed form using convex/quasi-convex optimization, and a task offloading sub-problem that iteratively leverages the RA solution via successive approximation. Their decomposition framework achieves near-optimal offloading gains with substantially lower computational cost than exhaustive search, and its modular structure — alternately fixing one set of variables while optimizing the other — serves as a representative paradigm for BCD-based MEC optimization.</w:t>
-      </w:r>
-    </w:p>
-    <w:p>
-      <w:pPr>
-        <w:ind w:left="432"/>
-        <w:jc w:val="both"/>
-      </w:pPr>
-      <w:r>
-        <w:rPr>
-          <w:rFonts w:ascii="Times New Roman" w:hAnsi="Times New Roman"/>
-          <w:b/>
-          <w:color w:val="00509E"/>
-          <w:sz w:val="22"/>
-        </w:rPr>
-        <w:t xml:space="preserve">Variant C: </w:t>
-      </w:r>
-      <w:r>
-        <w:rPr>
-          <w:rFonts w:ascii="Times New Roman" w:hAnsi="Times New Roman"/>
-          <w:sz w:val="22"/>
-        </w:rPr>
-        <w:t>In [D3], the joint optimization of task offloading and multi-dimensional resource allocation in multi-server MEC was rigorously decomposed into two interleaved sub-problems using a BCD strategy. Specifically, given fixed offloading decisions, the RA sub-problem reduces to a convex program admitting a closed-form water-filling-style solution for computing resource allocation and a quasi-convex solution for uplink power control; given the RA solution, the TO sub-problem is efficiently solved via sequential convex programming that iteratively tightens a convex surrogate. The overall BCD algorithm provably converges to a stationary point of the original MINLP, and extensive simulations demonstrate significant gains over individual-resource-optimization baselines across varying network scales.</w:t>
-      </w:r>
-    </w:p>
-    <w:p/>
-    <w:p>
-      <w:pPr>
-        <w:spacing w:before="160"/>
-      </w:pPr>
-      <w:r>
-        <w:rPr>
-          <w:rFonts w:ascii="Times New Roman" w:hAnsi="Times New Roman"/>
-          <w:b/>
-          <w:color w:val="8B0000"/>
-          <w:sz w:val="22"/>
-        </w:rPr>
-        <w:t>BCD Paper 4 (MAIN REFERENCE) — Liu et al. [TSC 2023]: Joint Request Assignment and Computing Resource Allocation in MEC</w:t>
-      </w:r>
-    </w:p>
-    <w:p>
-      <w:pPr>
-        <w:jc w:val="both"/>
-      </w:pPr>
-      <w:r>
-        <w:rPr>
-          <w:rFonts w:ascii="Times New Roman" w:hAnsi="Times New Roman"/>
-          <w:b w:val="0"/>
-          <w:i/>
-          <w:color w:val="880000"/>
-          <w:sz w:val="22"/>
-        </w:rPr>
-        <w:t>[MAIN REFERENCE — please describe with more detail]</w:t>
-      </w:r>
-    </w:p>
-    <w:p>
-      <w:pPr>
-        <w:ind w:left="432"/>
-        <w:jc w:val="both"/>
-      </w:pPr>
-      <w:r>
-        <w:rPr>
-          <w:rFonts w:ascii="Times New Roman" w:hAnsi="Times New Roman"/>
-          <w:b/>
-          <w:color w:val="00509E"/>
-          <w:sz w:val="22"/>
-        </w:rPr>
-        <w:t xml:space="preserve">Variant A: </w:t>
-      </w:r>
-      <w:r>
-        <w:rPr>
-          <w:rFonts w:ascii="Times New Roman" w:hAnsi="Times New Roman"/>
-          <w:sz w:val="22"/>
-        </w:rPr>
-        <w:t>Liu et al. [D4] studied the NP-hard MINLP of jointly optimizing request assignment and computing resource allocation across cloudlets in a multi-access MEC network, with the objective of minimizing total request completion latency. Their decomposition approach separates the problem into a computing resource allocation (CRA) sub-problem and a request assignment (RA) sub-problem. The CRA sub-problem is solved optimally in closed form using Lagrangian multiplier analysis, and the resulting solution is directly embedded into the RA sub-problem as a latency cost function. A novel primal-dual based approximation algorithm with provable approximation ratio bounds is then devised for the RA sub-problem, enabling scalable and near-optimal joint optimization. Experimental results confirm that the proposed algorithm outperforms baseline methods on total latency, load balancing, and computational speed.</w:t>
-      </w:r>
-    </w:p>
-    <w:p>
-      <w:pPr>
-        <w:ind w:left="432"/>
-        <w:jc w:val="both"/>
-      </w:pPr>
-      <w:r>
-        <w:rPr>
-          <w:rFonts w:ascii="Times New Roman" w:hAnsi="Times New Roman"/>
-          <w:b/>
-          <w:color w:val="00509E"/>
-          <w:sz w:val="22"/>
-        </w:rPr>
-        <w:t xml:space="preserve">Variant B: </w:t>
-      </w:r>
-      <w:r>
-        <w:rPr>
-          <w:rFonts w:ascii="Times New Roman" w:hAnsi="Times New Roman"/>
-          <w:sz w:val="22"/>
-        </w:rPr>
-        <w:t>Liu et al. [D4] proposed a hierarchical decomposition framework for joint request assignment and computing resource allocation in MEC, casting the problem as an MINLP and decomposing it to exploit structural separability. At the lower layer, an analytical closed-form solution based on Lagrangian relaxation is derived for the continuous resource allocation variables given a fixed assignment, yielding an optimal per-cloudlet resource distribution. At the upper layer, the discrete request assignment problem — with resource costs encoded as functions of the lower-layer solution — is addressed by a primal-dual approximation algorithm whose approximation ratio is formally bounded, providing both theoretical guarantees and practical efficiency. This two-stage architecture naturally maps to the structure of MEC networks where assignment and resource decisions are tightly coupled but operationally distinct.</w:t>
-      </w:r>
-    </w:p>
-    <w:p>
-      <w:pPr>
-        <w:ind w:left="432"/>
-        <w:jc w:val="both"/>
-      </w:pPr>
-      <w:r>
-        <w:rPr>
-          <w:rFonts w:ascii="Times New Roman" w:hAnsi="Times New Roman"/>
-          <w:b/>
-          <w:color w:val="00509E"/>
-          <w:sz w:val="22"/>
-        </w:rPr>
-        <w:t xml:space="preserve">Variant C: </w:t>
-      </w:r>
-      <w:r>
-        <w:rPr>
-          <w:rFonts w:ascii="Times New Roman" w:hAnsi="Times New Roman"/>
-          <w:sz w:val="22"/>
-        </w:rPr>
-        <w:t>In [D4], a decomposition-based joint optimization was developed for MEC request assignment and computing resource allocation, where Lagrangian duality was leveraged to derive an optimal closed-form resource allocation policy as a function of assignment variables, effectively reducing the original MINLP to a pure combinatorial assignment problem. A primal-dual approximation algorithm was then crafted for the resulting assignment problem, with an upper bound on the approximation ratio established through theoretical analysis. The modular, two-level decomposition demonstrates that decoupling resource and assignment decisions — rather than solving them monolithically — can achieve superior latency, load balance, and speed, offering a principled template for MINLP decomposition in MEC optimization.</w:t>
-      </w:r>
-    </w:p>
-    <w:p/>
     <w:p>
       <w:pPr>
         <w:pStyle w:val="Heading2"/>
@@ -2140,714 +505,236 @@
       </w:r>
     </w:p>
     <w:p>
-      <w:pPr>
-        <w:spacing w:before="160"/>
-      </w:pPr>
+      <w:pPr/>
       <w:r>
         <w:rPr>
-          <w:rFonts w:ascii="Times New Roman" w:hAnsi="Times New Roman"/>
           <w:b/>
-          <w:color w:val="8B0000"/>
-          <w:sz w:val="22"/>
+          <w:color w:val="2E75B6"/>
         </w:rPr>
-        <w:t>▶ Common Shortcoming of Paragraphs 1 &amp; 2</w:t>
+        <w:t>▶ Common Shortcoming of Paragraphs A &amp; B</w:t>
+      </w:r>
+    </w:p>
+    <w:p>
+      <w:pPr/>
+      <w:r>
+        <w:t>While the ML-based and decomposition-based methods reviewed above have made significant advances in minimizing service latency and migration cost, a common limitation persists: most of these works model the backhaul network only in terms of aggregate link cost or bandwidth consumed by migrations as part of the objective, but do not explicitly enforce hard capacity constraints on individual backhaul links. Consequently, when multiple users simultaneously migrate over shared backhaul links, link congestion can arise and severely degrade service quality — a concern that intensifies with growing edge server density and user population. A separate line of research has specifically targeted backhaul link congestion in MEC/VEC networks.</w:t>
       </w:r>
     </w:p>
     <w:p>
       <w:pPr>
-        <w:jc w:val="both"/>
+        <w:pStyle w:val="Heading3"/>
       </w:pPr>
       <w:r>
-        <w:rPr>
-          <w:rFonts w:ascii="Times New Roman" w:hAnsi="Times New Roman"/>
-          <w:b w:val="0"/>
-          <w:i w:val="0"/>
-          <w:sz w:val="22"/>
-        </w:rPr>
-        <w:t>While the ML-based and decomposition-based methods reviewed above have made significant advances in minimizing service latency and migration cost, a common limitation persists: most of these works model the backhaul network only in terms of link cost or bandwidth consumed by migrations (as part of the objective), but do not explicitly enforce hard capacity constraints on individual backhaul links. Consequently, when multiple users simultaneously migrate over shared backhaul links, link congestion can arise and severely degrade service quality — a concern that becomes increasingly critical as the density of mobile users and edge servers grows. A separate line of research has specifically targeted backhaul link congestion in MEC/VEC networks, as reviewed below.</w:t>
+        <w:t>Congestion Group 1 — Path Selection and Traffic Steering: Xu et al. [C1], Anwar et al. [C2], Cao et al. [C6]</w:t>
       </w:r>
     </w:p>
-    <w:p/>
     <w:p>
-      <w:pPr>
-        <w:spacing w:before="160"/>
-      </w:pPr>
+      <w:pPr/>
       <w:r>
         <w:rPr>
-          <w:rFonts w:ascii="Times New Roman" w:hAnsi="Times New Roman"/>
           <w:b/>
-          <w:color w:val="8B0000"/>
-          <w:sz w:val="22"/>
+          <w:color w:val="1970C7"/>
         </w:rPr>
-        <w:t>Link Congestion Paper 1 — Xu et al. [IoT 2020]: Path Selection for Seamless Migration in VEC</w:t>
+        <w:t xml:space="preserve">[Variant A] </w:t>
+      </w:r>
+      <w:r>
+        <w:t>Several works address link congestion primarily through path selection and traffic steering. Xu et al. [C1] formulated path selection for seamless VEC service migration as a multiobjective optimization balancing network provider cost and user QoE, proposing a weakly Pareto-optimal algorithm with distance-based filtering to improve scalability. Anwar et al. [C2] proposed a distributed traffic steering framework for 5G-enabled MEC IoV, partitioning the network by distinguishing edge servers from routers and applying matrix-based dynamic shortest-path selection to maintain seamless migration at high vehicle density. Cao et al. [C6] proposed SMART, a DQN-based framework that models migration path selection as an MDP with dual constraints on computing capacity and transmission time, discovering paths that simultaneously minimize communication delay and cost.</w:t>
+      </w:r>
+    </w:p>
+    <w:p>
+      <w:pPr/>
+      <w:r>
+        <w:rPr>
+          <w:b/>
+          <w:color w:val="1970C7"/>
+        </w:rPr>
+        <w:t xml:space="preserve">[Variant B] </w:t>
+      </w:r>
+      <w:r>
+        <w:t>Path selection is the primary congestion mitigation strategy in [C1], [C2], and [C6]. Xu et al. [C1] derived weakly Pareto-optimal VEC migration paths balancing cost and QoE, while Anwar et al. [C2] achieved scalable 5G IoV traffic steering through network partitioning and dynamic shortest-path selection. Cao et al. [C6] trained a DQN agent to find migration paths that minimize cost and delay under dual resource constraints, outperforming six baseline path selection methods.</w:t>
+      </w:r>
+    </w:p>
+    <w:p>
+      <w:pPr/>
+      <w:r>
+        <w:rPr>
+          <w:b/>
+          <w:color w:val="1970C7"/>
+        </w:rPr>
+        <w:t xml:space="preserve">[Variant C] </w:t>
+      </w:r>
+      <w:r>
+        <w:t>In [C1], multiobjective path selection was derived for VEC with provably Pareto-optimal solutions combining network cost and QoE. In [C2], a partitioned MEC architecture distinguished edge servers from routers, enabling distributed filter-bounded dynamic path selection for large-scale IoV deployments. In [C6], SMART recast path selection as a constrained MDP and applied DQN to balance migration delay and cost, demonstrating superiority over multiple baselines in dynamic MEC environments.</w:t>
       </w:r>
     </w:p>
     <w:p>
       <w:pPr>
-        <w:ind w:left="432"/>
-        <w:jc w:val="both"/>
+        <w:pStyle w:val="Heading3"/>
       </w:pPr>
       <w:r>
+        <w:t>Congestion Group 2 — VNF/NF Migration and Fog Load Balancing: Liu et al. [C3], Jasim et al. [C5]</w:t>
+      </w:r>
+    </w:p>
+    <w:p>
+      <w:pPr/>
+      <w:r>
         <w:rPr>
-          <w:rFonts w:ascii="Times New Roman" w:hAnsi="Times New Roman"/>
           <w:b/>
-          <w:color w:val="00509E"/>
-          <w:sz w:val="22"/>
+          <w:color w:val="1970C7"/>
         </w:rPr>
-        <w:t xml:space="preserve">Variant A: </w:t>
+        <w:t xml:space="preserve">[Variant A] </w:t>
       </w:r>
       <w:r>
+        <w:t>Congestion is also addressed at the network function and fog layer. Liu et al. [C3] studied online dynamic network function (NF) migration in SDN/MEC networks, jointly optimizing VNF placement and traffic routing to manage congestion and satisfy diverse QoS requirements under erratic user mobility. Jasim et al. [C5] proposed asynchronous coarse-grained load migration for NFV-based fog networks, redistributing network functions across fog nodes to reduce node saturation and congestion under heavy IoT traffic volumes.</w:t>
+      </w:r>
+    </w:p>
+    <w:p>
+      <w:pPr/>
+      <w:r>
         <w:rPr>
-          <w:rFonts w:ascii="Times New Roman" w:hAnsi="Times New Roman"/>
-          <w:sz w:val="22"/>
+          <w:b/>
+          <w:color w:val="1970C7"/>
         </w:rPr>
-        <w:t>Xu et al. [C1] investigated path selection for seamless service migration in vehicular MEC, formulating a multiobjective optimization that jointly considers network provider cost and user QoE, and proposed a weakly Pareto-optimal algorithm with a distance-based filter strategy to eliminate irrelevant switches and improve scalability.</w:t>
+        <w:t xml:space="preserve">[Variant B] </w:t>
+      </w:r>
+      <w:r>
+        <w:t>At the virtualized function layer, Liu et al. [C3] integrated VNF placement and routing optimization to prevent edge congestion in SDN/MEC networks, while Jasim et al. [C5] designed asynchronous coarse-grained migration schemes for NFV-enabled fog networks that balance IoT workloads across nodes to avoid saturation.</w:t>
+      </w:r>
+    </w:p>
+    <w:p>
+      <w:pPr/>
+      <w:r>
+        <w:rPr>
+          <w:b/>
+          <w:color w:val="1970C7"/>
+        </w:rPr>
+        <w:t xml:space="preserve">[Variant C] </w:t>
+      </w:r>
+      <w:r>
+        <w:t>In [C3], online NF migration in softwarization-based MEC jointly optimizes placement and path routing to relieve congestion caused by computation sinking to the edge. In [C5], asynchronous coarse-grained load migration redistributes functions across fog nodes to dampen congestion from bursty IoT traffic, improving admission rates and resource utilization.</w:t>
       </w:r>
     </w:p>
     <w:p>
       <w:pPr>
-        <w:ind w:left="432"/>
-        <w:jc w:val="both"/>
+        <w:pStyle w:val="Heading3"/>
       </w:pPr>
       <w:r>
-        <w:rPr>
-          <w:rFonts w:ascii="Times New Roman" w:hAnsi="Times New Roman"/>
-          <w:b/>
-          <w:color w:val="00509E"/>
-          <w:sz w:val="22"/>
-        </w:rPr>
-        <w:t xml:space="preserve">Variant B: </w:t>
-      </w:r>
-      <w:r>
-        <w:rPr>
-          <w:rFonts w:ascii="Times New Roman" w:hAnsi="Times New Roman"/>
-          <w:sz w:val="22"/>
-        </w:rPr>
-        <w:t>To enable seamless data transfer during service migration in VEC, Xu et al. [C1] addressed the conflicting interests of mobile users and network providers by formulating path selection as a multiobjective problem and deriving a provably Pareto-optimal path selection algorithm, validated on synthesized datasets.</w:t>
+        <w:t>Congestion Group 3 — Backhaul-Aware and Large-Scale Topology: Xiao et al. [C4], Jia et al. [C7]</w:t>
       </w:r>
     </w:p>
     <w:p>
-      <w:pPr>
-        <w:ind w:left="432"/>
-        <w:jc w:val="both"/>
-      </w:pPr>
+      <w:pPr/>
       <w:r>
         <w:rPr>
-          <w:rFonts w:ascii="Times New Roman" w:hAnsi="Times New Roman"/>
           <w:b/>
-          <w:color w:val="00509E"/>
-          <w:sz w:val="22"/>
+          <w:color w:val="1970C7"/>
         </w:rPr>
-        <w:t xml:space="preserve">Variant C: </w:t>
+        <w:t xml:space="preserve">[Variant A] </w:t>
       </w:r>
       <w:r>
-        <w:rPr>
-          <w:rFonts w:ascii="Times New Roman" w:hAnsi="Times New Roman"/>
-          <w:sz w:val="22"/>
-        </w:rPr>
-        <w:t>In [C1], path selection for VEC service migration was studied as a bi-criteria optimization balancing network-side transmission cost and user-side quality of experience; a distance-based pre-filtering strategy reduced the search space, and the proposed algorithm achieved weakly Pareto-optimal solutions across varied network topologies.</w:t>
-      </w:r>
-    </w:p>
-    <w:p/>
-    <w:p>
-      <w:pPr>
-        <w:spacing w:before="160"/>
-      </w:pPr>
-      <w:r>
-        <w:rPr>
-          <w:rFonts w:ascii="Times New Roman" w:hAnsi="Times New Roman"/>
-          <w:b/>
-          <w:color w:val="8B0000"/>
-          <w:sz w:val="22"/>
-        </w:rPr>
-        <w:t>Link Congestion Paper 2 — Anwar et al. [IoT 2022]: 5G MEC Distributed Traffic Steering for IoV</w:t>
+        <w:t>Two works model backhaul capacity or heterogeneous topology more explicitly. Xiao et al. [C4] directly incorporated limited backhaul bandwidth into the VEC small-cell migration model and proposed OMELET, a Lyapunov-based algorithm that dynamically adapts migration decisions to finite backhaul capacity while guaranteeing QoS. Jia et al. [C7] proposed a semantic graph-based multi-agent RL framework for joint service migration and routing in satellite-aided UAV networks, using cyclic message-passing and a discrete denoising diffusion model to capture dynamic topology and alleviate congestion in heterogeneous aerial-satellite networks.</w:t>
       </w:r>
     </w:p>
     <w:p>
-      <w:pPr>
-        <w:ind w:left="432"/>
-        <w:jc w:val="both"/>
-      </w:pPr>
+      <w:pPr/>
       <w:r>
         <w:rPr>
-          <w:rFonts w:ascii="Times New Roman" w:hAnsi="Times New Roman"/>
           <w:b/>
-          <w:color w:val="00509E"/>
-          <w:sz w:val="22"/>
+          <w:color w:val="1970C7"/>
         </w:rPr>
-        <w:t xml:space="preserve">Variant A: </w:t>
+        <w:t xml:space="preserve">[Variant B] </w:t>
       </w:r>
       <w:r>
-        <w:rPr>
-          <w:rFonts w:ascii="Times New Roman" w:hAnsi="Times New Roman"/>
-          <w:sz w:val="22"/>
-        </w:rPr>
-        <w:t>Anwar et al. [C2] proposed a distributed traffic steering framework for seamless service migration of IoV applications in 5G MEC networks, distinguishing between edge servers and routers to partition large MEC networks and applying matrix-based dynamic shortest-path selection to resolve the scalability bottleneck in real-time migration scenarios.</w:t>
+        <w:t>Xiao et al. [C4] modeled finite backhaul capacity explicitly in VEC small-cell networks, designing the OMELET algorithm to dynamically adapt migration decisions to bandwidth limits while preserving QoS guarantees. Jia et al. [C7] addressed dynamic topology congestion in satellite-UAV networks through a MARL framework with semantic graph representations and generative topology modeling, jointly optimizing migration and routing to reduce delay and increase throughput.</w:t>
       </w:r>
     </w:p>
     <w:p>
-      <w:pPr>
-        <w:ind w:left="432"/>
-        <w:jc w:val="both"/>
-      </w:pPr>
+      <w:pPr/>
       <w:r>
         <w:rPr>
-          <w:rFonts w:ascii="Times New Roman" w:hAnsi="Times New Roman"/>
           <w:b/>
-          <w:color w:val="00509E"/>
-          <w:sz w:val="22"/>
+          <w:color w:val="1970C7"/>
         </w:rPr>
-        <w:t xml:space="preserve">Variant B: </w:t>
+        <w:t xml:space="preserve">[Variant C] </w:t>
       </w:r>
       <w:r>
-        <w:rPr>
-          <w:rFonts w:ascii="Times New Roman" w:hAnsi="Times New Roman"/>
-          <w:sz w:val="22"/>
-        </w:rPr>
-        <w:t>A scalable distributed traffic steering approach was introduced in [C2] for 5G-enabled MEC IoV, where the network was partitioned by differentiating node types (edge servers vs. routers), and a filter-bounded dynamic shortest path algorithm was devised to maintain seamless service migration under high vehicle density.</w:t>
+        <w:t>In [C4], OMELET explicitly constrains migration decisions by finite backhaul bandwidth in VEC, using Lyapunov optimization to balance migration cost minimization against QoS guarantees under capacity limits. In [C7], a MARL agent with semantic graph extraction and diffusion-based topology generation jointly optimizes migration and routing in satellite-UAV heterogeneous networks, compensating for limited local agent visibility through cyclic message-passing.</w:t>
       </w:r>
     </w:p>
     <w:p>
-      <w:pPr>
-        <w:ind w:left="432"/>
-        <w:jc w:val="both"/>
-      </w:pPr>
+      <w:pPr/>
       <w:r>
         <w:rPr>
-          <w:rFonts w:ascii="Times New Roman" w:hAnsi="Times New Roman"/>
           <w:b/>
-          <w:color w:val="00509E"/>
-          <w:sz w:val="22"/>
-        </w:rPr>
-        <w:t xml:space="preserve">Variant C: </w:t>
-      </w:r>
-      <w:r>
-        <w:rPr>
-          <w:rFonts w:ascii="Times New Roman" w:hAnsi="Times New Roman"/>
-          <w:sz w:val="22"/>
-        </w:rPr>
-        <w:t>In [C2], Anwar et al. introduced a novel partitioned MEC architecture for IoV that, for the first time, distinguished between edge servers and routing elements at scale, enabling distributed traffic steering with dynamic path selection and filter-based pruning to achieve seamless, low-latency service migration in large 5G deployments.</w:t>
-      </w:r>
-    </w:p>
-    <w:p/>
-    <w:p>
-      <w:pPr>
-        <w:spacing w:before="160"/>
-      </w:pPr>
-      <w:r>
-        <w:rPr>
-          <w:rFonts w:ascii="Times New Roman" w:hAnsi="Times New Roman"/>
-          <w:b/>
-          <w:color w:val="8B0000"/>
-          <w:sz w:val="22"/>
-        </w:rPr>
-        <w:t>Link Congestion Paper 3 — Liu et al.: NF Migration in SDN/MEC Networks</w:t>
-      </w:r>
-    </w:p>
-    <w:p>
-      <w:pPr>
-        <w:ind w:left="432"/>
-        <w:jc w:val="both"/>
-      </w:pPr>
-      <w:r>
-        <w:rPr>
-          <w:rFonts w:ascii="Times New Roman" w:hAnsi="Times New Roman"/>
-          <w:b/>
-          <w:color w:val="00509E"/>
-          <w:sz w:val="22"/>
-        </w:rPr>
-        <w:t xml:space="preserve">Variant A: </w:t>
-      </w:r>
-      <w:r>
-        <w:rPr>
-          <w:rFonts w:ascii="Times New Roman" w:hAnsi="Times New Roman"/>
-          <w:sz w:val="22"/>
-        </w:rPr>
-        <w:t>Liu et al. [C3] studied online dynamic network function (NF) migration in softwarization-based MEC networks, formulating a joint VNF placement and routing optimization to manage network congestion and satisfy diverse QoS requirements of heterogeneous traffic flows.</w:t>
-      </w:r>
-    </w:p>
-    <w:p>
-      <w:pPr>
-        <w:ind w:left="432"/>
-        <w:jc w:val="both"/>
-      </w:pPr>
-      <w:r>
-        <w:rPr>
-          <w:rFonts w:ascii="Times New Roman" w:hAnsi="Times New Roman"/>
-          <w:b/>
-          <w:color w:val="00509E"/>
-          <w:sz w:val="22"/>
-        </w:rPr>
-        <w:t xml:space="preserve">Variant B: </w:t>
-      </w:r>
-      <w:r>
-        <w:rPr>
-          <w:rFonts w:ascii="Times New Roman" w:hAnsi="Times New Roman"/>
-          <w:sz w:val="22"/>
-        </w:rPr>
-        <w:t>To address network congestion caused by the sinking of computing capabilities to the edge, Liu et al. [C3] proposed an online NF migration framework for SDN/MEC that jointly optimizes VNF placement and traffic routing to maintain satisfactory service performance under erratic user mobility.</w:t>
-      </w:r>
-    </w:p>
-    <w:p>
-      <w:pPr>
-        <w:ind w:left="432"/>
-        <w:jc w:val="both"/>
-      </w:pPr>
-      <w:r>
-        <w:rPr>
-          <w:rFonts w:ascii="Times New Roman" w:hAnsi="Times New Roman"/>
-          <w:b/>
-          <w:color w:val="00509E"/>
-          <w:sz w:val="22"/>
-        </w:rPr>
-        <w:t xml:space="preserve">Variant C: </w:t>
-      </w:r>
-      <w:r>
-        <w:rPr>
-          <w:rFonts w:ascii="Times New Roman" w:hAnsi="Times New Roman"/>
-          <w:sz w:val="22"/>
-        </w:rPr>
-        <w:t>In [C3], an online dynamic NF migration algorithm was developed for softwarization-based mobile networks with MEC, integrating VNF placement and path routing decisions to prevent edge congestion and support diverse QoS requirements as heterogeneous traffic increases.</w:t>
-      </w:r>
-    </w:p>
-    <w:p/>
-    <w:p>
-      <w:pPr>
-        <w:spacing w:before="160"/>
-      </w:pPr>
-      <w:r>
-        <w:rPr>
-          <w:rFonts w:ascii="Times New Roman" w:hAnsi="Times New Roman"/>
-          <w:b/>
-          <w:color w:val="8B0000"/>
-          <w:sz w:val="22"/>
-        </w:rPr>
-        <w:t>Link Congestion Paper 4 — Xiao et al. [SWC 2024]: Cost- and QoS-Aware Migration with Limited Backhaul</w:t>
-      </w:r>
-    </w:p>
-    <w:p>
-      <w:pPr>
-        <w:ind w:left="432"/>
-        <w:jc w:val="both"/>
-      </w:pPr>
-      <w:r>
-        <w:rPr>
-          <w:rFonts w:ascii="Times New Roman" w:hAnsi="Times New Roman"/>
-          <w:b/>
-          <w:color w:val="00509E"/>
-          <w:sz w:val="22"/>
-        </w:rPr>
-        <w:t xml:space="preserve">Variant A: </w:t>
-      </w:r>
-      <w:r>
-        <w:rPr>
-          <w:rFonts w:ascii="Times New Roman" w:hAnsi="Times New Roman"/>
-          <w:sz w:val="22"/>
-        </w:rPr>
-        <w:t>Xiao et al. [C4] explicitly modeled limited backhaul bandwidth in VEC small-cell networks and proposed the OMELET algorithm based on Lyapunov optimization to dynamically determine service migration decisions that minimize migration cost while guaranteeing QoS under time and bandwidth constraints.</w:t>
-      </w:r>
-    </w:p>
-    <w:p>
-      <w:pPr>
-        <w:ind w:left="432"/>
-        <w:jc w:val="both"/>
-      </w:pPr>
-      <w:r>
-        <w:rPr>
-          <w:rFonts w:ascii="Times New Roman" w:hAnsi="Times New Roman"/>
-          <w:b/>
-          <w:color w:val="00509E"/>
-          <w:sz w:val="22"/>
-        </w:rPr>
-        <w:t xml:space="preserve">Variant B: </w:t>
-      </w:r>
-      <w:r>
-        <w:rPr>
-          <w:rFonts w:ascii="Times New Roman" w:hAnsi="Times New Roman"/>
-          <w:sz w:val="22"/>
-        </w:rPr>
-        <w:t>To address the backhaul bottleneck in VEC small-cell networks, Xiao et al. [C4] formulated service migration as a time-bandwidth-computation constrained optimization and devised OMELET, a Lyapunov-based algorithm that dynamically adapts migration decisions to limited backhaul capacity while preserving QoS.</w:t>
-      </w:r>
-    </w:p>
-    <w:p>
-      <w:pPr>
-        <w:ind w:left="432"/>
-        <w:jc w:val="both"/>
-      </w:pPr>
-      <w:r>
-        <w:rPr>
-          <w:rFonts w:ascii="Times New Roman" w:hAnsi="Times New Roman"/>
-          <w:b/>
-          <w:color w:val="00509E"/>
-          <w:sz w:val="22"/>
-        </w:rPr>
-        <w:t xml:space="preserve">Variant C: </w:t>
-      </w:r>
-      <w:r>
-        <w:rPr>
-          <w:rFonts w:ascii="Times New Roman" w:hAnsi="Times New Roman"/>
-          <w:sz w:val="22"/>
-        </w:rPr>
-        <w:t>In [C4], the often-overlooked impact of finite backhaul bandwidth on service migration cost in VEC was explicitly incorporated into the optimization model, and a Lyapunov-technique-based online algorithm (OMELET) was proposed to balance migration cost minimization against QoS guarantees under backhaul constraints.</w:t>
-      </w:r>
-    </w:p>
-    <w:p/>
-    <w:p>
-      <w:pPr>
-        <w:spacing w:before="160"/>
-      </w:pPr>
-      <w:r>
-        <w:rPr>
-          <w:rFonts w:ascii="Times New Roman" w:hAnsi="Times New Roman"/>
-          <w:b/>
-          <w:color w:val="8B0000"/>
-          <w:sz w:val="22"/>
-        </w:rPr>
-        <w:t>Link Congestion Paper 5 — Jasim et al. [GCAIoT 2021]: Asynchronous Load Migration in Fog Networks</w:t>
-      </w:r>
-    </w:p>
-    <w:p>
-      <w:pPr>
-        <w:ind w:left="432"/>
-        <w:jc w:val="both"/>
-      </w:pPr>
-      <w:r>
-        <w:rPr>
-          <w:rFonts w:ascii="Times New Roman" w:hAnsi="Times New Roman"/>
-          <w:b/>
-          <w:color w:val="00509E"/>
-          <w:sz w:val="22"/>
-        </w:rPr>
-        <w:t xml:space="preserve">Variant A: </w:t>
-      </w:r>
-      <w:r>
-        <w:rPr>
-          <w:rFonts w:ascii="Times New Roman" w:hAnsi="Times New Roman"/>
-          <w:sz w:val="22"/>
-        </w:rPr>
-        <w:t>Jasim et al. [C5] proposed asynchronous coarse-grained load migration schemes for NFV-based fog networks, aiming to reduce node saturation and network congestion at high IoT traffic volumes while minimizing migration overhead through dynamic function embedding on fog servers.</w:t>
-      </w:r>
-    </w:p>
-    <w:p>
-      <w:pPr>
-        <w:ind w:left="432"/>
-        <w:jc w:val="both"/>
-      </w:pPr>
-      <w:r>
-        <w:rPr>
-          <w:rFonts w:ascii="Times New Roman" w:hAnsi="Times New Roman"/>
-          <w:b/>
-          <w:color w:val="00509E"/>
-          <w:sz w:val="22"/>
-        </w:rPr>
-        <w:t xml:space="preserve">Variant B: </w:t>
-      </w:r>
-      <w:r>
-        <w:rPr>
-          <w:rFonts w:ascii="Times New Roman" w:hAnsi="Times New Roman"/>
-          <w:sz w:val="22"/>
-        </w:rPr>
-        <w:t>To mitigate rapid node saturation and congestion in NFV-enabled fog networks under heavy IoT workloads, Jasim et al. [C5] designed an asynchronous coarse-grained migration scheme that redistributes network functions across fog nodes, improving admission rates and overall QoS.</w:t>
-      </w:r>
-    </w:p>
-    <w:p>
-      <w:pPr>
-        <w:ind w:left="432"/>
-        <w:jc w:val="both"/>
-      </w:pPr>
-      <w:r>
-        <w:rPr>
-          <w:rFonts w:ascii="Times New Roman" w:hAnsi="Times New Roman"/>
-          <w:b/>
-          <w:color w:val="00509E"/>
-          <w:sz w:val="22"/>
-        </w:rPr>
-        <w:t xml:space="preserve">Variant C: </w:t>
-      </w:r>
-      <w:r>
-        <w:rPr>
-          <w:rFonts w:ascii="Times New Roman" w:hAnsi="Times New Roman"/>
-          <w:sz w:val="22"/>
-        </w:rPr>
-        <w:t>In [C5], load migration strategies were proposed for fog networks with NFV to combat congestion from bursty IoT traffic, where asynchronous and coarse-grained migration reduce overhead while elastic function re-embedding on commodity hardware enhances resource utilization.</w:t>
-      </w:r>
-    </w:p>
-    <w:p/>
-    <w:p>
-      <w:pPr>
-        <w:spacing w:before="160"/>
-      </w:pPr>
-      <w:r>
-        <w:rPr>
-          <w:rFonts w:ascii="Times New Roman" w:hAnsi="Times New Roman"/>
-          <w:b/>
-          <w:color w:val="8B0000"/>
-          <w:sz w:val="22"/>
-        </w:rPr>
-        <w:t>Link Congestion Paper 6 — Cao et al. [TITS 2024]: SMART DRL-Based Migration Path Selection</w:t>
-      </w:r>
-    </w:p>
-    <w:p>
-      <w:pPr>
-        <w:ind w:left="432"/>
-        <w:jc w:val="both"/>
-      </w:pPr>
-      <w:r>
-        <w:rPr>
-          <w:rFonts w:ascii="Times New Roman" w:hAnsi="Times New Roman"/>
-          <w:b/>
-          <w:color w:val="00509E"/>
-          <w:sz w:val="22"/>
-        </w:rPr>
-        <w:t xml:space="preserve">Variant A: </w:t>
-      </w:r>
-      <w:r>
-        <w:rPr>
-          <w:rFonts w:ascii="Times New Roman" w:hAnsi="Times New Roman"/>
-          <w:sz w:val="22"/>
-        </w:rPr>
-        <w:t>Cao et al. [C6] proposed SMART, a deep reinforcement learning (DQN) based service migration path selection framework for MEC, jointly optimizing communication cost and delay under dual constraints of computing resource availability and transmission time to select low-latency, low-cost migration paths.</w:t>
-      </w:r>
-    </w:p>
-    <w:p>
-      <w:pPr>
-        <w:ind w:left="432"/>
-        <w:jc w:val="both"/>
-      </w:pPr>
-      <w:r>
-        <w:rPr>
-          <w:rFonts w:ascii="Times New Roman" w:hAnsi="Times New Roman"/>
-          <w:b/>
-          <w:color w:val="00509E"/>
-          <w:sz w:val="22"/>
-        </w:rPr>
-        <w:t xml:space="preserve">Variant B: </w:t>
-      </w:r>
-      <w:r>
-        <w:rPr>
-          <w:rFonts w:ascii="Times New Roman" w:hAnsi="Times New Roman"/>
-          <w:sz w:val="22"/>
-        </w:rPr>
-        <w:t>SMART [C6] modeled cost-aware service migration path selection in mobile edge environments as a bi-objective MDP and applied a DQN algorithm to discover high-quality migration paths that simultaneously minimize communication delay and cost, outperforming six typical path selection methods by at least 15%.</w:t>
-      </w:r>
-    </w:p>
-    <w:p>
-      <w:pPr>
-        <w:ind w:left="432"/>
-        <w:jc w:val="both"/>
-      </w:pPr>
-      <w:r>
-        <w:rPr>
-          <w:rFonts w:ascii="Times New Roman" w:hAnsi="Times New Roman"/>
-          <w:b/>
-          <w:color w:val="00509E"/>
-          <w:sz w:val="22"/>
-        </w:rPr>
-        <w:t xml:space="preserve">Variant C: </w:t>
-      </w:r>
-      <w:r>
-        <w:rPr>
-          <w:rFonts w:ascii="Times New Roman" w:hAnsi="Times New Roman"/>
-          <w:sz w:val="22"/>
-        </w:rPr>
-        <w:t>In [C6], Cao et al. transformed the service migration path selection problem in MEC into a Markov decision process with dual constraints (computing capacity and transmission time) and trained a DQN agent to identify efficient paths that balance latency and cost, demonstrating superior performance in dynamic mobile edge environments.</w:t>
-      </w:r>
-    </w:p>
-    <w:p/>
-    <w:p>
-      <w:pPr>
-        <w:spacing w:before="160"/>
-      </w:pPr>
-      <w:r>
-        <w:rPr>
-          <w:rFonts w:ascii="Times New Roman" w:hAnsi="Times New Roman"/>
-          <w:b/>
-          <w:color w:val="8B0000"/>
-          <w:sz w:val="22"/>
-        </w:rPr>
-        <w:t>Link Congestion Paper 7 — Jia et al. [TCCN 2026]: Satellite-UAV Migration with Semantic Graphs</w:t>
-      </w:r>
-    </w:p>
-    <w:p>
-      <w:pPr>
-        <w:ind w:left="432"/>
-        <w:jc w:val="both"/>
-      </w:pPr>
-      <w:r>
-        <w:rPr>
-          <w:rFonts w:ascii="Times New Roman" w:hAnsi="Times New Roman"/>
-          <w:b/>
-          <w:color w:val="00509E"/>
-          <w:sz w:val="22"/>
-        </w:rPr>
-        <w:t xml:space="preserve">Variant A: </w:t>
-      </w:r>
-      <w:r>
-        <w:rPr>
-          <w:rFonts w:ascii="Times New Roman" w:hAnsi="Times New Roman"/>
-          <w:sz w:val="22"/>
-        </w:rPr>
-        <w:t>Jia et al. [C7] proposed a semantic graph-based multi-agent RL framework for joint service migration and request routing in satellite-aided UAV networks, addressing dynamic topology and limited local visibility via cyclic message-passing and a discrete denoising diffusion model for graph generation.</w:t>
-      </w:r>
-    </w:p>
-    <w:p>
-      <w:pPr>
-        <w:ind w:left="432"/>
-        <w:jc w:val="both"/>
-      </w:pPr>
-      <w:r>
-        <w:rPr>
-          <w:rFonts w:ascii="Times New Roman" w:hAnsi="Times New Roman"/>
-          <w:b/>
-          <w:color w:val="00509E"/>
-          <w:sz w:val="22"/>
-        </w:rPr>
-        <w:t xml:space="preserve">Variant B: </w:t>
-      </w:r>
-      <w:r>
-        <w:rPr>
-          <w:rFonts w:ascii="Times New Roman" w:hAnsi="Times New Roman"/>
-          <w:sz w:val="22"/>
-        </w:rPr>
-        <w:t>To tackle congestion in large-scale heterogeneous satellite-UAV networks, Jia et al. [C7] designed a MARL framework with semantic feature extraction and generated graph topology models, enabling agents to infer global network state from local observations and jointly optimize migration and routing to reduce communication delay and increase throughput.</w:t>
-      </w:r>
-    </w:p>
-    <w:p>
-      <w:pPr>
-        <w:ind w:left="432"/>
-        <w:jc w:val="both"/>
-      </w:pPr>
-      <w:r>
-        <w:rPr>
-          <w:rFonts w:ascii="Times New Roman" w:hAnsi="Times New Roman"/>
-          <w:b/>
-          <w:color w:val="00509E"/>
-          <w:sz w:val="22"/>
-        </w:rPr>
-        <w:t xml:space="preserve">Variant C: </w:t>
-      </w:r>
-      <w:r>
-        <w:rPr>
-          <w:rFonts w:ascii="Times New Roman" w:hAnsi="Times New Roman"/>
-          <w:sz w:val="22"/>
-        </w:rPr>
-        <w:t>In [C7], service migration and routing in satellite-aided low-altitude UAV networks were jointly optimized using a multi-agent RL approach with semantic graph representations; cyclic message passing compensated for limited local visibility, while a generative diffusion model captured dynamic network topologies, significantly reducing average delay.</w:t>
-      </w:r>
-    </w:p>
-    <w:p/>
-    <w:p>
-      <w:pPr>
-        <w:spacing w:before="160"/>
-      </w:pPr>
-      <w:r>
-        <w:rPr>
-          <w:rFonts w:ascii="Times New Roman" w:hAnsi="Times New Roman"/>
-          <w:b/>
-          <w:color w:val="8B0000"/>
-          <w:sz w:val="22"/>
+          <w:color w:val="2E75B6"/>
         </w:rPr>
         <w:t>▶ Gap Analysis and Differentiation of Our Work</w:t>
       </w:r>
     </w:p>
     <w:p>
-      <w:pPr>
-        <w:jc w:val="both"/>
-      </w:pPr>
+      <w:pPr/>
       <w:r>
-        <w:rPr>
-          <w:rFonts w:ascii="Times New Roman" w:hAnsi="Times New Roman"/>
-          <w:b w:val="0"/>
-          <w:i w:val="0"/>
-          <w:sz w:val="22"/>
-        </w:rPr>
-        <w:t>While the above congestion-aware works make important progress, they primarily address link congestion through path selection (routing optimization), i.e., choosing which paths carry migration or service data flows. The allocated data rate on each chosen path — a critical lever for controlling how much bandwidth each migration occupies — is typically treated as a fixed or implicitly determined quantity rather than as an explicit optimization variable. In network topologies with high connectivity, rich path diversity can partially compensate for this limitation, since congestion can be distributed across many alternative routes. However, in topologies with limited path choices (e.g., sparse backhaul graphs common in rural or emergency networks, or ring/tree-structured backhaul commonly deployed in access networks), the number of feasible disjoint paths between source and destination edge nodes is small, severely constraining the relief that routing alone can provide. In such scenarios, jointly optimizing both the data rate (controlling how aggressively each migration occupies link bandwidth) and path selection offers a fundamentally richer solution space and can substantially alleviate congestion compared to path selection alone. To the best of our knowledge, this paper is the first to jointly optimize migration destination, data rate allocation, and path selection in a congestion-aware service migration framework for backhaul-constrained networks, differentiating our work from all the above approaches.</w:t>
+        <w:t>While the above congestion-aware works represent important progress, they primarily address link congestion through path selection (routing optimization), i.e., choosing which paths carry migration or service data flows. The allocated data rate on each chosen path — a critical lever for controlling how much bandwidth each migration occupies — is typically treated as a fixed or implicitly determined quantity rather than an explicit optimization variable. In network topologies with high connectivity, rich path diversity can partially compensate for this limitation by distributing load across many alternative routes. However, in topologies with limited path choices — such as sparse backhaul graphs common in rural or emergency networks, or ring/tree-structured backhaul deployed in access networks — the number of feasible disjoint paths between source and destination edge nodes is small, severely constraining the relief that routing alone can provide. In such scenarios, jointly optimizing both the data rate allocation (controlling how aggressively each migration consumes link bandwidth) and path selection offers a fundamentally richer solution space and can substantially alleviate congestion compared to path selection alone. To the best of our knowledge, this paper is the first to jointly optimize migration destination, data rate allocation, and path selection within a unified congestion-aware framework for backhaul-constrained networks, differentiating our work from all existing approaches.</w:t>
       </w:r>
     </w:p>
-    <w:p/>
     <w:p>
       <w:pPr>
         <w:pStyle w:val="Heading2"/>
       </w:pPr>
       <w:r>
-        <w:t>D. Assembled Related Work Section (Recommended Version)</w:t>
+        <w:t>D. Assembled Recommended Version</w:t>
+      </w:r>
+    </w:p>
+    <w:p>
+      <w:pPr/>
+      <w:r>
+        <w:rPr>
+          <w:i/>
+          <w:color w:val="444444"/>
+        </w:rPr>
+        <w:t>The following assembled version combines Variant A for all groups into a coherent narrative suitable for direct submission. Adapt citations [1]–[12], [L1]–[L8], [D1]–[D4], [C1]–[C7] to match your reference list numbering.</w:t>
       </w:r>
     </w:p>
     <w:p>
       <w:pPr>
-        <w:jc w:val="both"/>
+        <w:pStyle w:val="Heading3"/>
       </w:pPr>
       <w:r>
-        <w:rPr>
-          <w:rFonts w:ascii="Times New Roman" w:hAnsi="Times New Roman"/>
-          <w:b w:val="0"/>
-          <w:i/>
-          <w:color w:val="444444"/>
-          <w:sz w:val="22"/>
-        </w:rPr>
-        <w:t>The following is a recommended assembled paragraph — select the preferred variant for each paper and integrate them into a coherent narrative. This version uses Variant A for all papers as a baseline.</w:t>
+        <w:t>Paragraph 1 — ML-Based Service Migration</w:t>
       </w:r>
     </w:p>
-    <w:p/>
+    <w:p>
+      <w:pPr/>
+      <w:r>
+        <w:t>Machine learning (ML), particularly deep reinforcement learning (DRL), has been widely applied to service migration in mobile edge computing (MEC) to cope with the dynamic and uncertain nature of user mobility and network conditions. In VEC and IoV contexts, Yuan et al. [1] proposed a multi-agent DRL algorithm using a two-branch convolutional deep Q-network to jointly optimize migration and vehicle routing, minimizing composite service delay, migration cost, and travel time. Peng et al. [4] introduced a fast transfer RL method for cost-aware migration in dynamic VEC, improving satisfaction probability by up to 30% with reduced training overhead. Gao et al. [7] proposed VRCCS-AC, combining variational recurrent modeling with actor-critic RL for decentralized strategy reuse in VEC, while Khamari et al. [11] designed an adaptive DRL policy for dynamic vehicular topology. Chen et al. [5] developed SR-CL for IoV, pairing convex optimization for resource allocation with asynchronous actor-critic DRL for migration decisions. In general MEC settings, Wang et al. [2] formulated microservice coordination as an MDP with an online RL algorithm achieving near-optimal performance, and Wang et al. [3] extended this to partial observability via a deep recurrent actor-critic with LSTM hidden-state extraction. Tran and Yoo [12] augmented DRL with RNN-based mobility prediction for proactive migration, while Wang et al. [10] applied RL to jointly maximize system revenue through task offloading and migration optimization. Zhang et al. [6] addressed DT migration under dual supplier-consumer mobility with a DRL-based online algorithm. For adjacent computation offloading, Ale et al. [8] and Zhou et al. [9] applied DRL to deadline-constrained multi-server scheduling and energy-efficient offloading under delay constraints, respectively. Despite their demonstrated effectiveness, directly applying ML/DRL without problem decomposition introduces three fundamental challenges: (1) the joint optimization of migration, resource allocation, and routing decisions yields an exponentially large combinatorial action space, leading to inefficient exploration and poor sample efficiency; (2) mixed discrete-continuous decision variables produce unstable training dynamics, particularly in multi-user scenarios; and (3) without explicit constraint decomposition per network element, hard capacity constraints on computing, bandwidth, and link resources are frequently violated during learning.</w:t>
+      </w:r>
+    </w:p>
     <w:p>
       <w:pPr>
-        <w:jc w:val="both"/>
+        <w:pStyle w:val="Heading3"/>
       </w:pPr>
       <w:r>
-        <w:rPr>
-          <w:rFonts w:ascii="Times New Roman" w:hAnsi="Times New Roman"/>
-          <w:b/>
-          <w:sz w:val="22"/>
-        </w:rPr>
-        <w:t xml:space="preserve">Paragraph 1 (ML-Based Methods): </w:t>
-      </w:r>
-      <w:r>
-        <w:rPr>
-          <w:rFonts w:ascii="Times New Roman" w:hAnsi="Times New Roman"/>
-          <w:sz w:val="22"/>
-        </w:rPr>
-        <w:t>Machine learning (ML), particularly deep reinforcement learning (DRL), has been widely applied to service migration in mobile edge computing (MEC) to cope with the dynamic and uncertain nature of user mobility and network conditions. Yuan et al. [1] jointly optimized service migration and vehicle routing in vehicular edge computing (VEC) and proposed a multi-agent DRL algorithm based on a two-branch convolutional deep Q-network to minimize composite service delay, migration cost, and travel time in a distributed manner. Wang et al. [2] formulated microservice coordination across edge clouds as an MDP and proposed an online RL-based algorithm to minimize service delay and migration cost, theoretically proving near-optimal convergence on real-world datasets. Wang et al. [3] modeled service migration as a POMDP and proposed a deep recurrent actor-critic algorithm combining LSTM and an embedding matrix for hidden-state extraction, achieving near-optimal performance on real-world mobility traces. Peng et al. [4] considered the joint impact of computing cost and communication cost on service quality and proposed a fast transfer reinforcement learning (fast-TRL) method for adaptive migration in dynamic VEC networks, improving satisfaction degree by up to 30% with 25% less training time. Chen et al. [5] decoupled the MINLP for service migration and resource allocation in multi-edge IoV systems into two sub-problems, solving resource allocation with convex optimization and migration decisions with asynchronous actor-critic DRL. Zhang et al. [6] studied DT migration in MEC with mobile suppliers and consumers and developed a DRL-based online algorithm to minimize accumulated synchronization and service cost. Gao et al. [7] proposed VRCCS-AC, a decentralized VEC migration approach using a variational recurrent model and a critic-coached strategy-reuse actor-critic to reduce signaling overhead. Ale et al. [8] applied DRL to joint computation offloading and resource allocation in a dynamic multi-server MEC system, maximizing tasks completed before deadlines under time-varying conditions. Zhou et al. [9] designed a DRL algorithm for dynamic multi-user MEC that minimizes energy consumption under delay constraints and time-varying channel conditions. Wang et al. [10] proposed an RL-based framework for jointly optimizing task offloading and migration in mobility-aware MEC. Khamari et al. [11] modeled service migration in MEC-enabled vehicular networks as an MDP and proposed an adaptive DRL algorithm to minimize total service latency and migration cost. Tran and Yoo [12] proposed a DRL-based migration scheme augmented with RNN for user movement prediction, enabling proactive migration decisions that reduce system delay. Despite their effectiveness, directly applying ML/DRL without problem decomposition introduces fundamental challenges: (1) the joint optimization of migration destination, resource allocation, and routing decisions yields an exponentially large combinatorial action space, leading to inefficient exploration and poor sample efficiency; (2) the entanglement of discrete and continuous decision variables produces an unstable mixed action space with oscillating training dynamics; and (3) without explicit decomposition of resource constraints per network element, hard capacity constraints on computing resources, bandwidth, or link capacity are frequently violated during training, making reliable constraint satisfaction difficult to guarantee.</w:t>
+        <w:t>Paragraph 2 — Problem Decomposition for Service Migration</w:t>
       </w:r>
     </w:p>
-    <w:p/>
+    <w:p>
+      <w:pPr/>
+      <w:r>
+        <w:t>To overcome the scalability limitations of direct ML approaches, a rich body of work applies structured problem decomposition. Lyapunov optimization transforms long-term stochastic optimization into deterministic per-slot sub-problems via virtual queue tracking, achieving provable cost-constraint tradeoffs without prior knowledge of future system states. Ouyang et al. [L1] applied it to MEC service placement under a long-term cost budget, while Labriji et al. [L3] derived a closed-form distributed VM migration algorithm for IoV by integrating mobility estimates with Lyapunov drift minimization, achieving over 50% energy reduction. Chen et al. [L4] jointly optimized microservice deployment and routing in multicell MEC via Lyapunov decomposition and randomized rounding. Wang et al. [L5] coupled a spatial-temporal GRU-GCN predictor with Lyapunov optimization for proactive 6G vehicle migration. Zhou et al. [L7] and Huang et al. [L8] extended Lyapunov frameworks to collaborative AI migration in 6G and multi-strategy migration in satellite-UAV emergency networks. For energy and mobility management, Sun et al. [L2] proposed EMM, combining Lyapunov optimization with multi-armed bandit learning for ultra-dense MEC, and Zhou et al. [L6] developed EGO, pairing Lyapunov decomposition with particle swarm optimization for non-convex per-slot sub-problems in dense heterogeneous networks. Beyond Lyapunov methods, BCD and dual decomposition provide complementary spatial partitioning of coupled MINLP sub-problems. Chiang et al. [D1] established the mathematical foundation of "Layering as Optimization Decomposition," modeling the full protocol stack as a global network utility maximization (NUM) problem in which each layer corresponds to a decomposed sub-problem. The framework formalizes both primal decomposition — where a master problem distributes shared resources to independent layer sub-problems — and dual decomposition — where Lagrange multipliers relax coupling constraints and coordinate distributed sub-gradient updates. Vertical decomposition maps functional modules (congestion control, routing, scheduling, access, power control, coding) to layers, while horizontal decomposition distributes computation across nodes; together they supply a principled language for modular cross-layer design that directly informs our decomposition approach. Li et al. [D2] addressed the curse of dimensionality in multi-user satellite MEC, where the joint migration MDP has state-space size M^(2N). By transforming the MDP into an optimization problem and exploiting per-user structural separability, [D2] decomposes the original problem into N independent sub-MDPs each of size M², reducing complexity from M^(2N) to N×M². The resulting distributed two-layer framework — an outer layer coordinating global targets and an inner layer solving per-user MDPs independently — outperforms DQN and Q-learning baselines while avoiding deep neural network training overhead. Tran and Pompili [D3] and Liu et al. [D4] represent further BCD-type contributions, decomposing joint offloading/resource and request-assignment/computing-resource MINLPs, respectively, into analytically tractable sub-problems with closed-form and approximation-algorithm solutions.</w:t>
+      </w:r>
+    </w:p>
     <w:p>
       <w:pPr>
-        <w:jc w:val="both"/>
+        <w:pStyle w:val="Heading3"/>
       </w:pPr>
       <w:r>
-        <w:rPr>
-          <w:rFonts w:ascii="Times New Roman" w:hAnsi="Times New Roman"/>
-          <w:b/>
-          <w:sz w:val="22"/>
-        </w:rPr>
-        <w:t xml:space="preserve">Paragraph 2 (Problem Decomposition): </w:t>
-      </w:r>
-      <w:r>
-        <w:rPr>
-          <w:rFonts w:ascii="Times New Roman" w:hAnsi="Times New Roman"/>
-          <w:sz w:val="22"/>
-        </w:rPr>
-        <w:t>To overcome the scalability limitations of direct ML approaches, a rich body of work applies structured problem decomposition to service migration. Lyapunov optimization is a powerful online control framework that transforms a long-term stochastic optimization problem into a sequence of deterministic single-slot sub-problems by introducing a virtual queue to track constraint violations, achieving provable cost-constraint tradeoffs without requiring a priori knowledge of future system states. Ouyang et al. [L1] applied Lyapunov optimization to service placement in MEC under a long-term cost budget constraint, decomposing the problem into real-time NP-hard sub-problems solved via approximation. Sun et al. [L2] proposed EMM, combining Lyapunov optimization with multi-armed bandit theory for online energy-efficient mobility management in ultra-dense MEC networks without future state information. Labriji et al. [L3] derived a closed-form Lyapunov-based algorithm for dynamic VM migration in IoV, achieving over 50% reduction in energy expenditure in large-scale real-world scenarios. Chen et al. [L4] proposed a Lyapunov-based algorithm to jointly optimize microservice deployment and request routing in multicell MEC, with randomized rounding for per-slot NP-hard sub-problems. Wang et al. [L5] designed a spatial-temporal neural network for mobility prediction integrated with Lyapunov optimization for proactive migration in 6G connected vehicles. Zhou et al. [L6] developed EGO, combining Lyapunov optimization and particle swarm optimization for energy-efficient multi-user migration in heterogeneous dense networks without trajectory prediction. Zhou et al. [L7] proposed CAMD-TP, integrating DLinear traffic prediction with Lyapunov optimization for energy-efficient collaborative AI service migration in 6G networks. Huang et al. [L8] applied Lyapunov optimization to decouple post-disaster emergency network migration into online single-slot problems, resolved by multi-strategy DRL. Beyond Lyapunov-based methods, BCD-type decomposition provides spatial partitioning of coupled MINLP sub-problems. Chiang et al. [D1] established a mathematical foundation for layered network architectures as optimization decomposition, with primal and dual decomposition as complementary tools for cross-layer protocol design. Li et al. [D2] addressed the curse of dimensionality in satellite MEC by decomposing the high-dimensional MDP into a two-layer structure that reduces state space from M^(2N) to N×M². Tran and Pompili [D3] formulated joint task offloading and resource allocation in multi-server MEC as an MINLP and proposed a BCD decomposition separating the resource allocation sub-problem — solved via convex/quasi-convex optimization with closed-form solutions — from the task offloading sub-problem solved by sequential convex approximation, achieving near-optimal performance with substantially lower complexity than exhaustive search. Liu et al. [D4] studied the NP-hard MINLP of jointly optimizing request assignment and computing resource allocation in MEC, decomposing it into a CRA sub-problem solved optimally in closed form via Lagrangian analysis and a request assignment sub-problem addressed by a novel primal-dual approximation algorithm with provable approximation ratio bounds, outperforming baselines in latency, load balance, and speed.</w:t>
+        <w:t>Paragraph 3 — Backhaul Link Congestion and Our Differentiation</w:t>
       </w:r>
     </w:p>
-    <w:p/>
     <w:p>
-      <w:pPr>
-        <w:jc w:val="both"/>
-      </w:pPr>
+      <w:pPr/>
       <w:r>
-        <w:rPr>
-          <w:rFonts w:ascii="Times New Roman" w:hAnsi="Times New Roman"/>
-          <w:b/>
-          <w:sz w:val="22"/>
-        </w:rPr>
-        <w:t xml:space="preserve">Paragraph 3 (Link Congestion and Our Differentiation): </w:t>
-      </w:r>
-      <w:r>
-        <w:rPr>
-          <w:rFonts w:ascii="Times New Roman" w:hAnsi="Times New Roman"/>
-          <w:sz w:val="22"/>
-        </w:rPr>
-        <w:t>While the ML-based and decomposition-based methods above have advanced service migration significantly, a common limitation persists: most do not enforce hard capacity constraints on individual backhaul links, modeling link resources only as costs in the objective rather than as binding constraints. A separate line of work targets backhaul link congestion directly. Xu et al. [C1] formulated path selection for seamless VEC service migration as a multiobjective optimization balancing network cost and user QoE, proposing a weakly Pareto-optimal algorithm with distance-based filtering to improve scalability. Anwar et al. [C2] proposed a distributed traffic steering framework for 5G-enabled MEC IoV using matrix-based dynamic shortest-path selection to maintain seamless service migration at scale. Liu et al. [C3] studied online NF migration in SDN/MEC networks, jointly optimizing VNF placement and routing to manage congestion and satisfy diverse QoS requirements. Xiao et al. [C4] explicitly modeled limited backhaul bandwidth in VEC small-cell networks and proposed OMELET, a Lyapunov-based algorithm that dynamically adapts migration decisions to finite backhaul capacity while guaranteeing QoS. Jasim et al. [C5] proposed asynchronous coarse-grained load migration schemes for NFV-based fog networks to reduce node saturation and congestion under heavy IoT traffic volumes. Cao et al. [C6] proposed SMART, a DQN-based path selection framework for MEC that jointly optimizes communication cost and delay under dual resource and transmission constraints. Jia et al. [C7] designed a semantic graph-based MARL framework for joint service migration and routing in satellite-aided UAV networks, using cyclic message-passing and a denoising diffusion model for dynamic topology generation. However, all the above congestion-aware methods primarily address link congestion through path selection (routing optimization), treating the data rate allocated to each migration as a fixed or implicitly determined quantity. In network topologies with limited path diversity — such as sparse backhaul graphs or ring/tree-structured access networks — this severely restricts the effectiveness of routing-only solutions, as there are few alternative paths to distribute load. In such scenarios, jointly optimizing both the migration data rate and path selection provides a fundamentally richer optimization space and can substantially alleviate backhaul congestion. To the best of our knowledge, this paper is the first to jointly optimize migration destination, data rate allocation, and path selection within a unified congestion-aware framework for backhaul-constrained cloud-native networks, differentiating our work from all existing approaches.</w:t>
+        <w:t>While the above ML-based and decomposition-based methods have significantly advanced service migration, a common limitation persists: most works model backhaul resources only as cost terms in the objective, without explicitly enforcing hard per-link capacity constraints. When multiple users simultaneously migrate over shared backhaul links, congestion can severely degrade service quality — a concern that intensifies with growing edge server density. A dedicated line of research targets backhaul congestion directly. Xu et al. [C1] formulated VEC migration path selection as a multiobjective optimization balancing network cost and QoE, proposing a weakly Pareto-optimal algorithm with distance-based filtering. Anwar et al. [C2] introduced a distributed traffic steering framework for 5G MEC IoV, using network partitioning and dynamic shortest-path selection for scalable seamless migration. Cao et al. [C6] proposed SMART, a DQN-based path selection framework that minimizes migration delay and cost under dual computing and transmission constraints. Liu et al. [C3] jointly optimized VNF placement and routing to manage congestion in SDN/MEC under heterogeneous QoS requirements. Jasim et al. [C5] designed asynchronous coarse-grained load migration for NFV-enabled fog networks to reduce node saturation under heavy IoT traffic. Xiao et al. [C4] explicitly modeled limited backhaul bandwidth in VEC small-cell networks and proposed OMELET, a Lyapunov-based algorithm balancing migration cost against QoS under finite backhaul capacity. Jia et al. [C7] proposed a semantic graph-based MARL framework for joint migration and routing in satellite-aided UAV networks, using diffusion-based topology modeling to manage dynamic congestion. However, all the above congestion-aware methods primarily address link congestion through path selection, treating the data rate allocated to each migration as a fixed or implicitly determined quantity. In topologies with limited path diversity — such as sparse backhaul graphs in rural or emergency networks, or ring/tree-structured access-network backhauls — routing alone provides insufficient congestion relief, as few disjoint paths exist between source and destination edge nodes. In such scenarios, jointly optimizing migration data rate allocation alongside path selection yields a fundamentally richer solution space. To the best of our knowledge, this paper is the first to jointly optimize migration destination, data rate allocation, and path selection within a unified congestion-aware framework for backhaul-constrained cloud-native networks, differentiating our work from all existing approaches.</w:t>
       </w:r>
     </w:p>
     <w:sectPr>
@@ -3223,10 +1110,6 @@
     <w:name w:val="Normal"/>
     <w:qFormat/>
     <w:rsid w:val="00FC693F"/>
-    <w:rPr>
-      <w:rFonts w:ascii="Times New Roman" w:hAnsi="Times New Roman"/>
-      <w:sz w:val="22"/>
-    </w:rPr>
   </w:style>
   <w:style w:type="paragraph" w:styleId="Header">
     <w:name w:val="header"/>
@@ -3287,7 +1170,7 @@
       <w:outlineLvl w:val="0"/>
     </w:pPr>
     <w:rPr>
-      <w:rFonts w:asciiTheme="majorHAnsi" w:eastAsiaTheme="majorEastAsia" w:hAnsiTheme="majorHAnsi" w:cstheme="majorBidi" w:ascii="Times New Roman" w:hAnsi="Times New Roman"/>
+      <w:rFonts w:asciiTheme="majorHAnsi" w:eastAsiaTheme="majorEastAsia" w:hAnsiTheme="majorHAnsi" w:cstheme="majorBidi"/>
       <w:b/>
       <w:bCs/>
       <w:color w:val="365F91" w:themeColor="accent1" w:themeShade="BF"/>
@@ -3311,7 +1194,7 @@
       <w:outlineLvl w:val="1"/>
     </w:pPr>
     <w:rPr>
-      <w:rFonts w:asciiTheme="majorHAnsi" w:eastAsiaTheme="majorEastAsia" w:hAnsiTheme="majorHAnsi" w:cstheme="majorBidi" w:ascii="Times New Roman" w:hAnsi="Times New Roman"/>
+      <w:rFonts w:asciiTheme="majorHAnsi" w:eastAsiaTheme="majorEastAsia" w:hAnsiTheme="majorHAnsi" w:cstheme="majorBidi"/>
       <w:b/>
       <w:bCs/>
       <w:color w:val="4F81BD" w:themeColor="accent1"/>

--- a/RelatedWork_Draft.docx
+++ b/RelatedWork_Draft.docx
@@ -11,16 +11,6 @@
       </w:r>
     </w:p>
     <w:p>
-      <w:pPr/>
-      <w:r>
-        <w:rPr>
-          <w:i/>
-          <w:color w:val="444444"/>
-        </w:rPr>
-        <w:t>NOTE: For each group of papers, three variant phrasings are provided. Select one variant per group when assembling the final section. The Assembled Recommended Version at the end combines Variant A for all groups.</w:t>
-      </w:r>
-    </w:p>
-    <w:p>
       <w:pPr>
         <w:pStyle w:val="Heading2"/>
       </w:pPr>
@@ -31,174 +21,19 @@
     <w:p>
       <w:pPr/>
       <w:r>
-        <w:rPr>
-          <w:b/>
-          <w:color w:val="2E75B6"/>
-        </w:rPr>
-        <w:t>▶ Topic Sentence</w:t>
+        <w:t>Machine learning (ML), particularly deep reinforcement learning (DRL), has been widely applied to service migration in mobile edge computing (MEC) to cope with the dynamic and uncertain nature of user mobility and network conditions. In vehicular edge computing (VEC) and Internet of Vehicles (IoV) settings, Yuan et al. [1] proposed a multi-agent DRL algorithm using a two-branch convolutional deep Q-network to jointly optimize migration and vehicle routing in VEC. Peng et al. [4] introduced a fast transfer reinforcement learning method for cost-aware migration across dynamic VEC environments. Gao et al. [7] and Khamari et al. [11] explored decentralized and adaptive DRL strategies to address scalability and rapidly changing vehicular conditions. Chen et al. [5] applied DRL to multi-task migration scheduling in IoV to cope with heterogeneous service requirements.</w:t>
       </w:r>
     </w:p>
     <w:p>
       <w:pPr/>
       <w:r>
-        <w:t>Machine learning (ML), particularly deep reinforcement learning (DRL), has been widely applied to service migration in mobile edge computing (MEC) to cope with the dynamic and uncertain nature of user mobility and network conditions.</w:t>
-      </w:r>
-    </w:p>
-    <w:p>
-      <w:pPr>
-        <w:pStyle w:val="Heading3"/>
-      </w:pPr>
-      <w:r>
-        <w:t>Paper Group 1 — DRL for VEC/IoV Migration: Yuan et al. [1], Peng et al. [4], Gao et al. [7], Khamari et al. [11], Chen et al. [5]</w:t>
+        <w:t>In general MEC settings, Wang et al. [2] formulated microservice coordination as a Markov decision process (MDP) and proposed an online reinforcement learning algorithm that provably approaches optimal performance. Wang et al. [3] extended this to a partially observable MDP (POMDP), designing a deep recurrent actor-critic with LSTM-based hidden-state modeling. Tran and Yoo [12] incorporated recurrent neural network (RNN)-based mobility prediction into the DRL agent to enable proactive migration. Wang et al. [10] addressed joint computation offloading and service migration in MEC via DRL. DRL has also been applied to the related problem of computation offloading: Ale et al. [8] trained a DRL agent to manage tasks across a dynamic multi-server MEC system with time-varying channels and heterogeneous task requirements, while Zhou et al. [9] designed a DRL framework that minimizes total energy consumption under delay constraints in a multi-user MEC environment.</w:t>
       </w:r>
     </w:p>
     <w:p>
       <w:pPr/>
       <w:r>
-        <w:rPr>
-          <w:b/>
-          <w:color w:val="1970C7"/>
-        </w:rPr>
-        <w:t xml:space="preserve">[Variant A] </w:t>
-      </w:r>
-      <w:r>
-        <w:t>Several studies address DRL-based service migration in vehicular and IoV settings. Yuan et al. [1] proposed a multi-agent DRL algorithm using a two-branch convolutional deep Q-network to jointly optimize migration and vehicle routing in VEC, minimizing composite service delay, migration cost, and travel time. Peng et al. [4] introduced a fast transfer RL method for cost-aware migration in dynamic VEC, improving satisfaction probability by up to 30% with reduced training overhead. Gao et al. [7] proposed VRCCS-AC, combining variational recurrent modeling with actor-critic RL for decentralized VEC migration that reuses strategies and reduces signaling overhead. Khamari et al. [11] modeled VEC migration as an MDP and designed an adaptive DRL policy that balances latency and migration cost under dynamic vehicular topology. Chen et al. [5] decoupled the MINLP of joint migration and resource allocation in IoV via SR-CL, pairing convex optimization for resource allocation with asynchronous actor-critic DRL for migration decisions.</w:t>
-      </w:r>
-    </w:p>
-    <w:p>
-      <w:pPr/>
-      <w:r>
-        <w:rPr>
-          <w:b/>
-          <w:color w:val="1970C7"/>
-        </w:rPr>
-        <w:t xml:space="preserve">[Variant B] </w:t>
-      </w:r>
-      <w:r>
-        <w:t>A rich body of DRL-based work targets vehicular and IoV migration scenarios. Yuan et al. [1] used a multi-agent deep Q-network to coordinate migration and routing decisions in VEC in a distributed manner. To rapidly adapt to changing VEC environments, Peng et al. [4] combined transfer learning with RL, yielding significant gains in service satisfaction with reduced training time. Gao et al. [7] and Khamari et al. [11] addressed scalability and adaptivity challenges in VEC by designing actor-critic and adaptive DRL frameworks respectively, each reducing migration overhead under dynamic vehicular conditions. Chen et al. [5] further addressed IoV resource constraints by decomposing the migration and resource problem and solving each sub-problem with a tailored optimizer.</w:t>
-      </w:r>
-    </w:p>
-    <w:p>
-      <w:pPr/>
-      <w:r>
-        <w:rPr>
-          <w:b/>
-          <w:color w:val="1970C7"/>
-        </w:rPr>
-        <w:t xml:space="preserve">[Variant C] </w:t>
-      </w:r>
-      <w:r>
-        <w:t>In VEC and IoV contexts, DRL has been applied at various scales. In [1], joint migration and routing in VEC was addressed with a multi-agent convolutional DQN, while in [4] a transfer-RL approach was developed for fast policy adaptation across dynamic VEC scenarios. Decentralized and adaptive DRL strategies were explored in [7] and [11] to address scalability and rapidly changing vehicular topologies. In [5], the joint migration and resource allocation MINLP in IoV was decomposed and solved by combining convex optimization with an actor-critic DRL, forming the SR-CL framework.</w:t>
-      </w:r>
-    </w:p>
-    <w:p>
-      <w:pPr>
-        <w:pStyle w:val="Heading3"/>
-      </w:pPr>
-      <w:r>
-        <w:t>Paper Group 2 — DRL for MEC Migration: Wang et al. [2][3], Zhang et al. [6], Tran &amp; Yoo [12], Wang et al. [10]</w:t>
-      </w:r>
-    </w:p>
-    <w:p>
-      <w:pPr/>
-      <w:r>
-        <w:rPr>
-          <w:b/>
-          <w:color w:val="1970C7"/>
-        </w:rPr>
-        <w:t xml:space="preserve">[Variant A] </w:t>
-      </w:r>
-      <w:r>
-        <w:t>In general MEC settings, several works model migration as an MDP or POMDP and apply RL-based solvers. Wang et al. [2] formulated microservice coordination as an MDP and proposed an online RL algorithm that provably approaches optimal performance on real-world datasets. Wang et al. [3] extended this to a POMDP under partial observability, designing a deep recurrent actor-critic with an LSTM encoder to extract hidden states from incomplete system information. Tran and Yoo [12] augmented a DRL migration agent with an RNN for user movement prediction, enabling proactive migrations that reduce system delay. Wang et al. [10] applied RL to jointly optimize task offloading and migration in mobility-aware MEC, maximizing cumulative system revenue under dynamic conditions. Zhang et al. [6] studied the novel problem of digital twin (DT) migration under dual supplier-consumer mobility, proving NP-hardness and developing a DRL-based online algorithm.</w:t>
-      </w:r>
-    </w:p>
-    <w:p>
-      <w:pPr/>
-      <w:r>
-        <w:rPr>
-          <w:b/>
-          <w:color w:val="1970C7"/>
-        </w:rPr>
-        <w:t xml:space="preserve">[Variant B] </w:t>
-      </w:r>
-      <w:r>
-        <w:t>Multiple DRL/RL-based migration frameworks have been developed for general MEC environments. Wang et al. [2] and [3] progressively addressed increasing levels of system uncertainty — from full observability with near-optimal RL to partial observability with a recurrent actor-critic algorithm. Tran and Yoo [12] further incorporated RNN-based mobility prediction into the DRL agent to enable proactive migration. Wang et al. [10] extended migration to include joint task offloading via RL-based revenue maximization. Zhang et al. [6] addressed DT migration with dual mobility, formulating the offline problem as an ILP and solving the online problem with DRL.</w:t>
-      </w:r>
-    </w:p>
-    <w:p>
-      <w:pPr/>
-      <w:r>
-        <w:rPr>
-          <w:b/>
-          <w:color w:val="1970C7"/>
-        </w:rPr>
-        <w:t xml:space="preserve">[Variant C] </w:t>
-      </w:r>
-      <w:r>
-        <w:t>In MEC networks, RL approaches span from full-information MDPs to partial observability. Wang et al. [2] established near-optimal RL for microservice coordination, extended in [3] to partial observability via a deep recurrent actor-critic with LSTM hidden-state modeling. In [12], DRL was combined with RNN-based mobility prediction for proactive migration, while in [10] joint offloading and migration was handled via RL-based MDP maximization. Zhang et al. [6] addressed the emerging DT migration problem with a DRL algorithm for NP-hard joint placement under simultaneous supplier and consumer mobility.</w:t>
-      </w:r>
-    </w:p>
-    <w:p>
-      <w:pPr>
-        <w:pStyle w:val="Heading3"/>
-      </w:pPr>
-      <w:r>
-        <w:t>Paper Group 3 — DRL for Computation Offloading: Ale et al. [8], Zhou et al. [9]</w:t>
-      </w:r>
-    </w:p>
-    <w:p>
-      <w:pPr/>
-      <w:r>
-        <w:rPr>
-          <w:b/>
-          <w:color w:val="1970C7"/>
-        </w:rPr>
-        <w:t xml:space="preserve">[Variant A] </w:t>
-      </w:r>
-      <w:r>
-        <w:t>DRL has also been applied to the related problem of computation offloading in MEC. Ale et al. [8] trained a DRL agent to maximize tasks completed before deadlines in a dynamic multi-server MEC system with time-varying channels and heterogeneous task requirements. Zhou et al. [9] designed a DRL framework for multi-user MEC that minimizes total energy consumption under delay constraints without requiring statistical knowledge of user demand distributions.</w:t>
-      </w:r>
-    </w:p>
-    <w:p>
-      <w:pPr/>
-      <w:r>
-        <w:rPr>
-          <w:b/>
-          <w:color w:val="1970C7"/>
-        </w:rPr>
-        <w:t xml:space="preserve">[Variant B] </w:t>
-      </w:r>
-      <w:r>
-        <w:t>Adjacent to migration, DRL-based offloading schemes offer complementary insights. In [8], Ale et al. handled deadline-constrained multi-server task offloading with a DRL policy trained under time-varying channel conditions. Zhou et al. [9] addressed energy-efficient offloading under delay constraints in dynamic multi-user MEC by formulating the problem as an MDP and employing DRL without prior demand statistics.</w:t>
-      </w:r>
-    </w:p>
-    <w:p>
-      <w:pPr/>
-      <w:r>
-        <w:rPr>
-          <w:b/>
-          <w:color w:val="1970C7"/>
-        </w:rPr>
-        <w:t xml:space="preserve">[Variant C] </w:t>
-      </w:r>
-      <w:r>
-        <w:t>For computation offloading in dynamic MEC environments, DRL has proven effective. In [8], DRL was used to schedule heterogeneous IoT tasks across multiple edge servers to maximize deadline satisfaction under variable channel conditions. In [9], a DRL algorithm jointly optimized offloading decisions and resource allocation to minimize system energy while satisfying delay constraints across multiple users.</w:t>
-      </w:r>
-    </w:p>
-    <w:p>
-      <w:pPr/>
-      <w:r>
-        <w:rPr>
-          <w:b/>
-          <w:color w:val="2E75B6"/>
-        </w:rPr>
-        <w:t>▶ Common Limitations of ML-Based Approaches</w:t>
-      </w:r>
-    </w:p>
-    <w:p>
-      <w:pPr/>
-      <w:r>
-        <w:t>Despite their demonstrated effectiveness in specific scenarios, directly applying ML/DRL to service migration without proper problem decomposition introduces several fundamental challenges. First, the joint optimization of migration destinations, resource allocation, and routing yields an exponentially large combinatorial action space, leading to inefficient exploration and poor sample efficiency. Second, the entanglement of discrete migration decisions and continuous resource variables produces an unstable mixed action space with oscillating training dynamics, particularly in multi-user or multi-server scenarios. Third, without decomposition to decouple resource constraints per network element, the agent lacks an explicit mechanism to enforce hard capacity constraints on computing, bandwidth, or link resources during learning, frequently resulting in constraint violations that penalty-based approaches cannot reliably remedy in deployment.</w:t>
+        <w:t>Despite their effectiveness in specific scenarios, ML/DRL-based approaches to service migration face fundamental scalability challenges. The joint optimization of migration destinations, resource allocation, and routing yields an exponentially large combinatorial action space, leading to inefficient exploration and poor sample efficiency in training. These limitations motivate the use of structured problem decomposition, as described in the following subsection.</w:t>
       </w:r>
     </w:p>
     <w:p>
@@ -212,288 +47,25 @@
     <w:p>
       <w:pPr/>
       <w:r>
-        <w:rPr>
-          <w:b/>
-          <w:color w:val="2E75B6"/>
-        </w:rPr>
-        <w:t>▶ Lyapunov Optimization Introduction</w:t>
+        <w:t>Lyapunov optimization is a powerful online control framework that transforms a long-term stochastic optimization problem into a sequence of deterministic single-slot sub-problems by introducing a virtual queue to track constraint violations over time. By minimizing a drift-plus-penalty expression at each time slot, it achieves a provable trade-off between time-averaged cost and constraint satisfaction without requiring prior knowledge of future system states. This framework has been widely adopted in service placement and migration research.</w:t>
       </w:r>
     </w:p>
     <w:p>
       <w:pPr/>
       <w:r>
-        <w:t>Lyapunov optimization is a powerful online control framework that transforms a long-term stochastic optimization problem into a sequence of deterministic single-slot sub-problems by introducing a virtual queue to track constraint violations over time. By minimizing a drift-plus-penalty expression at each time slot, it achieves a provable trade-off between time-averaged cost and constraint satisfaction without requiring a priori knowledge of future system states such as user mobility or channel conditions. This property makes Lyapunov optimization particularly attractive for online service migration problems where user trajectories and network conditions are inherently unpredictable.</w:t>
-      </w:r>
-    </w:p>
-    <w:p>
-      <w:pPr>
-        <w:pStyle w:val="Heading3"/>
-      </w:pPr>
-      <w:r>
-        <w:t>Lyapunov Group 1 — Service Placement and Migration: Ouyang et al. [L1], Labriji et al. [L3], Chen et al. [L4], Wang et al. [L5], Zhou et al. [L7], Huang et al. [L8]</w:t>
+        <w:t>Ouyang et al. [L1] decomposed the MEC service placement problem under a long-term cost budget into real-time NP-hard sub-problems solved by an approximation algorithm requiring no mobility prediction. Labriji et al. [L3] combined vehicular mobility estimation from 5G handover statistics with Lyapunov optimization to derive a closed-form migration algorithm for IoV in dense urban deployments. Chen et al. [L4] addressed multicell microservice routing and applied randomized rounding to handle the NP-hardness of per-slot sub-problems. Wang et al. [L5] and Zhou et al. [L7] incorporated mobility prediction into Lyapunov-based frameworks to proactively reduce migration costs. Huang et al. [L8] extended the approach to emergency and failure recovery scenarios in MEC. Sun et al. [L2] proposed the EMM scheme for ultra-dense MEC networks, combining Lyapunov optimization with multi-armed bandit learning to jointly manage radio access and computation services under a long-term energy constraint without requiring future channel statistics. Zhou et al. [L6] developed the EGO framework for dense heterogeneous networks, combining Lyapunov decomposition with particle swarm optimization to address non-convex per-slot sub-problems arising from multi-user interference.</w:t>
       </w:r>
     </w:p>
     <w:p>
       <w:pPr/>
       <w:r>
-        <w:rPr>
-          <w:b/>
-          <w:color w:val="1970C7"/>
-        </w:rPr>
-        <w:t xml:space="preserve">[Variant A] </w:t>
-      </w:r>
-      <w:r>
-        <w:t>Multiple works apply Lyapunov optimization directly to service placement and migration. Ouyang et al. [L1] decomposed the MEC service placement problem under a long-term cost budget into real-time NP-hard sub-problems solved by an approximation algorithm requiring no mobility prediction. Labriji et al. [L3] combined vehicular mobility estimation from 5G handover statistics with Lyapunov optimization to derive a closed-form distributed VM migration algorithm, achieving over 50% energy reduction versus full-migration and no-migration baselines in a large-scale urban scenario. Chen et al. [L4] jointly optimized microservice deployment and request routing in multicell MEC via Lyapunov decomposition and randomized rounding, with provable performance-cost bounds. Wang et al. [L5] coupled a spatial-temporal GRU-GCN model for vehicular mobility prediction with Lyapunov optimization to enable proactive multi-objective migration in 6G connected vehicles. Zhou et al. [L7] integrated a lightweight DLinear traffic predictor with Lyapunov optimization for energy-efficient collaborative AI service migration in 6G cloud-edge networks. Huang et al. [L8] applied Lyapunov decomposition to post-disaster emergency networks relying on UAVs and satellites, resolving the resulting single-slot sub-problems via multi-strategy DRL.</w:t>
+        <w:t>Beyond Lyapunov-based temporal decomposition, block coordinate descent (BCD) and primal/dual decomposition methods provide a complementary approach that partitions a large mixed-integer nonlinear program (MINLP) into coupled sub-problems aligned with different decision variables or network layers. The seminal work of Chiang et al. [D1] established a comprehensive mathematical foundation for understanding layered network architectures as distributed solutions to a global network utility maximization (NUM) problem. In this framework, each protocol layer — spanning congestion control, routing, scheduling, random access, and power control — implements a decomposed sub-problem, and inter-layer signaling corresponds to the exchange of primal or dual variables. The paper develops both primal decomposition, in which a master problem allocates shared resources and passes allocations as parameters to layer sub-problems, and dual decomposition, in which sub-problems are coordinated through Lagrange multipliers. This theoretical framework motivates and unifies the decomposition-based approaches adopted in this work.</w:t>
       </w:r>
     </w:p>
     <w:p>
       <w:pPr/>
       <w:r>
-        <w:rPr>
-          <w:b/>
-          <w:color w:val="1970C7"/>
-        </w:rPr>
-        <w:t xml:space="preserve">[Variant B] </w:t>
-      </w:r>
-      <w:r>
-        <w:t>Lyapunov optimization has been applied to diverse service migration scenarios. In [L1], Ouyang et al. provided an online approximation algorithm for MEC service placement under a long-term cost constraint with no prior mobility knowledge. Labriji et al. [L3] derived a closed-form Lyapunov-based migration algorithm for IoV that dramatically reduces energy cost in dense urban deployments. Chen et al. [L4] and Wang et al. [L5] further extended Lyapunov approaches to multicell microservice routing and prediction-augmented proactive migration for 6G vehicles, respectively. Zhou et al. [L7] and Huang et al. [L8] applied Lyapunov decomposition to emerging scenarios: collaborative AI migration in 6G and multi-strategy migration in disaster-disrupted networks.</w:t>
-      </w:r>
-    </w:p>
-    <w:p>
-      <w:pPr/>
-      <w:r>
-        <w:rPr>
-          <w:b/>
-          <w:color w:val="1970C7"/>
-        </w:rPr>
-        <w:t xml:space="preserve">[Variant C] </w:t>
-      </w:r>
-      <w:r>
-        <w:t>From basic placement in [L1] to emergency recovery in [L8], Lyapunov optimization underpins a broad spectrum of migration frameworks. In [L3], a closed-form solution combines mobility estimation with Lyapunov drift minimization for IoV, while in [L4] randomized rounding addresses per-slot NP-hardness in multicell microservice routing. Prediction-augmented variants appear in [L5] and [L7], coupling spatial-temporal and DLinear forecasters with Lyapunov online control for proactive migration in 6G systems. In [L8], Lyapunov decomposition is paired with multi-strategy DRL to handle state-space explosion in satellite-UAV emergency networks.</w:t>
-      </w:r>
-    </w:p>
-    <w:p>
-      <w:pPr>
-        <w:pStyle w:val="Heading3"/>
-      </w:pPr>
-      <w:r>
-        <w:t>Lyapunov Group 2 — Energy and Mobility Management: Sun et al. [L2], Zhou et al. [L6]</w:t>
-      </w:r>
-    </w:p>
-    <w:p>
-      <w:pPr/>
-      <w:r>
-        <w:rPr>
-          <w:b/>
-          <w:color w:val="1970C7"/>
-        </w:rPr>
-        <w:t xml:space="preserve">[Variant A] </w:t>
-      </w:r>
-      <w:r>
-        <w:t>Lyapunov optimization also underpins energy-aware mobility management in dense networks. Sun et al. [L2] proposed the EMM scheme for ultra-dense MEC networks, combining Lyapunov optimization with multi-armed bandit learning to jointly manage radio access and computation services under a long-term energy constraint without requiring future channel statistics. Zhou et al. [L6] developed EGO for multi-user heterogeneous dense cellular networks, pairing Lyapunov-based online decomposition with particle swarm optimization (PSO) to handle the non-convex per-slot sub-problems arising from inter-user interference, minimizing average energy without trajectory prediction.</w:t>
-      </w:r>
-    </w:p>
-    <w:p>
-      <w:pPr/>
-      <w:r>
-        <w:rPr>
-          <w:b/>
-          <w:color w:val="1970C7"/>
-        </w:rPr>
-        <w:t xml:space="preserve">[Variant B] </w:t>
-      </w:r>
-      <w:r>
-        <w:t>Energy efficiency under uncertainty motivates two further Lyapunov-based approaches. EMM [L2] handled unknown channel statistics in ultra-dense MEC by combining Lyapunov drift minimization with bandit-based channel learning for joint radio and computation management. EGO [L6] addressed multi-user interference in dense heterogeneous networks by decoupling the stochastic energy minimization via Lyapunov optimization and resolving non-convex one-slot sub-problems with PSO, eliminating the need for mobility prediction at scale.</w:t>
-      </w:r>
-    </w:p>
-    <w:p>
-      <w:pPr/>
-      <w:r>
-        <w:rPr>
-          <w:b/>
-          <w:color w:val="1970C7"/>
-        </w:rPr>
-        <w:t xml:space="preserve">[Variant C] </w:t>
-      </w:r>
-      <w:r>
-        <w:t>In [L2], the EMM scheme demonstrated that combining Lyapunov optimization with bandit learning enables joint radio-computation management in ultra-dense MEC without future state knowledge. In [L6], EGO tackled the compounded challenge of user interference and non-convex sub-problems in dense cellular migration by combining Lyapunov decomposition with PSO, achieving competitive energy performance without trajectory prediction.</w:t>
-      </w:r>
-    </w:p>
-    <w:p>
-      <w:pPr/>
-      <w:r>
-        <w:rPr>
-          <w:b/>
-          <w:color w:val="2E75B6"/>
-        </w:rPr>
-        <w:t>▶ BCD-Type Decomposition Introduction</w:t>
-      </w:r>
-    </w:p>
-    <w:p>
-      <w:pPr/>
-      <w:r>
-        <w:t>Beyond Lyapunov-based temporal decomposition, block coordinate descent (BCD) and primal/dual decomposition methods provide a complementary spatial decomposition approach that splits a large MINLP into coupled sub-problems aligned with different decision variables or network layers.</w:t>
-      </w:r>
-    </w:p>
-    <w:p>
-      <w:pPr>
-        <w:pStyle w:val="Heading3"/>
-      </w:pPr>
-      <w:r>
-        <w:t>Main Reference [D1] — Chiang et al. [Proc. IEEE 2007]: Layering as Optimization Decomposition</w:t>
-      </w:r>
-    </w:p>
-    <w:p>
-      <w:pPr/>
-      <w:r>
-        <w:rPr>
-          <w:i/>
-          <w:color w:val="444444"/>
-        </w:rPr>
-        <w:t>[MAIN REFERENCE — described in more detail]</w:t>
-      </w:r>
-    </w:p>
-    <w:p>
-      <w:pPr/>
-      <w:r>
-        <w:rPr>
-          <w:b/>
-          <w:color w:val="1970C7"/>
-        </w:rPr>
-        <w:t xml:space="preserve">[Variant A] </w:t>
-      </w:r>
-      <w:r>
-        <w:t>Chiang et al. [D1] provided a comprehensive mathematical foundation for understanding layered network architectures as distributed solutions to a global network utility maximization (NUM) problem. In this framework, the entire protocol stack — spanning congestion control, routing, scheduling, random access, power control, and channel coding — is modeled as a single NUM, and each protocol layer corresponds to a decomposed sub-problem of this NUM. The interfaces between layers are quantified as functions of primal or Lagrange dual variables that coordinate the sub-problems. Vertical decomposition maps functional modules to layers (e.g., transport, network, MAC), while horizontal decomposition distributes computation across network nodes. Two canonical decomposition approaches are formalized: primal decomposition, which allocates shared resources top-down and yields independent per-layer sub-problems, and dual decomposition, which relaxes coupling constraints via Lagrange multipliers and enables distributed sub-gradient coordination. By establishing this unifying language, [D1] transforms cross-layer protocol design from ad hoc engineering into a principled, top-down optimization process, providing the theoretical grounding that directly inspires our decomposition-based approach to service migration.</w:t>
-      </w:r>
-    </w:p>
-    <w:p>
-      <w:pPr/>
-      <w:r>
-        <w:rPr>
-          <w:b/>
-          <w:color w:val="1970C7"/>
-        </w:rPr>
-        <w:t xml:space="preserve">[Variant B] </w:t>
-      </w:r>
-      <w:r>
-        <w:t>The pioneering work of Chiang et al. [D1] reinterpreted network layering as optimization decomposition of a generalized NUM problem, in which each protocol layer implements a decomposed sub-problem and inter-layer signaling corresponds to the exchange of primal or dual variables. The paper systematically develops both primal decomposition — where a master problem allocates shared resources to independent layers — and dual decomposition — where Lagrangian relaxation of coupling constraints yields distributed sub-problems coordinated via multiplier updates. Horizontal decomposition further enables computation to be distributed across nodes in an ad hoc or sensor network setting. Through case studies covering TCP/IP, power control, and routing, the paper demonstrates that apparently unrelated protocol mechanisms emerge as special cases of a single NUM decomposition. This unifying framework provides the mathematical language and decomposition principles that motivate our layered treatment of migration destination, data rate allocation, and path selection as coupled yet separable sub-problems.</w:t>
-      </w:r>
-    </w:p>
-    <w:p>
-      <w:pPr/>
-      <w:r>
-        <w:rPr>
-          <w:b/>
-          <w:color w:val="1970C7"/>
-        </w:rPr>
-        <w:t xml:space="preserve">[Variant C] </w:t>
-      </w:r>
-      <w:r>
-        <w:t>In [D1], Chiang et al. established "Layering as Optimization Decomposition" as a mathematical theory of network architectures, modeling the protocol stack as a global NUM whose decomposition gives rise to the layered structure. The theory identifies two complementary decompositions: in primal decomposition, a master optimization manages a shared resource constraint and passes allocations to sub-problems (layers), each independently optimized; in dual decomposition, coupling constraints are relaxed by Lagrange multipliers, and each sub-problem is optimized locally with multiplier updates serving as inter-layer messages. Both vertical decomposition (into functional layers: application, transport, network, MAC, physical) and horizontal decomposition (distributed nodes) are addressed, with convergence properties and optimality conditions formally analyzed. The resulting framework unifies existing cross-layer designs and provides a principled basis for architecting new protocol stacks — including the multi-layer decomposition strategy we employ in this work.</w:t>
-      </w:r>
-    </w:p>
-    <w:p>
-      <w:pPr>
-        <w:pStyle w:val="Heading3"/>
-      </w:pPr>
-      <w:r>
-        <w:t>Main Reference [D2] — Li et al. [GLOBECOM 2021]: Distributed Service Migration in Satellite MEC</w:t>
-      </w:r>
-    </w:p>
-    <w:p>
-      <w:pPr/>
-      <w:r>
-        <w:rPr>
-          <w:i/>
-          <w:color w:val="444444"/>
-        </w:rPr>
-        <w:t>[MAIN REFERENCE — described in more detail]</w:t>
-      </w:r>
-    </w:p>
-    <w:p>
-      <w:pPr/>
-      <w:r>
-        <w:rPr>
-          <w:b/>
-          <w:color w:val="1970C7"/>
-        </w:rPr>
-        <w:t xml:space="preserve">[Variant A] </w:t>
-      </w:r>
-      <w:r>
-        <w:t>Li et al. [D2] addressed the curse of dimensionality in multi-user satellite mobile edge computing (MEC), where the joint service migration problem can be modeled as an MDP with a state space of size M^(2N), which becomes intractably large for even moderate numbers of users N and base stations M. The key insight of [D2] is that the original high-dimensional MDP can be transformed into an equivalent optimization problem and then decomposed into N independent per-user sub-MDPs, each with a dramatically smaller state space of size M². This two-layer decomposition — an outer layer coordinating global migration targets and an inner layer handling individual user decisions — reduces the state-space complexity from M^(2N) to N×M², enabling tractable per-user dynamic programming without resorting to deep neural networks. The paper contributes a formal analysis of this decomposition structure and demonstrates via simulation that the proposed distributed algorithm achieves superior performance compared to baseline models including Q-learning and DQN approaches, while requiring substantially less computational cost. This structural decomposition approach directly motivates our treatment of the multi-user migration problem.</w:t>
-      </w:r>
-    </w:p>
-    <w:p>
-      <w:pPr/>
-      <w:r>
-        <w:rPr>
-          <w:b/>
-          <w:color w:val="1970C7"/>
-        </w:rPr>
-        <w:t xml:space="preserve">[Variant B] </w:t>
-      </w:r>
-      <w:r>
-        <w:t>To tackle the intractable state space of multi-user service migration in satellite MEC, Li et al. [D2] proposed a distributed two-layer decomposition model that systematically reduces problem complexity. The original multi-user MDP, whose state space grows exponentially as M^(2N) in the number of users and base stations, is first cast as an optimization problem. By exploiting the structural separability of per-user migration decisions, this optimization is then decomposed into N independent sub-problems, each corresponding to a low-dimensional MDP with state space of size M². The outer decomposition layer coordinates which edge server each service targets, while the inner layer solves each user sub-MDP independently, enabling distributed execution without centralized state tracking. Simulation results confirm that this decomposition-based approach outperforms baseline Q-learning and DQN methods in service delay metrics, while avoiding the instability and training overhead associated with deep neural network solvers. The two-layer decomposition concept of [D2] is a key inspiration for our framework.</w:t>
-      </w:r>
-    </w:p>
-    <w:p>
-      <w:pPr/>
-      <w:r>
-        <w:rPr>
-          <w:b/>
-          <w:color w:val="1970C7"/>
-        </w:rPr>
-        <w:t xml:space="preserve">[Variant C] </w:t>
-      </w:r>
-      <w:r>
-        <w:t>In [D2], Li et al. proposed a novel two-layer decomposition to address the dimensionality curse in satellite MEC service migration, where multi-user joint optimization yields an M^(2N)-sized state space. The decomposition proceeds in two steps: (i) the high-dimensional MDP is re-expressed as a constrained optimization problem that reveals per-user separability; (ii) the optimization is decomposed into N coupled sub-MDPs, each of size M², which are solved independently at the inner layer while the outer layer coordinates their solutions to satisfy global migration constraints. This two-layer structure not only reduces computational complexity from exponential to linear in the number of users, but also enables fully distributed execution — each user sub-MDP can be solved locally without sharing raw state information. Experiments on a satellite MEC topology demonstrate consistent outperformance over DQN and Q-learning baselines, validating the decomposition approach. The structural insight of [D2] — that problem decomposition can simultaneously reduce complexity and enable distributed operation — is central to the design of our algorithm.</w:t>
-      </w:r>
-    </w:p>
-    <w:p>
-      <w:pPr>
-        <w:pStyle w:val="Heading3"/>
-      </w:pPr>
-      <w:r>
-        <w:t>Papers [D3][D4] — BCD-Type Works: Tran &amp; Pompili, Liu et al.</w:t>
-      </w:r>
-    </w:p>
-    <w:p>
-      <w:pPr/>
-      <w:r>
-        <w:rPr>
-          <w:b/>
-          <w:color w:val="1970C7"/>
-        </w:rPr>
-        <w:t xml:space="preserve">[Variant A] </w:t>
-      </w:r>
-      <w:r>
-        <w:t>Other BCD-type works have applied decomposition to MEC optimization. Tran and Pompili [D3] decomposed the joint task offloading and resource allocation MINLP in multi-server MEC into a resource allocation sub-problem solved in closed form via convex/quasi-convex optimization and a task offloading sub-problem addressed by sequential convex approximation, achieving near-optimal performance with reduced complexity. Liu et al. [D4] similarly decomposed the joint request assignment and computing resource allocation problem in multi-access MEC: the continuous resource allocation sub-problem is solved optimally in closed form via Lagrangian analysis, and the resulting combinatorial assignment sub-problem is addressed by a primal-dual approximation algorithm with provable approximation ratio bounds.</w:t>
-      </w:r>
-    </w:p>
-    <w:p>
-      <w:pPr/>
-      <w:r>
-        <w:rPr>
-          <w:b/>
-          <w:color w:val="1970C7"/>
-        </w:rPr>
-        <w:t xml:space="preserve">[Variant B] </w:t>
-      </w:r>
-      <w:r>
-        <w:t>Two further BCD-type studies serve as representative references. In [D3], Tran and Pompili proposed an alternating BCD framework for joint offloading and resource allocation in multi-server MEC, decoupling discrete and continuous variables into sequentially solvable convex sub-problems. In [D4], Liu et al. derived an optimal closed-form resource allocation policy via Lagrangian duality and designed a primal-dual approximation algorithm for the resulting assignment problem, providing both theoretical guarantees and practical efficiency.</w:t>
-      </w:r>
-    </w:p>
-    <w:p>
-      <w:pPr/>
-      <w:r>
-        <w:rPr>
-          <w:b/>
-          <w:color w:val="1970C7"/>
-        </w:rPr>
-        <w:t xml:space="preserve">[Variant C] </w:t>
-      </w:r>
-      <w:r>
-        <w:t>In [D3], BCD decomposition of the joint offloading-resource MINLP in multi-server MEC yields two alternating sub-problems with closed-form and sequential-convex-approximation solutions respectively, converging to a stationary point with substantially less computational cost. In [D4], Lagrangian duality decouples resource allocation from request assignment in multi-access MEC, enabling an analytically optimal lower-level solution and a primal-dual approximation algorithm with formal approximation bounds for the upper-level assignment problem.</w:t>
+        <w:t>Li et al. [D2] applied decomposition to the service migration problem in multi-user satellite MEC, where the joint optimization yields a state space that grows exponentially in the number of users and base stations. By exploiting the separable structure of the problem, they proposed a two-layer distributed decomposition that transforms the high-dimensional MDP into per-user sub-problems coordinated through shared resource constraints, enabling tractable distributed optimization with convergence guarantees. Tran and Pompili [D3] decomposed the joint task offloading and resource allocation MINLP in multi-server MEC into alternating sub-problems addressing discrete offloading and continuous resource allocation variables respectively. Liu et al. [D4] applied Lagrangian duality to decouple resource allocation from request assignment in multi-access MEC, deriving closed-form policy updates for the resource sub-problem and enabling distributed implementation.</w:t>
       </w:r>
     </w:p>
     <w:p>
@@ -507,234 +79,19 @@
     <w:p>
       <w:pPr/>
       <w:r>
-        <w:rPr>
-          <w:b/>
-          <w:color w:val="2E75B6"/>
-        </w:rPr>
-        <w:t>▶ Common Shortcoming of Paragraphs A &amp; B</w:t>
+        <w:t>While the ML-based and decomposition-based methods reviewed above have made significant advances in minimizing service latency and migration cost, a common limitation persists: most works model the backhaul network only in terms of aggregate link cost or bandwidth consumed by migrations as part of the objective, but do not explicitly enforce hard capacity constraints on individual backhaul links. When multiple users simultaneously migrate over shared backhaul infrastructure, unregulated link utilization can lead to severe congestion and service degradation.</w:t>
       </w:r>
     </w:p>
     <w:p>
       <w:pPr/>
       <w:r>
-        <w:t>While the ML-based and decomposition-based methods reviewed above have made significant advances in minimizing service latency and migration cost, a common limitation persists: most of these works model the backhaul network only in terms of aggregate link cost or bandwidth consumed by migrations as part of the objective, but do not explicitly enforce hard capacity constraints on individual backhaul links. Consequently, when multiple users simultaneously migrate over shared backhaul links, link congestion can arise and severely degrade service quality — a concern that intensifies with growing edge server density and user population. A separate line of research has specifically targeted backhaul link congestion in MEC/VEC networks.</w:t>
-      </w:r>
-    </w:p>
-    <w:p>
-      <w:pPr>
-        <w:pStyle w:val="Heading3"/>
-      </w:pPr>
-      <w:r>
-        <w:t>Congestion Group 1 — Path Selection and Traffic Steering: Xu et al. [C1], Anwar et al. [C2], Cao et al. [C6]</w:t>
+        <w:t>Several works address link congestion through path selection and traffic steering. Xu et al. [C1] formulated path selection for seamless VEC service migration as a multiobjective optimization balancing network provider cost and user quality of experience (QoE), proposing a weakly Pareto-optimal algorithm with distance-based filtering to improve scalability. Anwar et al. [C2] proposed a distributed traffic steering scheme for 5G IoV that partitions the MEC network and applies dynamic shortest-path selection to reduce congestion. Cao et al. [C6] trained a deep Q-network agent to find migration paths that minimize cost and delay while avoiding congested links. At the virtualized network function layer, Liu et al. [C3] jointly optimized virtual network function (VNF) placement and traffic routing to manage congestion in SDN/MEC networks under erratic user mobility. Jasim et al. [C5] proposed asynchronous coarse-grained load migration for NFV-based fog networks to balance IoT workloads across nodes and avoid saturation. Xiao et al. [C4] directly incorporated limited backhaul bandwidth into the VEC small-cell migration model and proposed OMELET, a Lyapunov-based algorithm that dynamically adapts migration decisions to finite backhaul capacity while guaranteeing QoS. Jia et al. [C7] proposed a semantic graph-based multi-agent reinforcement learning framework for congestion-aware migration and routing in satellite-UAV heterogeneous networks.</w:t>
       </w:r>
     </w:p>
     <w:p>
       <w:pPr/>
       <w:r>
-        <w:rPr>
-          <w:b/>
-          <w:color w:val="1970C7"/>
-        </w:rPr>
-        <w:t xml:space="preserve">[Variant A] </w:t>
-      </w:r>
-      <w:r>
-        <w:t>Several works address link congestion primarily through path selection and traffic steering. Xu et al. [C1] formulated path selection for seamless VEC service migration as a multiobjective optimization balancing network provider cost and user QoE, proposing a weakly Pareto-optimal algorithm with distance-based filtering to improve scalability. Anwar et al. [C2] proposed a distributed traffic steering framework for 5G-enabled MEC IoV, partitioning the network by distinguishing edge servers from routers and applying matrix-based dynamic shortest-path selection to maintain seamless migration at high vehicle density. Cao et al. [C6] proposed SMART, a DQN-based framework that models migration path selection as an MDP with dual constraints on computing capacity and transmission time, discovering paths that simultaneously minimize communication delay and cost.</w:t>
-      </w:r>
-    </w:p>
-    <w:p>
-      <w:pPr/>
-      <w:r>
-        <w:rPr>
-          <w:b/>
-          <w:color w:val="1970C7"/>
-        </w:rPr>
-        <w:t xml:space="preserve">[Variant B] </w:t>
-      </w:r>
-      <w:r>
-        <w:t>Path selection is the primary congestion mitigation strategy in [C1], [C2], and [C6]. Xu et al. [C1] derived weakly Pareto-optimal VEC migration paths balancing cost and QoE, while Anwar et al. [C2] achieved scalable 5G IoV traffic steering through network partitioning and dynamic shortest-path selection. Cao et al. [C6] trained a DQN agent to find migration paths that minimize cost and delay under dual resource constraints, outperforming six baseline path selection methods.</w:t>
-      </w:r>
-    </w:p>
-    <w:p>
-      <w:pPr/>
-      <w:r>
-        <w:rPr>
-          <w:b/>
-          <w:color w:val="1970C7"/>
-        </w:rPr>
-        <w:t xml:space="preserve">[Variant C] </w:t>
-      </w:r>
-      <w:r>
-        <w:t>In [C1], multiobjective path selection was derived for VEC with provably Pareto-optimal solutions combining network cost and QoE. In [C2], a partitioned MEC architecture distinguished edge servers from routers, enabling distributed filter-bounded dynamic path selection for large-scale IoV deployments. In [C6], SMART recast path selection as a constrained MDP and applied DQN to balance migration delay and cost, demonstrating superiority over multiple baselines in dynamic MEC environments.</w:t>
-      </w:r>
-    </w:p>
-    <w:p>
-      <w:pPr>
-        <w:pStyle w:val="Heading3"/>
-      </w:pPr>
-      <w:r>
-        <w:t>Congestion Group 2 — VNF/NF Migration and Fog Load Balancing: Liu et al. [C3], Jasim et al. [C5]</w:t>
-      </w:r>
-    </w:p>
-    <w:p>
-      <w:pPr/>
-      <w:r>
-        <w:rPr>
-          <w:b/>
-          <w:color w:val="1970C7"/>
-        </w:rPr>
-        <w:t xml:space="preserve">[Variant A] </w:t>
-      </w:r>
-      <w:r>
-        <w:t>Congestion is also addressed at the network function and fog layer. Liu et al. [C3] studied online dynamic network function (NF) migration in SDN/MEC networks, jointly optimizing VNF placement and traffic routing to manage congestion and satisfy diverse QoS requirements under erratic user mobility. Jasim et al. [C5] proposed asynchronous coarse-grained load migration for NFV-based fog networks, redistributing network functions across fog nodes to reduce node saturation and congestion under heavy IoT traffic volumes.</w:t>
-      </w:r>
-    </w:p>
-    <w:p>
-      <w:pPr/>
-      <w:r>
-        <w:rPr>
-          <w:b/>
-          <w:color w:val="1970C7"/>
-        </w:rPr>
-        <w:t xml:space="preserve">[Variant B] </w:t>
-      </w:r>
-      <w:r>
-        <w:t>At the virtualized function layer, Liu et al. [C3] integrated VNF placement and routing optimization to prevent edge congestion in SDN/MEC networks, while Jasim et al. [C5] designed asynchronous coarse-grained migration schemes for NFV-enabled fog networks that balance IoT workloads across nodes to avoid saturation.</w:t>
-      </w:r>
-    </w:p>
-    <w:p>
-      <w:pPr/>
-      <w:r>
-        <w:rPr>
-          <w:b/>
-          <w:color w:val="1970C7"/>
-        </w:rPr>
-        <w:t xml:space="preserve">[Variant C] </w:t>
-      </w:r>
-      <w:r>
-        <w:t>In [C3], online NF migration in softwarization-based MEC jointly optimizes placement and path routing to relieve congestion caused by computation sinking to the edge. In [C5], asynchronous coarse-grained load migration redistributes functions across fog nodes to dampen congestion from bursty IoT traffic, improving admission rates and resource utilization.</w:t>
-      </w:r>
-    </w:p>
-    <w:p>
-      <w:pPr>
-        <w:pStyle w:val="Heading3"/>
-      </w:pPr>
-      <w:r>
-        <w:t>Congestion Group 3 — Backhaul-Aware and Large-Scale Topology: Xiao et al. [C4], Jia et al. [C7]</w:t>
-      </w:r>
-    </w:p>
-    <w:p>
-      <w:pPr/>
-      <w:r>
-        <w:rPr>
-          <w:b/>
-          <w:color w:val="1970C7"/>
-        </w:rPr>
-        <w:t xml:space="preserve">[Variant A] </w:t>
-      </w:r>
-      <w:r>
-        <w:t>Two works model backhaul capacity or heterogeneous topology more explicitly. Xiao et al. [C4] directly incorporated limited backhaul bandwidth into the VEC small-cell migration model and proposed OMELET, a Lyapunov-based algorithm that dynamically adapts migration decisions to finite backhaul capacity while guaranteeing QoS. Jia et al. [C7] proposed a semantic graph-based multi-agent RL framework for joint service migration and routing in satellite-aided UAV networks, using cyclic message-passing and a discrete denoising diffusion model to capture dynamic topology and alleviate congestion in heterogeneous aerial-satellite networks.</w:t>
-      </w:r>
-    </w:p>
-    <w:p>
-      <w:pPr/>
-      <w:r>
-        <w:rPr>
-          <w:b/>
-          <w:color w:val="1970C7"/>
-        </w:rPr>
-        <w:t xml:space="preserve">[Variant B] </w:t>
-      </w:r>
-      <w:r>
-        <w:t>Xiao et al. [C4] modeled finite backhaul capacity explicitly in VEC small-cell networks, designing the OMELET algorithm to dynamically adapt migration decisions to bandwidth limits while preserving QoS guarantees. Jia et al. [C7] addressed dynamic topology congestion in satellite-UAV networks through a MARL framework with semantic graph representations and generative topology modeling, jointly optimizing migration and routing to reduce delay and increase throughput.</w:t>
-      </w:r>
-    </w:p>
-    <w:p>
-      <w:pPr/>
-      <w:r>
-        <w:rPr>
-          <w:b/>
-          <w:color w:val="1970C7"/>
-        </w:rPr>
-        <w:t xml:space="preserve">[Variant C] </w:t>
-      </w:r>
-      <w:r>
-        <w:t>In [C4], OMELET explicitly constrains migration decisions by finite backhaul bandwidth in VEC, using Lyapunov optimization to balance migration cost minimization against QoS guarantees under capacity limits. In [C7], a MARL agent with semantic graph extraction and diffusion-based topology generation jointly optimizes migration and routing in satellite-UAV heterogeneous networks, compensating for limited local agent visibility through cyclic message-passing.</w:t>
-      </w:r>
-    </w:p>
-    <w:p>
-      <w:pPr/>
-      <w:r>
-        <w:rPr>
-          <w:b/>
-          <w:color w:val="2E75B6"/>
-        </w:rPr>
-        <w:t>▶ Gap Analysis and Differentiation of Our Work</w:t>
-      </w:r>
-    </w:p>
-    <w:p>
-      <w:pPr/>
-      <w:r>
-        <w:t>While the above congestion-aware works represent important progress, they primarily address link congestion through path selection (routing optimization), i.e., choosing which paths carry migration or service data flows. The allocated data rate on each chosen path — a critical lever for controlling how much bandwidth each migration occupies — is typically treated as a fixed or implicitly determined quantity rather than an explicit optimization variable. In network topologies with high connectivity, rich path diversity can partially compensate for this limitation by distributing load across many alternative routes. However, in topologies with limited path choices — such as sparse backhaul graphs common in rural or emergency networks, or ring/tree-structured backhaul deployed in access networks — the number of feasible disjoint paths between source and destination edge nodes is small, severely constraining the relief that routing alone can provide. In such scenarios, jointly optimizing both the data rate allocation (controlling how aggressively each migration consumes link bandwidth) and path selection offers a fundamentally richer solution space and can substantially alleviate congestion compared to path selection alone. To the best of our knowledge, this paper is the first to jointly optimize migration destination, data rate allocation, and path selection within a unified congestion-aware framework for backhaul-constrained networks, differentiating our work from all existing approaches.</w:t>
-      </w:r>
-    </w:p>
-    <w:p>
-      <w:pPr>
-        <w:pStyle w:val="Heading2"/>
-      </w:pPr>
-      <w:r>
-        <w:t>D. Assembled Recommended Version</w:t>
-      </w:r>
-    </w:p>
-    <w:p>
-      <w:pPr/>
-      <w:r>
-        <w:rPr>
-          <w:i/>
-          <w:color w:val="444444"/>
-        </w:rPr>
-        <w:t>The following assembled version combines Variant A for all groups into a coherent narrative suitable for direct submission. Adapt citations [1]–[12], [L1]–[L8], [D1]–[D4], [C1]–[C7] to match your reference list numbering.</w:t>
-      </w:r>
-    </w:p>
-    <w:p>
-      <w:pPr>
-        <w:pStyle w:val="Heading3"/>
-      </w:pPr>
-      <w:r>
-        <w:t>Paragraph 1 — ML-Based Service Migration</w:t>
-      </w:r>
-    </w:p>
-    <w:p>
-      <w:pPr/>
-      <w:r>
-        <w:t>Machine learning (ML), particularly deep reinforcement learning (DRL), has been widely applied to service migration in mobile edge computing (MEC) to cope with the dynamic and uncertain nature of user mobility and network conditions. In VEC and IoV contexts, Yuan et al. [1] proposed a multi-agent DRL algorithm using a two-branch convolutional deep Q-network to jointly optimize migration and vehicle routing, minimizing composite service delay, migration cost, and travel time. Peng et al. [4] introduced a fast transfer RL method for cost-aware migration in dynamic VEC, improving satisfaction probability by up to 30% with reduced training overhead. Gao et al. [7] proposed VRCCS-AC, combining variational recurrent modeling with actor-critic RL for decentralized strategy reuse in VEC, while Khamari et al. [11] designed an adaptive DRL policy for dynamic vehicular topology. Chen et al. [5] developed SR-CL for IoV, pairing convex optimization for resource allocation with asynchronous actor-critic DRL for migration decisions. In general MEC settings, Wang et al. [2] formulated microservice coordination as an MDP with an online RL algorithm achieving near-optimal performance, and Wang et al. [3] extended this to partial observability via a deep recurrent actor-critic with LSTM hidden-state extraction. Tran and Yoo [12] augmented DRL with RNN-based mobility prediction for proactive migration, while Wang et al. [10] applied RL to jointly maximize system revenue through task offloading and migration optimization. Zhang et al. [6] addressed DT migration under dual supplier-consumer mobility with a DRL-based online algorithm. For adjacent computation offloading, Ale et al. [8] and Zhou et al. [9] applied DRL to deadline-constrained multi-server scheduling and energy-efficient offloading under delay constraints, respectively. Despite their demonstrated effectiveness, directly applying ML/DRL without problem decomposition introduces three fundamental challenges: (1) the joint optimization of migration, resource allocation, and routing decisions yields an exponentially large combinatorial action space, leading to inefficient exploration and poor sample efficiency; (2) mixed discrete-continuous decision variables produce unstable training dynamics, particularly in multi-user scenarios; and (3) without explicit constraint decomposition per network element, hard capacity constraints on computing, bandwidth, and link resources are frequently violated during learning.</w:t>
-      </w:r>
-    </w:p>
-    <w:p>
-      <w:pPr>
-        <w:pStyle w:val="Heading3"/>
-      </w:pPr>
-      <w:r>
-        <w:t>Paragraph 2 — Problem Decomposition for Service Migration</w:t>
-      </w:r>
-    </w:p>
-    <w:p>
-      <w:pPr/>
-      <w:r>
-        <w:t>To overcome the scalability limitations of direct ML approaches, a rich body of work applies structured problem decomposition. Lyapunov optimization transforms long-term stochastic optimization into deterministic per-slot sub-problems via virtual queue tracking, achieving provable cost-constraint tradeoffs without prior knowledge of future system states. Ouyang et al. [L1] applied it to MEC service placement under a long-term cost budget, while Labriji et al. [L3] derived a closed-form distributed VM migration algorithm for IoV by integrating mobility estimates with Lyapunov drift minimization, achieving over 50% energy reduction. Chen et al. [L4] jointly optimized microservice deployment and routing in multicell MEC via Lyapunov decomposition and randomized rounding. Wang et al. [L5] coupled a spatial-temporal GRU-GCN predictor with Lyapunov optimization for proactive 6G vehicle migration. Zhou et al. [L7] and Huang et al. [L8] extended Lyapunov frameworks to collaborative AI migration in 6G and multi-strategy migration in satellite-UAV emergency networks. For energy and mobility management, Sun et al. [L2] proposed EMM, combining Lyapunov optimization with multi-armed bandit learning for ultra-dense MEC, and Zhou et al. [L6] developed EGO, pairing Lyapunov decomposition with particle swarm optimization for non-convex per-slot sub-problems in dense heterogeneous networks. Beyond Lyapunov methods, BCD and dual decomposition provide complementary spatial partitioning of coupled MINLP sub-problems. Chiang et al. [D1] established the mathematical foundation of "Layering as Optimization Decomposition," modeling the full protocol stack as a global network utility maximization (NUM) problem in which each layer corresponds to a decomposed sub-problem. The framework formalizes both primal decomposition — where a master problem distributes shared resources to independent layer sub-problems — and dual decomposition — where Lagrange multipliers relax coupling constraints and coordinate distributed sub-gradient updates. Vertical decomposition maps functional modules (congestion control, routing, scheduling, access, power control, coding) to layers, while horizontal decomposition distributes computation across nodes; together they supply a principled language for modular cross-layer design that directly informs our decomposition approach. Li et al. [D2] addressed the curse of dimensionality in multi-user satellite MEC, where the joint migration MDP has state-space size M^(2N). By transforming the MDP into an optimization problem and exploiting per-user structural separability, [D2] decomposes the original problem into N independent sub-MDPs each of size M², reducing complexity from M^(2N) to N×M². The resulting distributed two-layer framework — an outer layer coordinating global targets and an inner layer solving per-user MDPs independently — outperforms DQN and Q-learning baselines while avoiding deep neural network training overhead. Tran and Pompili [D3] and Liu et al. [D4] represent further BCD-type contributions, decomposing joint offloading/resource and request-assignment/computing-resource MINLPs, respectively, into analytically tractable sub-problems with closed-form and approximation-algorithm solutions.</w:t>
-      </w:r>
-    </w:p>
-    <w:p>
-      <w:pPr>
-        <w:pStyle w:val="Heading3"/>
-      </w:pPr>
-      <w:r>
-        <w:t>Paragraph 3 — Backhaul Link Congestion and Our Differentiation</w:t>
-      </w:r>
-    </w:p>
-    <w:p>
-      <w:pPr/>
-      <w:r>
-        <w:t>While the above ML-based and decomposition-based methods have significantly advanced service migration, a common limitation persists: most works model backhaul resources only as cost terms in the objective, without explicitly enforcing hard per-link capacity constraints. When multiple users simultaneously migrate over shared backhaul links, congestion can severely degrade service quality — a concern that intensifies with growing edge server density. A dedicated line of research targets backhaul congestion directly. Xu et al. [C1] formulated VEC migration path selection as a multiobjective optimization balancing network cost and QoE, proposing a weakly Pareto-optimal algorithm with distance-based filtering. Anwar et al. [C2] introduced a distributed traffic steering framework for 5G MEC IoV, using network partitioning and dynamic shortest-path selection for scalable seamless migration. Cao et al. [C6] proposed SMART, a DQN-based path selection framework that minimizes migration delay and cost under dual computing and transmission constraints. Liu et al. [C3] jointly optimized VNF placement and routing to manage congestion in SDN/MEC under heterogeneous QoS requirements. Jasim et al. [C5] designed asynchronous coarse-grained load migration for NFV-enabled fog networks to reduce node saturation under heavy IoT traffic. Xiao et al. [C4] explicitly modeled limited backhaul bandwidth in VEC small-cell networks and proposed OMELET, a Lyapunov-based algorithm balancing migration cost against QoS under finite backhaul capacity. Jia et al. [C7] proposed a semantic graph-based MARL framework for joint migration and routing in satellite-aided UAV networks, using diffusion-based topology modeling to manage dynamic congestion. However, all the above congestion-aware methods primarily address link congestion through path selection, treating the data rate allocated to each migration as a fixed or implicitly determined quantity. In topologies with limited path diversity — such as sparse backhaul graphs in rural or emergency networks, or ring/tree-structured access-network backhauls — routing alone provides insufficient congestion relief, as few disjoint paths exist between source and destination edge nodes. In such scenarios, jointly optimizing migration data rate allocation alongside path selection yields a fundamentally richer solution space. To the best of our knowledge, this paper is the first to jointly optimize migration destination, data rate allocation, and path selection within a unified congestion-aware framework for backhaul-constrained cloud-native networks, differentiating our work from all existing approaches.</w:t>
+        <w:t>While the above congestion-aware works represent important progress, they primarily address link congestion through path selection, i.e., choosing which paths carry migration or service data flows. The allocated data rate on each chosen path — a critical lever for controlling how much bandwidth each migration occupies — is typically treated as a fixed or implicitly determined quantity. Our work addresses this gap by jointly optimizing migration destination selection, backhaul routing, and per-link rate allocation subject to explicit hard backhaul capacity constraints, thereby controlling both where data flows and how much bandwidth each migration consumes.</w:t>
       </w:r>
     </w:p>
     <w:sectPr>
